--- a/dosyalar/sinavlar/6-sinif/arapca-6-2d1y-beceri.docx
+++ b/dosyalar/sinavlar/6-sinif/arapca-6-2d1y-beceri.docx
@@ -32,7 +32,7 @@
           </w:tcPr>
           <w:p>
             <w:pPr>
-              <w:spacing w:after="20"/>
+              <w:spacing w:after="8"/>
               <w:jc w:val="center"/>
             </w:pPr>
             <w:r>
@@ -43,15 +43,15 @@
                 <w:i w:val="false"/>
                 <w:iCs w:val="false"/>
                 <w:color w:val="39454F"/>
-                <w:sz w:val="19"/>
-                <w:szCs w:val="19"/>
+                <w:sz w:val="17"/>
+                <w:szCs w:val="17"/>
               </w:rPr>
               <w:t xml:space="preserve">2026-2027 EĞİTİM ÖĞRETİM YILI</w:t>
             </w:r>
           </w:p>
           <w:p>
             <w:pPr>
-              <w:spacing w:after="20"/>
+              <w:spacing w:after="8"/>
               <w:jc w:val="center"/>
             </w:pPr>
             <w:r>
@@ -62,8 +62,8 @@
                 <w:i w:val="false"/>
                 <w:iCs w:val="false"/>
                 <w:color w:val="111111"/>
-                <w:sz w:val="21"/>
-                <w:szCs w:val="21"/>
+                <w:sz w:val="18"/>
+                <w:szCs w:val="18"/>
               </w:rPr>
               <w:t xml:space="preserve">……………………………………………………………… İMAM HATİP ORTAOKULU</w:t>
             </w:r>
@@ -81,8 +81,8 @@
                 <w:i w:val="false"/>
                 <w:iCs w:val="false"/>
                 <w:color w:val="15222E"/>
-                <w:sz w:val="23"/>
-                <w:szCs w:val="23"/>
+                <w:sz w:val="20"/>
+                <w:szCs w:val="20"/>
               </w:rPr>
               <w:t xml:space="preserve">6. SINIF ARAPÇA DERSİ 2. DÖNEM 1. YAZILI SINAVI (BECERİ TEMELLİ)</w:t>
             </w:r>
@@ -122,18 +122,18 @@
           </w:tcPr>
           <w:p>
             <w:pPr>
-              <w:spacing w:after="0" w:line="270"/>
-            </w:pPr>
-            <w:r>
-              <w:rPr>
-                <w:rFonts w:ascii="Times New Roman" w:cs="Times New Roman" w:eastAsia="Times New Roman" w:hAnsi="Times New Roman"/>
-                <w:b w:val="false"/>
-                <w:bCs w:val="false"/>
-                <w:i w:val="false"/>
-                <w:iCs w:val="false"/>
-                <w:color w:val="111111"/>
-                <w:sz w:val="20"/>
-                <w:szCs w:val="20"/>
+              <w:spacing w:after="0" w:line="220"/>
+            </w:pPr>
+            <w:r>
+              <w:rPr>
+                <w:rFonts w:ascii="Times New Roman" w:cs="Times New Roman" w:eastAsia="Times New Roman" w:hAnsi="Times New Roman"/>
+                <w:b w:val="false"/>
+                <w:bCs w:val="false"/>
+                <w:i w:val="false"/>
+                <w:iCs w:val="false"/>
+                <w:color w:val="111111"/>
+                <w:sz w:val="17"/>
+                <w:szCs w:val="17"/>
               </w:rPr>
               <w:t xml:space="preserve">Adı Soyadı :  ………………………………………………………</w:t>
             </w:r>
@@ -152,18 +152,18 @@
           </w:tcPr>
           <w:p>
             <w:pPr>
-              <w:spacing w:after="0" w:line="270"/>
-            </w:pPr>
-            <w:r>
-              <w:rPr>
-                <w:rFonts w:ascii="Times New Roman" w:cs="Times New Roman" w:eastAsia="Times New Roman" w:hAnsi="Times New Roman"/>
-                <w:b w:val="false"/>
-                <w:bCs w:val="false"/>
-                <w:i w:val="false"/>
-                <w:iCs w:val="false"/>
-                <w:color w:val="111111"/>
-                <w:sz w:val="20"/>
-                <w:szCs w:val="20"/>
+              <w:spacing w:after="0" w:line="220"/>
+            </w:pPr>
+            <w:r>
+              <w:rPr>
+                <w:rFonts w:ascii="Times New Roman" w:cs="Times New Roman" w:eastAsia="Times New Roman" w:hAnsi="Times New Roman"/>
+                <w:b w:val="false"/>
+                <w:bCs w:val="false"/>
+                <w:i w:val="false"/>
+                <w:iCs w:val="false"/>
+                <w:color w:val="111111"/>
+                <w:sz w:val="17"/>
+                <w:szCs w:val="17"/>
               </w:rPr>
               <w:t xml:space="preserve">Sınıfı :  …………</w:t>
             </w:r>
@@ -182,18 +182,18 @@
           </w:tcPr>
           <w:p>
             <w:pPr>
-              <w:spacing w:after="0" w:line="270"/>
-            </w:pPr>
-            <w:r>
-              <w:rPr>
-                <w:rFonts w:ascii="Times New Roman" w:cs="Times New Roman" w:eastAsia="Times New Roman" w:hAnsi="Times New Roman"/>
-                <w:b w:val="false"/>
-                <w:bCs w:val="false"/>
-                <w:i w:val="false"/>
-                <w:iCs w:val="false"/>
-                <w:color w:val="111111"/>
-                <w:sz w:val="20"/>
-                <w:szCs w:val="20"/>
+              <w:spacing w:after="0" w:line="220"/>
+            </w:pPr>
+            <w:r>
+              <w:rPr>
+                <w:rFonts w:ascii="Times New Roman" w:cs="Times New Roman" w:eastAsia="Times New Roman" w:hAnsi="Times New Roman"/>
+                <w:b w:val="false"/>
+                <w:bCs w:val="false"/>
+                <w:i w:val="false"/>
+                <w:iCs w:val="false"/>
+                <w:color w:val="111111"/>
+                <w:sz w:val="17"/>
+                <w:szCs w:val="17"/>
               </w:rPr>
               <w:t xml:space="preserve">No :  ………</w:t>
             </w:r>
@@ -224,27 +224,27 @@
                 <w:i w:val="false"/>
                 <w:iCs w:val="false"/>
                 <w:color w:val="39454F"/>
-                <w:sz w:val="18"/>
-                <w:szCs w:val="18"/>
+                <w:sz w:val="16"/>
+                <w:szCs w:val="16"/>
               </w:rPr>
               <w:t xml:space="preserve">PUAN</w:t>
             </w:r>
           </w:p>
           <w:p>
             <w:pPr>
-              <w:spacing w:after="40" w:before="60"/>
-              <w:jc w:val="center"/>
-            </w:pPr>
-            <w:r>
-              <w:rPr>
-                <w:rFonts w:ascii="Times New Roman" w:cs="Times New Roman" w:eastAsia="Times New Roman" w:hAnsi="Times New Roman"/>
-                <w:b w:val="false"/>
-                <w:bCs w:val="false"/>
-                <w:i w:val="false"/>
-                <w:iCs w:val="false"/>
-                <w:color w:val="111111"/>
-                <w:sz w:val="24"/>
-                <w:szCs w:val="24"/>
+              <w:spacing w:after="16" w:before="24"/>
+              <w:jc w:val="center"/>
+            </w:pPr>
+            <w:r>
+              <w:rPr>
+                <w:rFonts w:ascii="Times New Roman" w:cs="Times New Roman" w:eastAsia="Times New Roman" w:hAnsi="Times New Roman"/>
+                <w:b w:val="false"/>
+                <w:bCs w:val="false"/>
+                <w:i w:val="false"/>
+                <w:iCs w:val="false"/>
+                <w:color w:val="111111"/>
+                <w:sz w:val="21"/>
+                <w:szCs w:val="21"/>
               </w:rPr>
               <w:t xml:space="preserve"/>
             </w:r>
@@ -252,24 +252,6 @@
         </w:tc>
       </w:tr>
     </w:tbl>
-    <w:p>
-      <w:pPr>
-        <w:spacing w:after="110"/>
-      </w:pPr>
-      <w:r>
-        <w:rPr>
-          <w:rFonts w:ascii="Times New Roman" w:cs="Times New Roman" w:eastAsia="Times New Roman" w:hAnsi="Times New Roman"/>
-          <w:b w:val="false"/>
-          <w:bCs w:val="false"/>
-          <w:i w:val="false"/>
-          <w:iCs w:val="false"/>
-          <w:color w:val="111111"/>
-          <w:sz w:val="21"/>
-          <w:szCs w:val="21"/>
-        </w:rPr>
-        <w:t xml:space="preserve"/>
-      </w:r>
-    </w:p>
     <w:tbl>
       <w:tblPr>
         <w:tblW w:type="dxa" w:w="9864"/>
@@ -300,7 +282,7 @@
           </w:tcPr>
           <w:p>
             <w:pPr>
-              <w:spacing w:after="40"/>
+              <w:spacing w:after="16"/>
             </w:pPr>
             <w:r>
               <w:rPr>
@@ -310,15 +292,15 @@
                 <w:i w:val="false"/>
                 <w:iCs w:val="false"/>
                 <w:color w:val="2B3742"/>
-                <w:sz w:val="18"/>
-                <w:szCs w:val="18"/>
+                <w:sz w:val="16"/>
+                <w:szCs w:val="16"/>
               </w:rPr>
               <w:t xml:space="preserve">AÇIKLAMALAR</w:t>
             </w:r>
           </w:p>
           <w:p>
             <w:pPr>
-              <w:spacing w:after="20" w:line="250"/>
+              <w:spacing w:after="8" w:line="220"/>
               <w:ind w:left="170" w:hanging="170"/>
             </w:pPr>
             <w:r>
@@ -329,15 +311,15 @@
                 <w:i w:val="false"/>
                 <w:iCs w:val="false"/>
                 <w:color w:val="2B3742"/>
-                <w:sz w:val="18"/>
-                <w:szCs w:val="18"/>
+                <w:sz w:val="16"/>
+                <w:szCs w:val="16"/>
               </w:rPr>
               <w:t xml:space="preserve">•  Sınav süresi bir ders saatidir.</w:t>
             </w:r>
           </w:p>
           <w:p>
             <w:pPr>
-              <w:spacing w:after="20" w:line="250"/>
+              <w:spacing w:after="8" w:line="220"/>
               <w:ind w:left="170" w:hanging="170"/>
             </w:pPr>
             <w:r>
@@ -348,15 +330,15 @@
                 <w:i w:val="false"/>
                 <w:iCs w:val="false"/>
                 <w:color w:val="2B3742"/>
-                <w:sz w:val="18"/>
-                <w:szCs w:val="18"/>
+                <w:sz w:val="16"/>
+                <w:szCs w:val="16"/>
               </w:rPr>
               <w:t xml:space="preserve">•  Bu sınav dinleme, okuma, söz varlığı ve yazma becerilerini birlikte ölçer.</w:t>
             </w:r>
           </w:p>
           <w:p>
             <w:pPr>
-              <w:spacing w:after="20" w:line="250"/>
+              <w:spacing w:after="8" w:line="220"/>
               <w:ind w:left="170" w:hanging="170"/>
             </w:pPr>
             <w:r>
@@ -367,15 +349,15 @@
                 <w:i w:val="false"/>
                 <w:iCs w:val="false"/>
                 <w:color w:val="2B3742"/>
-                <w:sz w:val="18"/>
-                <w:szCs w:val="18"/>
+                <w:sz w:val="16"/>
+                <w:szCs w:val="16"/>
               </w:rPr>
               <w:t xml:space="preserve">•  Dinleme metni öğretmeniniz tarafından iki kez okunacaktır.</w:t>
             </w:r>
           </w:p>
           <w:p>
             <w:pPr>
-              <w:spacing w:after="20" w:line="250"/>
+              <w:spacing w:after="8" w:line="220"/>
               <w:ind w:left="170" w:hanging="170"/>
             </w:pPr>
             <w:r>
@@ -386,15 +368,15 @@
                 <w:i w:val="false"/>
                 <w:iCs w:val="false"/>
                 <w:color w:val="2B3742"/>
-                <w:sz w:val="18"/>
-                <w:szCs w:val="18"/>
+                <w:sz w:val="16"/>
+                <w:szCs w:val="16"/>
               </w:rPr>
               <w:t xml:space="preserve">•  Okuma parçasındaki bilinmeyen kelimeler için parçanın bütününden yararlanınız.</w:t>
             </w:r>
           </w:p>
           <w:p>
             <w:pPr>
-              <w:spacing w:after="20" w:line="250"/>
+              <w:spacing w:after="8" w:line="220"/>
               <w:ind w:left="170" w:hanging="170"/>
             </w:pPr>
             <w:r>
@@ -405,8 +387,8 @@
                 <w:i w:val="false"/>
                 <w:iCs w:val="false"/>
                 <w:color w:val="2B3742"/>
-                <w:sz w:val="18"/>
-                <w:szCs w:val="18"/>
+                <w:sz w:val="16"/>
+                <w:szCs w:val="16"/>
               </w:rPr>
               <w:t xml:space="preserve">•  Yazma görevi dereceli puanlama anahtarı ile değerlendirilecektir.</w:t>
             </w:r>
@@ -419,7 +401,7 @@
         <w:tabs>
           <w:tab w:val="right" w:pos="9864"/>
         </w:tabs>
-        <w:spacing w:after="90" w:before="220" w:line="280"/>
+        <w:spacing w:after="36" w:before="88" w:line="220"/>
         <w:ind w:left="340" w:hanging="340"/>
       </w:pPr>
       <w:r>
@@ -430,16 +412,16 @@
           <w:i w:val="false"/>
           <w:iCs w:val="false"/>
           <w:color w:val="111111"/>
-          <w:sz w:val="21"/>
-          <w:szCs w:val="21"/>
+          <w:sz w:val="18"/>
+          <w:szCs w:val="18"/>
         </w:rPr>
         <w:t xml:space="preserve">1.</w:t>
       </w:r>
       <w:r>
         <w:rPr>
           <w:rFonts w:ascii="Times New Roman" w:cs="Times New Roman" w:eastAsia="Times New Roman" w:hAnsi="Times New Roman"/>
-          <w:sz w:val="21"/>
-          <w:szCs w:val="21"/>
+          <w:sz w:val="18"/>
+          <w:szCs w:val="18"/>
         </w:rPr>
         <w:tab/>
       </w:r>
@@ -451,16 +433,16 @@
           <w:i w:val="false"/>
           <w:iCs w:val="false"/>
           <w:color w:val="111111"/>
-          <w:sz w:val="21"/>
-          <w:szCs w:val="21"/>
+          <w:sz w:val="18"/>
+          <w:szCs w:val="18"/>
         </w:rPr>
         <w:t xml:space="preserve">Aşağıdaki metni okuyunuz ve soruları cevaplayınız.</w:t>
       </w:r>
       <w:r>
         <w:rPr>
           <w:rFonts w:ascii="Times New Roman" w:cs="Times New Roman" w:eastAsia="Times New Roman" w:hAnsi="Times New Roman"/>
-          <w:sz w:val="21"/>
-          <w:szCs w:val="21"/>
+          <w:sz w:val="18"/>
+          <w:szCs w:val="18"/>
         </w:rPr>
         <w:tab/>
       </w:r>
@@ -472,8 +454,8 @@
           <w:i w:val="false"/>
           <w:iCs w:val="false"/>
           <w:color w:val="55636F"/>
-          <w:sz w:val="18"/>
-          <w:szCs w:val="18"/>
+          <w:sz w:val="16"/>
+          <w:szCs w:val="16"/>
         </w:rPr>
         <w:t xml:space="preserve">(15 puan)</w:t>
       </w:r>
@@ -509,7 +491,7 @@
           <w:p>
             <w:pPr>
               <w:bidi/>
-              <w:spacing w:after="110"/>
+              <w:spacing w:after="44"/>
               <w:jc w:val="center"/>
             </w:pPr>
             <w:r>
@@ -518,8 +500,8 @@
                 <w:b/>
                 <w:bCs/>
                 <w:color w:val="111111"/>
-                <w:sz w:val="32"/>
-                <w:szCs w:val="32"/>
+                <w:sz w:val="28"/>
+                <w:szCs w:val="28"/>
                 <w:rtl/>
               </w:rPr>
               <w:t xml:space="preserve">حَوَاسِّي وَمَشَاعِرِي</w:t>
@@ -528,7 +510,7 @@
           <w:p>
             <w:pPr>
               <w:bidi/>
-              <w:spacing w:after="60" w:line="400"/>
+              <w:spacing w:after="24" w:line="220"/>
             </w:pPr>
             <w:r>
               <w:rPr>
@@ -536,8 +518,8 @@
                 <w:b w:val="false"/>
                 <w:bCs w:val="false"/>
                 <w:color w:val="111111"/>
-                <w:sz w:val="30"/>
-                <w:szCs w:val="30"/>
+                <w:sz w:val="27"/>
+                <w:szCs w:val="27"/>
                 <w:rtl/>
               </w:rPr>
               <w:t xml:space="preserve">أَنَا خَالِدٌ، أَنَا طَالِبٌ فِي الصَّفِّ السَّادِسِ.</w:t>
@@ -546,7 +528,7 @@
           <w:p>
             <w:pPr>
               <w:bidi/>
-              <w:spacing w:after="60" w:line="400"/>
+              <w:spacing w:after="24" w:line="220"/>
             </w:pPr>
             <w:r>
               <w:rPr>
@@ -554,8 +536,8 @@
                 <w:b w:val="false"/>
                 <w:bCs w:val="false"/>
                 <w:color w:val="111111"/>
-                <w:sz w:val="30"/>
-                <w:szCs w:val="30"/>
+                <w:sz w:val="27"/>
+                <w:szCs w:val="27"/>
                 <w:rtl/>
               </w:rPr>
               <w:t xml:space="preserve">أَرَى السَّبُّورَةَ بِعَيْنِي وَأَسْمَعُ الْمُعَلِّمَ بِأُذُنِي.</w:t>
@@ -564,7 +546,7 @@
           <w:p>
             <w:pPr>
               <w:bidi/>
-              <w:spacing w:after="60" w:line="400"/>
+              <w:spacing w:after="24" w:line="220"/>
             </w:pPr>
             <w:r>
               <w:rPr>
@@ -572,8 +554,8 @@
                 <w:b w:val="false"/>
                 <w:bCs w:val="false"/>
                 <w:color w:val="111111"/>
-                <w:sz w:val="30"/>
-                <w:szCs w:val="30"/>
+                <w:sz w:val="27"/>
+                <w:szCs w:val="27"/>
                 <w:rtl/>
               </w:rPr>
               <w:t xml:space="preserve">أَشُمُّ الطَّعَامَ بِأَنْفِي وَأَلْمَسُ الْكِتَابَ بِيَدِي.</w:t>
@@ -582,7 +564,7 @@
           <w:p>
             <w:pPr>
               <w:bidi/>
-              <w:spacing w:after="60" w:line="400"/>
+              <w:spacing w:after="24" w:line="220"/>
             </w:pPr>
             <w:r>
               <w:rPr>
@@ -590,8 +572,8 @@
                 <w:b w:val="false"/>
                 <w:bCs w:val="false"/>
                 <w:color w:val="111111"/>
-                <w:sz w:val="30"/>
-                <w:szCs w:val="30"/>
+                <w:sz w:val="27"/>
+                <w:szCs w:val="27"/>
                 <w:rtl/>
               </w:rPr>
               <w:t xml:space="preserve">أَمْشِي بِقَدَمِي إِلَى الْمَدْرَسَةِ كُلَّ يَوْمٍ.</w:t>
@@ -600,7 +582,7 @@
           <w:p>
             <w:pPr>
               <w:bidi/>
-              <w:spacing w:after="60" w:line="400"/>
+              <w:spacing w:after="24" w:line="220"/>
             </w:pPr>
             <w:r>
               <w:rPr>
@@ -608,8 +590,8 @@
                 <w:b w:val="false"/>
                 <w:bCs w:val="false"/>
                 <w:color w:val="111111"/>
-                <w:sz w:val="30"/>
-                <w:szCs w:val="30"/>
+                <w:sz w:val="27"/>
+                <w:szCs w:val="27"/>
                 <w:rtl/>
               </w:rPr>
               <w:t xml:space="preserve">الْيَوْمَ أَنَا سَعِيدٌ، وَلَكِنَّ أَخِي مُتْعَبٌ.</w:t>
@@ -618,7 +600,7 @@
           <w:p>
             <w:pPr>
               <w:bidi/>
-              <w:spacing w:after="60" w:line="400"/>
+              <w:spacing w:after="24" w:line="220"/>
             </w:pPr>
             <w:r>
               <w:rPr>
@@ -626,8 +608,8 @@
                 <w:b w:val="false"/>
                 <w:bCs w:val="false"/>
                 <w:color w:val="111111"/>
-                <w:sz w:val="30"/>
-                <w:szCs w:val="30"/>
+                <w:sz w:val="27"/>
+                <w:szCs w:val="27"/>
                 <w:rtl/>
               </w:rPr>
               <w:t xml:space="preserve">أَمْسِ كُنْتُ قَلِقًا مِنَ الِامْتِحَانِ، وَالْيَوْمَ أَنَا مُمْتَازٌ.</w:t>
@@ -638,7 +620,7 @@
     </w:tbl>
     <w:p>
       <w:pPr>
-        <w:spacing w:after="60"/>
+        <w:spacing w:after="24"/>
       </w:pPr>
       <w:r>
         <w:rPr>
@@ -648,8 +630,8 @@
           <w:i w:val="false"/>
           <w:iCs w:val="false"/>
           <w:color w:val="111111"/>
-          <w:sz w:val="21"/>
-          <w:szCs w:val="21"/>
+          <w:sz w:val="18"/>
+          <w:szCs w:val="18"/>
         </w:rPr>
         <w:t xml:space="preserve"/>
       </w:r>
@@ -658,7 +640,7 @@
       <w:pPr>
         <w:keepNext/>
         <w:bidi/>
-        <w:spacing w:after="40" w:before="0" w:line="300"/>
+        <w:spacing w:after="16" w:before="0" w:line="220"/>
         <w:ind w:left="340"/>
       </w:pPr>
       <w:r>
@@ -669,8 +651,8 @@
           <w:i w:val="false"/>
           <w:iCs w:val="false"/>
           <w:color w:val="111111"/>
-          <w:sz w:val="20"/>
-          <w:szCs w:val="20"/>
+          <w:sz w:val="17"/>
+          <w:szCs w:val="17"/>
         </w:rPr>
         <w:t xml:space="preserve">a.‎  </w:t>
       </w:r>
@@ -680,8 +662,8 @@
           <w:b w:val="false"/>
           <w:bCs w:val="false"/>
           <w:color w:val="111111"/>
-          <w:sz w:val="28"/>
-          <w:szCs w:val="28"/>
+          <w:sz w:val="25"/>
+          <w:szCs w:val="25"/>
           <w:rtl/>
         </w:rPr>
         <w:t xml:space="preserve">بِمَاذَا يَرَى خَالِدٌ؟</w:t>
@@ -727,7 +709,7 @@
           <w:p>
             <w:pPr>
               <w:bidi/>
-              <w:spacing w:after="0" w:line="330"/>
+              <w:spacing w:after="0" w:line="220"/>
             </w:pPr>
             <w:r>
               <w:rPr>
@@ -737,8 +719,8 @@
                 <w:i w:val="false"/>
                 <w:iCs w:val="false"/>
                 <w:color w:val="111111"/>
-                <w:sz w:val="20"/>
-                <w:szCs w:val="20"/>
+                <w:sz w:val="17"/>
+                <w:szCs w:val="17"/>
               </w:rPr>
               <w:t xml:space="preserve">B.‎  </w:t>
             </w:r>
@@ -748,8 +730,8 @@
                 <w:b w:val="false"/>
                 <w:bCs w:val="false"/>
                 <w:color w:val="111111"/>
-                <w:sz w:val="28"/>
-                <w:szCs w:val="28"/>
+                <w:sz w:val="25"/>
+                <w:szCs w:val="25"/>
                 <w:rtl/>
               </w:rPr>
               <w:t xml:space="preserve">بِعَيْنِهِ</w:t>
@@ -776,7 +758,7 @@
           <w:p>
             <w:pPr>
               <w:bidi/>
-              <w:spacing w:after="0" w:line="330"/>
+              <w:spacing w:after="0" w:line="220"/>
             </w:pPr>
             <w:r>
               <w:rPr>
@@ -786,8 +768,8 @@
                 <w:i w:val="false"/>
                 <w:iCs w:val="false"/>
                 <w:color w:val="111111"/>
-                <w:sz w:val="20"/>
-                <w:szCs w:val="20"/>
+                <w:sz w:val="17"/>
+                <w:szCs w:val="17"/>
               </w:rPr>
               <w:t xml:space="preserve">A.‎  </w:t>
             </w:r>
@@ -797,8 +779,8 @@
                 <w:b w:val="false"/>
                 <w:bCs w:val="false"/>
                 <w:color w:val="111111"/>
-                <w:sz w:val="28"/>
-                <w:szCs w:val="28"/>
+                <w:sz w:val="25"/>
+                <w:szCs w:val="25"/>
                 <w:rtl/>
               </w:rPr>
               <w:t xml:space="preserve">بِأُذُنِهِ</w:t>
@@ -830,7 +812,7 @@
           <w:p>
             <w:pPr>
               <w:bidi/>
-              <w:spacing w:after="0" w:line="330"/>
+              <w:spacing w:after="0" w:line="220"/>
             </w:pPr>
             <w:r>
               <w:rPr>
@@ -840,8 +822,8 @@
                 <w:i w:val="false"/>
                 <w:iCs w:val="false"/>
                 <w:color w:val="111111"/>
-                <w:sz w:val="20"/>
-                <w:szCs w:val="20"/>
+                <w:sz w:val="17"/>
+                <w:szCs w:val="17"/>
               </w:rPr>
               <w:t xml:space="preserve">D.‎  </w:t>
             </w:r>
@@ -851,8 +833,8 @@
                 <w:b w:val="false"/>
                 <w:bCs w:val="false"/>
                 <w:color w:val="111111"/>
-                <w:sz w:val="28"/>
-                <w:szCs w:val="28"/>
+                <w:sz w:val="25"/>
+                <w:szCs w:val="25"/>
                 <w:rtl/>
               </w:rPr>
               <w:t xml:space="preserve">بِأَنْفِهِ</w:t>
@@ -879,7 +861,7 @@
           <w:p>
             <w:pPr>
               <w:bidi/>
-              <w:spacing w:after="0" w:line="330"/>
+              <w:spacing w:after="0" w:line="220"/>
             </w:pPr>
             <w:r>
               <w:rPr>
@@ -889,8 +871,8 @@
                 <w:i w:val="false"/>
                 <w:iCs w:val="false"/>
                 <w:color w:val="111111"/>
-                <w:sz w:val="20"/>
-                <w:szCs w:val="20"/>
+                <w:sz w:val="17"/>
+                <w:szCs w:val="17"/>
               </w:rPr>
               <w:t xml:space="preserve">C.‎  </w:t>
             </w:r>
@@ -900,8 +882,8 @@
                 <w:b w:val="false"/>
                 <w:bCs w:val="false"/>
                 <w:color w:val="111111"/>
-                <w:sz w:val="28"/>
-                <w:szCs w:val="28"/>
+                <w:sz w:val="25"/>
+                <w:szCs w:val="25"/>
                 <w:rtl/>
               </w:rPr>
               <w:t xml:space="preserve">بِيَدِهِ</w:t>
@@ -914,7 +896,7 @@
       <w:pPr>
         <w:keepNext/>
         <w:bidi/>
-        <w:spacing w:after="40" w:before="150" w:line="300"/>
+        <w:spacing w:after="16" w:before="60" w:line="220"/>
         <w:ind w:left="340"/>
       </w:pPr>
       <w:r>
@@ -925,8 +907,8 @@
           <w:i w:val="false"/>
           <w:iCs w:val="false"/>
           <w:color w:val="111111"/>
-          <w:sz w:val="20"/>
-          <w:szCs w:val="20"/>
+          <w:sz w:val="17"/>
+          <w:szCs w:val="17"/>
         </w:rPr>
         <w:t xml:space="preserve">b.‎  </w:t>
       </w:r>
@@ -936,8 +918,8 @@
           <w:b w:val="false"/>
           <w:bCs w:val="false"/>
           <w:color w:val="111111"/>
-          <w:sz w:val="28"/>
-          <w:szCs w:val="28"/>
+          <w:sz w:val="25"/>
+          <w:szCs w:val="25"/>
           <w:rtl/>
         </w:rPr>
         <w:t xml:space="preserve">كَيْفَ يَشْعُرُ خَالِدٌ الْيَوْمَ؟</w:t>
@@ -983,7 +965,7 @@
           <w:p>
             <w:pPr>
               <w:bidi/>
-              <w:spacing w:after="0" w:line="330"/>
+              <w:spacing w:after="0" w:line="220"/>
             </w:pPr>
             <w:r>
               <w:rPr>
@@ -993,8 +975,8 @@
                 <w:i w:val="false"/>
                 <w:iCs w:val="false"/>
                 <w:color w:val="111111"/>
-                <w:sz w:val="20"/>
-                <w:szCs w:val="20"/>
+                <w:sz w:val="17"/>
+                <w:szCs w:val="17"/>
               </w:rPr>
               <w:t xml:space="preserve">B.‎  </w:t>
             </w:r>
@@ -1004,8 +986,8 @@
                 <w:b w:val="false"/>
                 <w:bCs w:val="false"/>
                 <w:color w:val="111111"/>
-                <w:sz w:val="28"/>
-                <w:szCs w:val="28"/>
+                <w:sz w:val="25"/>
+                <w:szCs w:val="25"/>
                 <w:rtl/>
               </w:rPr>
               <w:t xml:space="preserve">مُتْعَبٌ</w:t>
@@ -1032,7 +1014,7 @@
           <w:p>
             <w:pPr>
               <w:bidi/>
-              <w:spacing w:after="0" w:line="330"/>
+              <w:spacing w:after="0" w:line="220"/>
             </w:pPr>
             <w:r>
               <w:rPr>
@@ -1042,8 +1024,8 @@
                 <w:i w:val="false"/>
                 <w:iCs w:val="false"/>
                 <w:color w:val="111111"/>
-                <w:sz w:val="20"/>
-                <w:szCs w:val="20"/>
+                <w:sz w:val="17"/>
+                <w:szCs w:val="17"/>
               </w:rPr>
               <w:t xml:space="preserve">A.‎  </w:t>
             </w:r>
@@ -1053,8 +1035,8 @@
                 <w:b w:val="false"/>
                 <w:bCs w:val="false"/>
                 <w:color w:val="111111"/>
-                <w:sz w:val="28"/>
-                <w:szCs w:val="28"/>
+                <w:sz w:val="25"/>
+                <w:szCs w:val="25"/>
                 <w:rtl/>
               </w:rPr>
               <w:t xml:space="preserve">حَزِينٌ</w:t>
@@ -1086,7 +1068,7 @@
           <w:p>
             <w:pPr>
               <w:bidi/>
-              <w:spacing w:after="0" w:line="330"/>
+              <w:spacing w:after="0" w:line="220"/>
             </w:pPr>
             <w:r>
               <w:rPr>
@@ -1096,8 +1078,8 @@
                 <w:i w:val="false"/>
                 <w:iCs w:val="false"/>
                 <w:color w:val="111111"/>
-                <w:sz w:val="20"/>
-                <w:szCs w:val="20"/>
+                <w:sz w:val="17"/>
+                <w:szCs w:val="17"/>
               </w:rPr>
               <w:t xml:space="preserve">D.‎  </w:t>
             </w:r>
@@ -1107,8 +1089,8 @@
                 <w:b w:val="false"/>
                 <w:bCs w:val="false"/>
                 <w:color w:val="111111"/>
-                <w:sz w:val="28"/>
-                <w:szCs w:val="28"/>
+                <w:sz w:val="25"/>
+                <w:szCs w:val="25"/>
                 <w:rtl/>
               </w:rPr>
               <w:t xml:space="preserve">قَلِقٌ</w:t>
@@ -1135,7 +1117,7 @@
           <w:p>
             <w:pPr>
               <w:bidi/>
-              <w:spacing w:after="0" w:line="330"/>
+              <w:spacing w:after="0" w:line="220"/>
             </w:pPr>
             <w:r>
               <w:rPr>
@@ -1145,8 +1127,8 @@
                 <w:i w:val="false"/>
                 <w:iCs w:val="false"/>
                 <w:color w:val="111111"/>
-                <w:sz w:val="20"/>
-                <w:szCs w:val="20"/>
+                <w:sz w:val="17"/>
+                <w:szCs w:val="17"/>
               </w:rPr>
               <w:t xml:space="preserve">C.‎  </w:t>
             </w:r>
@@ -1156,8 +1138,8 @@
                 <w:b w:val="false"/>
                 <w:bCs w:val="false"/>
                 <w:color w:val="111111"/>
-                <w:sz w:val="28"/>
-                <w:szCs w:val="28"/>
+                <w:sz w:val="25"/>
+                <w:szCs w:val="25"/>
                 <w:rtl/>
               </w:rPr>
               <w:t xml:space="preserve">سَعِيدٌ</w:t>
@@ -1170,7 +1152,7 @@
       <w:pPr>
         <w:keepNext/>
         <w:bidi/>
-        <w:spacing w:after="40" w:before="150" w:line="300"/>
+        <w:spacing w:after="16" w:before="60" w:line="220"/>
         <w:ind w:left="340"/>
       </w:pPr>
       <w:r>
@@ -1181,8 +1163,8 @@
           <w:i w:val="false"/>
           <w:iCs w:val="false"/>
           <w:color w:val="111111"/>
-          <w:sz w:val="20"/>
-          <w:szCs w:val="20"/>
+          <w:sz w:val="17"/>
+          <w:szCs w:val="17"/>
         </w:rPr>
         <w:t xml:space="preserve">c.‎  </w:t>
       </w:r>
@@ -1192,8 +1174,8 @@
           <w:b w:val="false"/>
           <w:bCs w:val="false"/>
           <w:color w:val="111111"/>
-          <w:sz w:val="28"/>
-          <w:szCs w:val="28"/>
+          <w:sz w:val="25"/>
+          <w:szCs w:val="25"/>
           <w:rtl/>
         </w:rPr>
         <w:t xml:space="preserve">بِمَاذَا يَمْشِي خَالِدٌ إِلَى الْمَدْرَسَةِ؟</w:t>
@@ -1239,7 +1221,7 @@
           <w:p>
             <w:pPr>
               <w:bidi/>
-              <w:spacing w:after="0" w:line="330"/>
+              <w:spacing w:after="0" w:line="220"/>
             </w:pPr>
             <w:r>
               <w:rPr>
@@ -1249,8 +1231,8 @@
                 <w:i w:val="false"/>
                 <w:iCs w:val="false"/>
                 <w:color w:val="111111"/>
-                <w:sz w:val="20"/>
-                <w:szCs w:val="20"/>
+                <w:sz w:val="17"/>
+                <w:szCs w:val="17"/>
               </w:rPr>
               <w:t xml:space="preserve">B.‎  </w:t>
             </w:r>
@@ -1260,8 +1242,8 @@
                 <w:b w:val="false"/>
                 <w:bCs w:val="false"/>
                 <w:color w:val="111111"/>
-                <w:sz w:val="28"/>
-                <w:szCs w:val="28"/>
+                <w:sz w:val="25"/>
+                <w:szCs w:val="25"/>
                 <w:rtl/>
               </w:rPr>
               <w:t xml:space="preserve">بِيَدِهِ</w:t>
@@ -1288,7 +1270,7 @@
           <w:p>
             <w:pPr>
               <w:bidi/>
-              <w:spacing w:after="0" w:line="330"/>
+              <w:spacing w:after="0" w:line="220"/>
             </w:pPr>
             <w:r>
               <w:rPr>
@@ -1298,8 +1280,8 @@
                 <w:i w:val="false"/>
                 <w:iCs w:val="false"/>
                 <w:color w:val="111111"/>
-                <w:sz w:val="20"/>
-                <w:szCs w:val="20"/>
+                <w:sz w:val="17"/>
+                <w:szCs w:val="17"/>
               </w:rPr>
               <w:t xml:space="preserve">A.‎  </w:t>
             </w:r>
@@ -1309,8 +1291,8 @@
                 <w:b w:val="false"/>
                 <w:bCs w:val="false"/>
                 <w:color w:val="111111"/>
-                <w:sz w:val="28"/>
-                <w:szCs w:val="28"/>
+                <w:sz w:val="25"/>
+                <w:szCs w:val="25"/>
                 <w:rtl/>
               </w:rPr>
               <w:t xml:space="preserve">بِعَيْنِهِ</w:t>
@@ -1342,7 +1324,7 @@
           <w:p>
             <w:pPr>
               <w:bidi/>
-              <w:spacing w:after="0" w:line="330"/>
+              <w:spacing w:after="0" w:line="220"/>
             </w:pPr>
             <w:r>
               <w:rPr>
@@ -1352,8 +1334,8 @@
                 <w:i w:val="false"/>
                 <w:iCs w:val="false"/>
                 <w:color w:val="111111"/>
-                <w:sz w:val="20"/>
-                <w:szCs w:val="20"/>
+                <w:sz w:val="17"/>
+                <w:szCs w:val="17"/>
               </w:rPr>
               <w:t xml:space="preserve">D.‎  </w:t>
             </w:r>
@@ -1363,8 +1345,8 @@
                 <w:b w:val="false"/>
                 <w:bCs w:val="false"/>
                 <w:color w:val="111111"/>
-                <w:sz w:val="28"/>
-                <w:szCs w:val="28"/>
+                <w:sz w:val="25"/>
+                <w:szCs w:val="25"/>
                 <w:rtl/>
               </w:rPr>
               <w:t xml:space="preserve">بِأُذُنِهِ</w:t>
@@ -1391,7 +1373,7 @@
           <w:p>
             <w:pPr>
               <w:bidi/>
-              <w:spacing w:after="0" w:line="330"/>
+              <w:spacing w:after="0" w:line="220"/>
             </w:pPr>
             <w:r>
               <w:rPr>
@@ -1401,8 +1383,8 @@
                 <w:i w:val="false"/>
                 <w:iCs w:val="false"/>
                 <w:color w:val="111111"/>
-                <w:sz w:val="20"/>
-                <w:szCs w:val="20"/>
+                <w:sz w:val="17"/>
+                <w:szCs w:val="17"/>
               </w:rPr>
               <w:t xml:space="preserve">C.‎  </w:t>
             </w:r>
@@ -1412,8 +1394,8 @@
                 <w:b w:val="false"/>
                 <w:bCs w:val="false"/>
                 <w:color w:val="111111"/>
-                <w:sz w:val="28"/>
-                <w:szCs w:val="28"/>
+                <w:sz w:val="25"/>
+                <w:szCs w:val="25"/>
                 <w:rtl/>
               </w:rPr>
               <w:t xml:space="preserve">بِقَدَمِهِ</w:t>
@@ -1425,7 +1407,7 @@
     <w:p>
       <w:pPr>
         <w:keepNext w:val="false"/>
-        <w:spacing w:after="40" w:before="150" w:line="280"/>
+        <w:spacing w:after="16" w:before="60" w:line="220"/>
         <w:ind w:left="620" w:hanging="280"/>
       </w:pPr>
       <w:r>
@@ -1436,8 +1418,8 @@
           <w:i w:val="false"/>
           <w:iCs w:val="false"/>
           <w:color w:val="111111"/>
-          <w:sz w:val="20"/>
-          <w:szCs w:val="20"/>
+          <w:sz w:val="17"/>
+          <w:szCs w:val="17"/>
         </w:rPr>
         <w:t xml:space="preserve">d)  Bugün nasıl hissediyorsun? Arapça bir cümleyle yazınız.</w:t>
       </w:r>
@@ -1445,10 +1427,10 @@
     <w:p>
       <w:pPr>
         <w:pBdr>
-          <w:bottom w:val="dotted" w:color="97A4B1" w:sz="6"/>
+          <w:bottom w:val="dotted" w:color="96A3B0" w:sz="6"/>
         </w:pBdr>
         <w:bidi/>
-        <w:spacing w:after="210" w:line="300"/>
+        <w:spacing w:after="84" w:line="220"/>
         <w:ind w:left="620"/>
       </w:pPr>
       <w:r>
@@ -1459,31 +1441,8 @@
           <w:i w:val="false"/>
           <w:iCs w:val="false"/>
           <w:color w:val="111111"/>
-          <w:sz w:val="21"/>
-          <w:szCs w:val="21"/>
-        </w:rPr>
-        <w:t xml:space="preserve"/>
-      </w:r>
-    </w:p>
-    <w:p>
-      <w:pPr>
-        <w:pBdr>
-          <w:bottom w:val="dotted" w:color="96A3B0" w:sz="6"/>
-        </w:pBdr>
-        <w:bidi/>
-        <w:spacing w:after="210" w:line="300"/>
-        <w:ind w:left="620"/>
-      </w:pPr>
-      <w:r>
-        <w:rPr>
-          <w:rFonts w:ascii="Times New Roman" w:cs="Times New Roman" w:eastAsia="Times New Roman" w:hAnsi="Times New Roman"/>
-          <w:b w:val="false"/>
-          <w:bCs w:val="false"/>
-          <w:i w:val="false"/>
-          <w:iCs w:val="false"/>
-          <w:color w:val="111111"/>
-          <w:sz w:val="21"/>
-          <w:szCs w:val="21"/>
+          <w:sz w:val="18"/>
+          <w:szCs w:val="18"/>
         </w:rPr>
         <w:t xml:space="preserve"/>
       </w:r>
@@ -1493,7 +1452,7 @@
         <w:tabs>
           <w:tab w:val="right" w:pos="9864"/>
         </w:tabs>
-        <w:spacing w:after="90" w:before="220" w:line="280"/>
+        <w:spacing w:after="36" w:before="88" w:line="220"/>
         <w:ind w:left="340" w:hanging="340"/>
       </w:pPr>
       <w:r>
@@ -1504,16 +1463,16 @@
           <w:i w:val="false"/>
           <w:iCs w:val="false"/>
           <w:color w:val="111111"/>
-          <w:sz w:val="21"/>
-          <w:szCs w:val="21"/>
+          <w:sz w:val="18"/>
+          <w:szCs w:val="18"/>
         </w:rPr>
         <w:t xml:space="preserve">2.</w:t>
       </w:r>
       <w:r>
         <w:rPr>
           <w:rFonts w:ascii="Times New Roman" w:cs="Times New Roman" w:eastAsia="Times New Roman" w:hAnsi="Times New Roman"/>
-          <w:sz w:val="21"/>
-          <w:szCs w:val="21"/>
+          <w:sz w:val="18"/>
+          <w:szCs w:val="18"/>
         </w:rPr>
         <w:tab/>
       </w:r>
@@ -1525,16 +1484,16 @@
           <w:i w:val="false"/>
           <w:iCs w:val="false"/>
           <w:color w:val="111111"/>
-          <w:sz w:val="21"/>
-          <w:szCs w:val="21"/>
+          <w:sz w:val="18"/>
+          <w:szCs w:val="18"/>
         </w:rPr>
         <w:t xml:space="preserve">Dinlediğiniz metne göre cümleler doğru ise D, yanlış ise Y kutusunu işaretleyiniz.</w:t>
       </w:r>
       <w:r>
         <w:rPr>
           <w:rFonts w:ascii="Times New Roman" w:cs="Times New Roman" w:eastAsia="Times New Roman" w:hAnsi="Times New Roman"/>
-          <w:sz w:val="21"/>
-          <w:szCs w:val="21"/>
+          <w:sz w:val="18"/>
+          <w:szCs w:val="18"/>
         </w:rPr>
         <w:tab/>
       </w:r>
@@ -1546,8 +1505,8 @@
           <w:i w:val="false"/>
           <w:iCs w:val="false"/>
           <w:color w:val="55636F"/>
-          <w:sz w:val="18"/>
-          <w:szCs w:val="18"/>
+          <w:sz w:val="16"/>
+          <w:szCs w:val="16"/>
         </w:rPr>
         <w:t xml:space="preserve">(10 puan)</w:t>
       </w:r>
@@ -1555,7 +1514,7 @@
     <w:p>
       <w:pPr>
         <w:keepNext w:val="false"/>
-        <w:spacing w:after="90" w:before="0" w:line="280"/>
+        <w:spacing w:after="36" w:before="0" w:line="220"/>
         <w:ind w:left="340"/>
       </w:pPr>
       <w:r>
@@ -1566,8 +1525,8 @@
           <w:i/>
           <w:iCs/>
           <w:color w:val="5B6772"/>
-          <w:sz w:val="18"/>
-          <w:szCs w:val="18"/>
+          <w:sz w:val="16"/>
+          <w:szCs w:val="16"/>
         </w:rPr>
         <w:t xml:space="preserve">Metin öğretmeniniz tarafından iki kez okunacaktır. Her doğru cevap 2 puandır.</w:t>
       </w:r>
@@ -1608,7 +1567,7 @@
           </w:tcPr>
           <w:p>
             <w:pPr>
-              <w:spacing w:after="0" w:line="270"/>
+              <w:spacing w:after="0" w:line="220"/>
               <w:jc w:val="center"/>
             </w:pPr>
             <w:r>
@@ -1619,8 +1578,8 @@
                 <w:i w:val="false"/>
                 <w:iCs w:val="false"/>
                 <w:color w:val="111111"/>
-                <w:sz w:val="18"/>
-                <w:szCs w:val="18"/>
+                <w:sz w:val="16"/>
+                <w:szCs w:val="16"/>
               </w:rPr>
               <w:t xml:space="preserve">No</w:t>
             </w:r>
@@ -1640,7 +1599,7 @@
           </w:tcPr>
           <w:p>
             <w:pPr>
-              <w:spacing w:after="0" w:line="270"/>
+              <w:spacing w:after="0" w:line="220"/>
               <w:jc w:val="center"/>
             </w:pPr>
             <w:r>
@@ -1651,8 +1610,8 @@
                 <w:i w:val="false"/>
                 <w:iCs w:val="false"/>
                 <w:color w:val="111111"/>
-                <w:sz w:val="18"/>
-                <w:szCs w:val="18"/>
+                <w:sz w:val="16"/>
+                <w:szCs w:val="16"/>
               </w:rPr>
               <w:t xml:space="preserve">Cümle</w:t>
             </w:r>
@@ -1672,7 +1631,7 @@
           </w:tcPr>
           <w:p>
             <w:pPr>
-              <w:spacing w:after="0" w:line="270"/>
+              <w:spacing w:after="0" w:line="220"/>
               <w:jc w:val="center"/>
             </w:pPr>
             <w:r>
@@ -1683,8 +1642,8 @@
                 <w:i w:val="false"/>
                 <w:iCs w:val="false"/>
                 <w:color w:val="111111"/>
-                <w:sz w:val="18"/>
-                <w:szCs w:val="18"/>
+                <w:sz w:val="16"/>
+                <w:szCs w:val="16"/>
               </w:rPr>
               <w:t xml:space="preserve">D</w:t>
             </w:r>
@@ -1704,7 +1663,7 @@
           </w:tcPr>
           <w:p>
             <w:pPr>
-              <w:spacing w:after="0" w:line="270"/>
+              <w:spacing w:after="0" w:line="220"/>
               <w:jc w:val="center"/>
             </w:pPr>
             <w:r>
@@ -1715,8 +1674,8 @@
                 <w:i w:val="false"/>
                 <w:iCs w:val="false"/>
                 <w:color w:val="111111"/>
-                <w:sz w:val="18"/>
-                <w:szCs w:val="18"/>
+                <w:sz w:val="16"/>
+                <w:szCs w:val="16"/>
               </w:rPr>
               <w:t xml:space="preserve">Y</w:t>
             </w:r>
@@ -1725,7 +1684,7 @@
       </w:tr>
       <w:tr>
         <w:trPr>
-          <w:trHeight w:val="420" w:hRule="atLeast"/>
+          <w:trHeight w:val="294" w:hRule="atLeast"/>
         </w:trPr>
         <w:tc>
           <w:tcPr>
@@ -1740,19 +1699,19 @@
           </w:tcPr>
           <w:p>
             <w:pPr>
-              <w:spacing w:after="0" w:line="270"/>
-              <w:jc w:val="center"/>
-            </w:pPr>
-            <w:r>
-              <w:rPr>
-                <w:rFonts w:ascii="Times New Roman" w:cs="Times New Roman" w:eastAsia="Times New Roman" w:hAnsi="Times New Roman"/>
-                <w:b w:val="false"/>
-                <w:bCs w:val="false"/>
-                <w:i w:val="false"/>
-                <w:iCs w:val="false"/>
-                <w:color w:val="111111"/>
-                <w:sz w:val="19"/>
-                <w:szCs w:val="19"/>
+              <w:spacing w:after="0" w:line="220"/>
+              <w:jc w:val="center"/>
+            </w:pPr>
+            <w:r>
+              <w:rPr>
+                <w:rFonts w:ascii="Times New Roman" w:cs="Times New Roman" w:eastAsia="Times New Roman" w:hAnsi="Times New Roman"/>
+                <w:b w:val="false"/>
+                <w:bCs w:val="false"/>
+                <w:i w:val="false"/>
+                <w:iCs w:val="false"/>
+                <w:color w:val="111111"/>
+                <w:sz w:val="17"/>
+                <w:szCs w:val="17"/>
               </w:rPr>
               <w:t xml:space="preserve">1</w:t>
             </w:r>
@@ -1772,7 +1731,7 @@
           <w:p>
             <w:pPr>
               <w:bidi/>
-              <w:spacing w:after="0" w:line="320"/>
+              <w:spacing w:after="0" w:line="220"/>
             </w:pPr>
             <w:r>
               <w:rPr>
@@ -1780,8 +1739,8 @@
                 <w:b w:val="false"/>
                 <w:bCs w:val="false"/>
                 <w:color w:val="111111"/>
-                <w:sz w:val="28"/>
-                <w:szCs w:val="28"/>
+                <w:sz w:val="25"/>
+                <w:szCs w:val="25"/>
                 <w:rtl/>
               </w:rPr>
               <w:t xml:space="preserve">سَارَةُ سَعِيدَةٌ الْيَوْمَ.</w:t>
@@ -1801,18 +1760,18 @@
           </w:tcPr>
           <w:p>
             <w:pPr>
-              <w:spacing w:after="0" w:line="270"/>
-            </w:pPr>
-            <w:r>
-              <w:rPr>
-                <w:rFonts w:ascii="Times New Roman" w:cs="Times New Roman" w:eastAsia="Times New Roman" w:hAnsi="Times New Roman"/>
-                <w:b w:val="false"/>
-                <w:bCs w:val="false"/>
-                <w:i w:val="false"/>
-                <w:iCs w:val="false"/>
-                <w:color w:val="111111"/>
-                <w:sz w:val="21"/>
-                <w:szCs w:val="21"/>
+              <w:spacing w:after="0" w:line="220"/>
+            </w:pPr>
+            <w:r>
+              <w:rPr>
+                <w:rFonts w:ascii="Times New Roman" w:cs="Times New Roman" w:eastAsia="Times New Roman" w:hAnsi="Times New Roman"/>
+                <w:b w:val="false"/>
+                <w:bCs w:val="false"/>
+                <w:i w:val="false"/>
+                <w:iCs w:val="false"/>
+                <w:color w:val="111111"/>
+                <w:sz w:val="18"/>
+                <w:szCs w:val="18"/>
               </w:rPr>
               <w:t xml:space="preserve"/>
             </w:r>
@@ -1829,29 +1788,11 @@
             </w:tcMar>
             <w:vAlign w:val="center"/>
           </w:tcPr>
-          <w:p>
-            <w:pPr>
-              <w:spacing w:after="0" w:line="270"/>
-            </w:pPr>
-            <w:r>
-              <w:rPr>
-                <w:rFonts w:ascii="Times New Roman" w:cs="Times New Roman" w:eastAsia="Times New Roman" w:hAnsi="Times New Roman"/>
-                <w:b w:val="false"/>
-                <w:bCs w:val="false"/>
-                <w:i w:val="false"/>
-                <w:iCs w:val="false"/>
-                <w:color w:val="111111"/>
-                <w:sz w:val="21"/>
-                <w:szCs w:val="21"/>
-              </w:rPr>
-              <w:t xml:space="preserve"/>
-            </w:r>
-          </w:p>
         </w:tc>
       </w:tr>
       <w:tr>
         <w:trPr>
-          <w:trHeight w:val="420" w:hRule="atLeast"/>
+          <w:trHeight w:val="294" w:hRule="atLeast"/>
         </w:trPr>
         <w:tc>
           <w:tcPr>
@@ -1866,19 +1807,19 @@
           </w:tcPr>
           <w:p>
             <w:pPr>
-              <w:spacing w:after="0" w:line="270"/>
-              <w:jc w:val="center"/>
-            </w:pPr>
-            <w:r>
-              <w:rPr>
-                <w:rFonts w:ascii="Times New Roman" w:cs="Times New Roman" w:eastAsia="Times New Roman" w:hAnsi="Times New Roman"/>
-                <w:b w:val="false"/>
-                <w:bCs w:val="false"/>
-                <w:i w:val="false"/>
-                <w:iCs w:val="false"/>
-                <w:color w:val="111111"/>
-                <w:sz w:val="19"/>
-                <w:szCs w:val="19"/>
+              <w:spacing w:after="0" w:line="220"/>
+              <w:jc w:val="center"/>
+            </w:pPr>
+            <w:r>
+              <w:rPr>
+                <w:rFonts w:ascii="Times New Roman" w:cs="Times New Roman" w:eastAsia="Times New Roman" w:hAnsi="Times New Roman"/>
+                <w:b w:val="false"/>
+                <w:bCs w:val="false"/>
+                <w:i w:val="false"/>
+                <w:iCs w:val="false"/>
+                <w:color w:val="111111"/>
+                <w:sz w:val="17"/>
+                <w:szCs w:val="17"/>
               </w:rPr>
               <w:t xml:space="preserve">2</w:t>
             </w:r>
@@ -1898,7 +1839,7 @@
           <w:p>
             <w:pPr>
               <w:bidi/>
-              <w:spacing w:after="0" w:line="320"/>
+              <w:spacing w:after="0" w:line="220"/>
             </w:pPr>
             <w:r>
               <w:rPr>
@@ -1906,8 +1847,8 @@
                 <w:b w:val="false"/>
                 <w:bCs w:val="false"/>
                 <w:color w:val="111111"/>
-                <w:sz w:val="28"/>
-                <w:szCs w:val="28"/>
+                <w:sz w:val="25"/>
+                <w:szCs w:val="25"/>
                 <w:rtl/>
               </w:rPr>
               <w:t xml:space="preserve">تَسْمَعُ سَارَةُ الدَّرْسَ بِعَيْنِهَا.</w:t>
@@ -1927,18 +1868,18 @@
           </w:tcPr>
           <w:p>
             <w:pPr>
-              <w:spacing w:after="0" w:line="270"/>
-            </w:pPr>
-            <w:r>
-              <w:rPr>
-                <w:rFonts w:ascii="Times New Roman" w:cs="Times New Roman" w:eastAsia="Times New Roman" w:hAnsi="Times New Roman"/>
-                <w:b w:val="false"/>
-                <w:bCs w:val="false"/>
-                <w:i w:val="false"/>
-                <w:iCs w:val="false"/>
-                <w:color w:val="111111"/>
-                <w:sz w:val="21"/>
-                <w:szCs w:val="21"/>
+              <w:spacing w:after="0" w:line="220"/>
+            </w:pPr>
+            <w:r>
+              <w:rPr>
+                <w:rFonts w:ascii="Times New Roman" w:cs="Times New Roman" w:eastAsia="Times New Roman" w:hAnsi="Times New Roman"/>
+                <w:b w:val="false"/>
+                <w:bCs w:val="false"/>
+                <w:i w:val="false"/>
+                <w:iCs w:val="false"/>
+                <w:color w:val="111111"/>
+                <w:sz w:val="18"/>
+                <w:szCs w:val="18"/>
               </w:rPr>
               <w:t xml:space="preserve"/>
             </w:r>
@@ -1955,29 +1896,11 @@
             </w:tcMar>
             <w:vAlign w:val="center"/>
           </w:tcPr>
-          <w:p>
-            <w:pPr>
-              <w:spacing w:after="0" w:line="270"/>
-            </w:pPr>
-            <w:r>
-              <w:rPr>
-                <w:rFonts w:ascii="Times New Roman" w:cs="Times New Roman" w:eastAsia="Times New Roman" w:hAnsi="Times New Roman"/>
-                <w:b w:val="false"/>
-                <w:bCs w:val="false"/>
-                <w:i w:val="false"/>
-                <w:iCs w:val="false"/>
-                <w:color w:val="111111"/>
-                <w:sz w:val="21"/>
-                <w:szCs w:val="21"/>
-              </w:rPr>
-              <w:t xml:space="preserve"/>
-            </w:r>
-          </w:p>
         </w:tc>
       </w:tr>
       <w:tr>
         <w:trPr>
-          <w:trHeight w:val="420" w:hRule="atLeast"/>
+          <w:trHeight w:val="294" w:hRule="atLeast"/>
         </w:trPr>
         <w:tc>
           <w:tcPr>
@@ -1992,19 +1915,19 @@
           </w:tcPr>
           <w:p>
             <w:pPr>
-              <w:spacing w:after="0" w:line="270"/>
-              <w:jc w:val="center"/>
-            </w:pPr>
-            <w:r>
-              <w:rPr>
-                <w:rFonts w:ascii="Times New Roman" w:cs="Times New Roman" w:eastAsia="Times New Roman" w:hAnsi="Times New Roman"/>
-                <w:b w:val="false"/>
-                <w:bCs w:val="false"/>
-                <w:i w:val="false"/>
-                <w:iCs w:val="false"/>
-                <w:color w:val="111111"/>
-                <w:sz w:val="19"/>
-                <w:szCs w:val="19"/>
+              <w:spacing w:after="0" w:line="220"/>
+              <w:jc w:val="center"/>
+            </w:pPr>
+            <w:r>
+              <w:rPr>
+                <w:rFonts w:ascii="Times New Roman" w:cs="Times New Roman" w:eastAsia="Times New Roman" w:hAnsi="Times New Roman"/>
+                <w:b w:val="false"/>
+                <w:bCs w:val="false"/>
+                <w:i w:val="false"/>
+                <w:iCs w:val="false"/>
+                <w:color w:val="111111"/>
+                <w:sz w:val="17"/>
+                <w:szCs w:val="17"/>
               </w:rPr>
               <w:t xml:space="preserve">3</w:t>
             </w:r>
@@ -2024,7 +1947,7 @@
           <w:p>
             <w:pPr>
               <w:bidi/>
-              <w:spacing w:after="0" w:line="320"/>
+              <w:spacing w:after="0" w:line="220"/>
             </w:pPr>
             <w:r>
               <w:rPr>
@@ -2032,8 +1955,8 @@
                 <w:b w:val="false"/>
                 <w:bCs w:val="false"/>
                 <w:color w:val="111111"/>
-                <w:sz w:val="28"/>
-                <w:szCs w:val="28"/>
+                <w:sz w:val="25"/>
+                <w:szCs w:val="25"/>
                 <w:rtl/>
               </w:rPr>
               <w:t xml:space="preserve">أَخُو سَارَةَ مُتْعَبٌ.</w:t>
@@ -2053,18 +1976,18 @@
           </w:tcPr>
           <w:p>
             <w:pPr>
-              <w:spacing w:after="0" w:line="270"/>
-            </w:pPr>
-            <w:r>
-              <w:rPr>
-                <w:rFonts w:ascii="Times New Roman" w:cs="Times New Roman" w:eastAsia="Times New Roman" w:hAnsi="Times New Roman"/>
-                <w:b w:val="false"/>
-                <w:bCs w:val="false"/>
-                <w:i w:val="false"/>
-                <w:iCs w:val="false"/>
-                <w:color w:val="111111"/>
-                <w:sz w:val="21"/>
-                <w:szCs w:val="21"/>
+              <w:spacing w:after="0" w:line="220"/>
+            </w:pPr>
+            <w:r>
+              <w:rPr>
+                <w:rFonts w:ascii="Times New Roman" w:cs="Times New Roman" w:eastAsia="Times New Roman" w:hAnsi="Times New Roman"/>
+                <w:b w:val="false"/>
+                <w:bCs w:val="false"/>
+                <w:i w:val="false"/>
+                <w:iCs w:val="false"/>
+                <w:color w:val="111111"/>
+                <w:sz w:val="18"/>
+                <w:szCs w:val="18"/>
               </w:rPr>
               <w:t xml:space="preserve"/>
             </w:r>
@@ -2081,29 +2004,11 @@
             </w:tcMar>
             <w:vAlign w:val="center"/>
           </w:tcPr>
-          <w:p>
-            <w:pPr>
-              <w:spacing w:after="0" w:line="270"/>
-            </w:pPr>
-            <w:r>
-              <w:rPr>
-                <w:rFonts w:ascii="Times New Roman" w:cs="Times New Roman" w:eastAsia="Times New Roman" w:hAnsi="Times New Roman"/>
-                <w:b w:val="false"/>
-                <w:bCs w:val="false"/>
-                <w:i w:val="false"/>
-                <w:iCs w:val="false"/>
-                <w:color w:val="111111"/>
-                <w:sz w:val="21"/>
-                <w:szCs w:val="21"/>
-              </w:rPr>
-              <w:t xml:space="preserve"/>
-            </w:r>
-          </w:p>
         </w:tc>
       </w:tr>
       <w:tr>
         <w:trPr>
-          <w:trHeight w:val="420" w:hRule="atLeast"/>
+          <w:trHeight w:val="294" w:hRule="atLeast"/>
         </w:trPr>
         <w:tc>
           <w:tcPr>
@@ -2118,19 +2023,19 @@
           </w:tcPr>
           <w:p>
             <w:pPr>
-              <w:spacing w:after="0" w:line="270"/>
-              <w:jc w:val="center"/>
-            </w:pPr>
-            <w:r>
-              <w:rPr>
-                <w:rFonts w:ascii="Times New Roman" w:cs="Times New Roman" w:eastAsia="Times New Roman" w:hAnsi="Times New Roman"/>
-                <w:b w:val="false"/>
-                <w:bCs w:val="false"/>
-                <w:i w:val="false"/>
-                <w:iCs w:val="false"/>
-                <w:color w:val="111111"/>
-                <w:sz w:val="19"/>
-                <w:szCs w:val="19"/>
+              <w:spacing w:after="0" w:line="220"/>
+              <w:jc w:val="center"/>
+            </w:pPr>
+            <w:r>
+              <w:rPr>
+                <w:rFonts w:ascii="Times New Roman" w:cs="Times New Roman" w:eastAsia="Times New Roman" w:hAnsi="Times New Roman"/>
+                <w:b w:val="false"/>
+                <w:bCs w:val="false"/>
+                <w:i w:val="false"/>
+                <w:iCs w:val="false"/>
+                <w:color w:val="111111"/>
+                <w:sz w:val="17"/>
+                <w:szCs w:val="17"/>
               </w:rPr>
               <w:t xml:space="preserve">4</w:t>
             </w:r>
@@ -2150,7 +2055,7 @@
           <w:p>
             <w:pPr>
               <w:bidi/>
-              <w:spacing w:after="0" w:line="320"/>
+              <w:spacing w:after="0" w:line="220"/>
             </w:pPr>
             <w:r>
               <w:rPr>
@@ -2158,8 +2063,8 @@
                 <w:b w:val="false"/>
                 <w:bCs w:val="false"/>
                 <w:color w:val="111111"/>
-                <w:sz w:val="28"/>
-                <w:szCs w:val="28"/>
+                <w:sz w:val="25"/>
+                <w:szCs w:val="25"/>
                 <w:rtl/>
               </w:rPr>
               <w:t xml:space="preserve">أُمُّ سَارَةَ قَلِقَةٌ.</w:t>
@@ -2179,18 +2084,18 @@
           </w:tcPr>
           <w:p>
             <w:pPr>
-              <w:spacing w:after="0" w:line="270"/>
-            </w:pPr>
-            <w:r>
-              <w:rPr>
-                <w:rFonts w:ascii="Times New Roman" w:cs="Times New Roman" w:eastAsia="Times New Roman" w:hAnsi="Times New Roman"/>
-                <w:b w:val="false"/>
-                <w:bCs w:val="false"/>
-                <w:i w:val="false"/>
-                <w:iCs w:val="false"/>
-                <w:color w:val="111111"/>
-                <w:sz w:val="21"/>
-                <w:szCs w:val="21"/>
+              <w:spacing w:after="0" w:line="220"/>
+            </w:pPr>
+            <w:r>
+              <w:rPr>
+                <w:rFonts w:ascii="Times New Roman" w:cs="Times New Roman" w:eastAsia="Times New Roman" w:hAnsi="Times New Roman"/>
+                <w:b w:val="false"/>
+                <w:bCs w:val="false"/>
+                <w:i w:val="false"/>
+                <w:iCs w:val="false"/>
+                <w:color w:val="111111"/>
+                <w:sz w:val="18"/>
+                <w:szCs w:val="18"/>
               </w:rPr>
               <w:t xml:space="preserve"/>
             </w:r>
@@ -2207,29 +2112,11 @@
             </w:tcMar>
             <w:vAlign w:val="center"/>
           </w:tcPr>
-          <w:p>
-            <w:pPr>
-              <w:spacing w:after="0" w:line="270"/>
-            </w:pPr>
-            <w:r>
-              <w:rPr>
-                <w:rFonts w:ascii="Times New Roman" w:cs="Times New Roman" w:eastAsia="Times New Roman" w:hAnsi="Times New Roman"/>
-                <w:b w:val="false"/>
-                <w:bCs w:val="false"/>
-                <w:i w:val="false"/>
-                <w:iCs w:val="false"/>
-                <w:color w:val="111111"/>
-                <w:sz w:val="21"/>
-                <w:szCs w:val="21"/>
-              </w:rPr>
-              <w:t xml:space="preserve"/>
-            </w:r>
-          </w:p>
         </w:tc>
       </w:tr>
       <w:tr>
         <w:trPr>
-          <w:trHeight w:val="420" w:hRule="atLeast"/>
+          <w:trHeight w:val="294" w:hRule="atLeast"/>
         </w:trPr>
         <w:tc>
           <w:tcPr>
@@ -2244,19 +2131,19 @@
           </w:tcPr>
           <w:p>
             <w:pPr>
-              <w:spacing w:after="0" w:line="270"/>
-              <w:jc w:val="center"/>
-            </w:pPr>
-            <w:r>
-              <w:rPr>
-                <w:rFonts w:ascii="Times New Roman" w:cs="Times New Roman" w:eastAsia="Times New Roman" w:hAnsi="Times New Roman"/>
-                <w:b w:val="false"/>
-                <w:bCs w:val="false"/>
-                <w:i w:val="false"/>
-                <w:iCs w:val="false"/>
-                <w:color w:val="111111"/>
-                <w:sz w:val="19"/>
-                <w:szCs w:val="19"/>
+              <w:spacing w:after="0" w:line="220"/>
+              <w:jc w:val="center"/>
+            </w:pPr>
+            <w:r>
+              <w:rPr>
+                <w:rFonts w:ascii="Times New Roman" w:cs="Times New Roman" w:eastAsia="Times New Roman" w:hAnsi="Times New Roman"/>
+                <w:b w:val="false"/>
+                <w:bCs w:val="false"/>
+                <w:i w:val="false"/>
+                <w:iCs w:val="false"/>
+                <w:color w:val="111111"/>
+                <w:sz w:val="17"/>
+                <w:szCs w:val="17"/>
               </w:rPr>
               <w:t xml:space="preserve">5</w:t>
             </w:r>
@@ -2276,7 +2163,7 @@
           <w:p>
             <w:pPr>
               <w:bidi/>
-              <w:spacing w:after="0" w:line="320"/>
+              <w:spacing w:after="0" w:line="220"/>
             </w:pPr>
             <w:r>
               <w:rPr>
@@ -2284,8 +2171,8 @@
                 <w:b w:val="false"/>
                 <w:bCs w:val="false"/>
                 <w:color w:val="111111"/>
-                <w:sz w:val="28"/>
-                <w:szCs w:val="28"/>
+                <w:sz w:val="25"/>
+                <w:szCs w:val="25"/>
                 <w:rtl/>
               </w:rPr>
               <w:t xml:space="preserve">سَارَةُ حَزِينَةٌ الْآنَ.</w:t>
@@ -2305,18 +2192,18 @@
           </w:tcPr>
           <w:p>
             <w:pPr>
-              <w:spacing w:after="0" w:line="270"/>
-            </w:pPr>
-            <w:r>
-              <w:rPr>
-                <w:rFonts w:ascii="Times New Roman" w:cs="Times New Roman" w:eastAsia="Times New Roman" w:hAnsi="Times New Roman"/>
-                <w:b w:val="false"/>
-                <w:bCs w:val="false"/>
-                <w:i w:val="false"/>
-                <w:iCs w:val="false"/>
-                <w:color w:val="111111"/>
-                <w:sz w:val="21"/>
-                <w:szCs w:val="21"/>
+              <w:spacing w:after="0" w:line="220"/>
+            </w:pPr>
+            <w:r>
+              <w:rPr>
+                <w:rFonts w:ascii="Times New Roman" w:cs="Times New Roman" w:eastAsia="Times New Roman" w:hAnsi="Times New Roman"/>
+                <w:b w:val="false"/>
+                <w:bCs w:val="false"/>
+                <w:i w:val="false"/>
+                <w:iCs w:val="false"/>
+                <w:color w:val="111111"/>
+                <w:sz w:val="18"/>
+                <w:szCs w:val="18"/>
               </w:rPr>
               <w:t xml:space="preserve"/>
             </w:r>
@@ -2333,24 +2220,6 @@
             </w:tcMar>
             <w:vAlign w:val="center"/>
           </w:tcPr>
-          <w:p>
-            <w:pPr>
-              <w:spacing w:after="0" w:line="270"/>
-            </w:pPr>
-            <w:r>
-              <w:rPr>
-                <w:rFonts w:ascii="Times New Roman" w:cs="Times New Roman" w:eastAsia="Times New Roman" w:hAnsi="Times New Roman"/>
-                <w:b w:val="false"/>
-                <w:bCs w:val="false"/>
-                <w:i w:val="false"/>
-                <w:iCs w:val="false"/>
-                <w:color w:val="111111"/>
-                <w:sz w:val="21"/>
-                <w:szCs w:val="21"/>
-              </w:rPr>
-              <w:t xml:space="preserve"/>
-            </w:r>
-          </w:p>
         </w:tc>
       </w:tr>
     </w:tbl>
@@ -2359,7 +2228,7 @@
         <w:tabs>
           <w:tab w:val="right" w:pos="9864"/>
         </w:tabs>
-        <w:spacing w:after="90" w:before="220" w:line="280"/>
+        <w:spacing w:after="36" w:before="88" w:line="220"/>
         <w:ind w:left="340" w:hanging="340"/>
       </w:pPr>
       <w:r>
@@ -2370,16 +2239,16 @@
           <w:i w:val="false"/>
           <w:iCs w:val="false"/>
           <w:color w:val="111111"/>
-          <w:sz w:val="21"/>
-          <w:szCs w:val="21"/>
+          <w:sz w:val="18"/>
+          <w:szCs w:val="18"/>
         </w:rPr>
         <w:t xml:space="preserve">3.</w:t>
       </w:r>
       <w:r>
         <w:rPr>
           <w:rFonts w:ascii="Times New Roman" w:cs="Times New Roman" w:eastAsia="Times New Roman" w:hAnsi="Times New Roman"/>
-          <w:sz w:val="21"/>
-          <w:szCs w:val="21"/>
+          <w:sz w:val="18"/>
+          <w:szCs w:val="18"/>
         </w:rPr>
         <w:tab/>
       </w:r>
@@ -2391,16 +2260,16 @@
           <w:i w:val="false"/>
           <w:iCs w:val="false"/>
           <w:color w:val="111111"/>
-          <w:sz w:val="21"/>
-          <w:szCs w:val="21"/>
+          <w:sz w:val="18"/>
+          <w:szCs w:val="18"/>
         </w:rPr>
         <w:t xml:space="preserve">Aşağıdaki durumlara uygun seçeneği işaretleyiniz.</w:t>
       </w:r>
       <w:r>
         <w:rPr>
           <w:rFonts w:ascii="Times New Roman" w:cs="Times New Roman" w:eastAsia="Times New Roman" w:hAnsi="Times New Roman"/>
-          <w:sz w:val="21"/>
-          <w:szCs w:val="21"/>
+          <w:sz w:val="18"/>
+          <w:szCs w:val="18"/>
         </w:rPr>
         <w:tab/>
       </w:r>
@@ -2412,8 +2281,8 @@
           <w:i w:val="false"/>
           <w:iCs w:val="false"/>
           <w:color w:val="55636F"/>
-          <w:sz w:val="18"/>
-          <w:szCs w:val="18"/>
+          <w:sz w:val="16"/>
+          <w:szCs w:val="16"/>
         </w:rPr>
         <w:t xml:space="preserve">(15 puan)</w:t>
       </w:r>
@@ -2421,7 +2290,7 @@
     <w:p>
       <w:pPr>
         <w:keepNext w:val="false"/>
-        <w:spacing w:after="90" w:before="0" w:line="280"/>
+        <w:spacing w:after="36" w:before="0" w:line="220"/>
         <w:ind w:left="340"/>
       </w:pPr>
       <w:r>
@@ -2432,8 +2301,8 @@
           <w:i/>
           <w:iCs/>
           <w:color w:val="5B6772"/>
-          <w:sz w:val="18"/>
-          <w:szCs w:val="18"/>
+          <w:sz w:val="16"/>
+          <w:szCs w:val="16"/>
         </w:rPr>
         <w:t xml:space="preserve">Her doğru cevap 3 puandır.</w:t>
       </w:r>
@@ -2441,7 +2310,7 @@
     <w:p>
       <w:pPr>
         <w:keepNext/>
-        <w:spacing w:after="50" w:before="0" w:line="280"/>
+        <w:spacing w:after="20" w:before="0" w:line="220"/>
         <w:ind w:left="340" w:hanging="280"/>
       </w:pPr>
       <w:r>
@@ -2452,8 +2321,8 @@
           <w:i w:val="false"/>
           <w:iCs w:val="false"/>
           <w:color w:val="111111"/>
-          <w:sz w:val="20"/>
-          <w:szCs w:val="20"/>
+          <w:sz w:val="17"/>
+          <w:szCs w:val="17"/>
         </w:rPr>
         <w:t xml:space="preserve">1.  Kulağınla işittiğini söylemek istiyorsun.</w:t>
       </w:r>
@@ -2498,7 +2367,7 @@
           <w:p>
             <w:pPr>
               <w:bidi/>
-              <w:spacing w:after="0" w:line="330"/>
+              <w:spacing w:after="0" w:line="220"/>
               <w:jc w:val="end"/>
             </w:pPr>
             <w:r>
@@ -2509,8 +2378,8 @@
                 <w:i w:val="false"/>
                 <w:iCs w:val="false"/>
                 <w:color w:val="111111"/>
-                <w:sz w:val="20"/>
-                <w:szCs w:val="20"/>
+                <w:sz w:val="17"/>
+                <w:szCs w:val="17"/>
               </w:rPr>
               <w:t xml:space="preserve">A.‎  </w:t>
             </w:r>
@@ -2520,8 +2389,8 @@
                 <w:b w:val="false"/>
                 <w:bCs w:val="false"/>
                 <w:color w:val="111111"/>
-                <w:sz w:val="28"/>
-                <w:szCs w:val="28"/>
+                <w:sz w:val="25"/>
+                <w:szCs w:val="25"/>
                 <w:rtl/>
               </w:rPr>
               <w:t xml:space="preserve">أَسْمَعُ بِأُذُنِي.</w:t>
@@ -2548,7 +2417,7 @@
           <w:p>
             <w:pPr>
               <w:bidi/>
-              <w:spacing w:after="0" w:line="330"/>
+              <w:spacing w:after="0" w:line="220"/>
               <w:jc w:val="end"/>
             </w:pPr>
             <w:r>
@@ -2559,8 +2428,8 @@
                 <w:i w:val="false"/>
                 <w:iCs w:val="false"/>
                 <w:color w:val="111111"/>
-                <w:sz w:val="20"/>
-                <w:szCs w:val="20"/>
+                <w:sz w:val="17"/>
+                <w:szCs w:val="17"/>
               </w:rPr>
               <w:t xml:space="preserve">B.‎  </w:t>
             </w:r>
@@ -2570,8 +2439,8 @@
                 <w:b w:val="false"/>
                 <w:bCs w:val="false"/>
                 <w:color w:val="111111"/>
-                <w:sz w:val="28"/>
-                <w:szCs w:val="28"/>
+                <w:sz w:val="25"/>
+                <w:szCs w:val="25"/>
                 <w:rtl/>
               </w:rPr>
               <w:t xml:space="preserve">أَرَى بِعَيْنِي.</w:t>
@@ -2603,7 +2472,7 @@
           <w:p>
             <w:pPr>
               <w:bidi/>
-              <w:spacing w:after="0" w:line="330"/>
+              <w:spacing w:after="0" w:line="220"/>
               <w:jc w:val="end"/>
             </w:pPr>
             <w:r>
@@ -2614,8 +2483,8 @@
                 <w:i w:val="false"/>
                 <w:iCs w:val="false"/>
                 <w:color w:val="111111"/>
-                <w:sz w:val="20"/>
-                <w:szCs w:val="20"/>
+                <w:sz w:val="17"/>
+                <w:szCs w:val="17"/>
               </w:rPr>
               <w:t xml:space="preserve">C.‎  </w:t>
             </w:r>
@@ -2625,8 +2494,8 @@
                 <w:b w:val="false"/>
                 <w:bCs w:val="false"/>
                 <w:color w:val="111111"/>
-                <w:sz w:val="28"/>
-                <w:szCs w:val="28"/>
+                <w:sz w:val="25"/>
+                <w:szCs w:val="25"/>
                 <w:rtl/>
               </w:rPr>
               <w:t xml:space="preserve">أَمْشِي بِقَدَمِي.</w:t>
@@ -2653,7 +2522,7 @@
           <w:p>
             <w:pPr>
               <w:bidi/>
-              <w:spacing w:after="0" w:line="330"/>
+              <w:spacing w:after="0" w:line="220"/>
               <w:jc w:val="end"/>
             </w:pPr>
             <w:r>
@@ -2664,8 +2533,8 @@
                 <w:i w:val="false"/>
                 <w:iCs w:val="false"/>
                 <w:color w:val="111111"/>
-                <w:sz w:val="20"/>
-                <w:szCs w:val="20"/>
+                <w:sz w:val="17"/>
+                <w:szCs w:val="17"/>
               </w:rPr>
               <w:t xml:space="preserve">D.‎  </w:t>
             </w:r>
@@ -2675,8 +2544,8 @@
                 <w:b w:val="false"/>
                 <w:bCs w:val="false"/>
                 <w:color w:val="111111"/>
-                <w:sz w:val="28"/>
-                <w:szCs w:val="28"/>
+                <w:sz w:val="25"/>
+                <w:szCs w:val="25"/>
                 <w:rtl/>
               </w:rPr>
               <w:t xml:space="preserve">أَشُمُّ بِأَنْفِي.</w:t>
@@ -2688,7 +2557,7 @@
     <w:p>
       <w:pPr>
         <w:keepNext/>
-        <w:spacing w:after="50" w:before="120" w:line="280"/>
+        <w:spacing w:after="20" w:before="48" w:line="220"/>
         <w:ind w:left="340" w:hanging="280"/>
       </w:pPr>
       <w:r>
@@ -2699,8 +2568,8 @@
           <w:i w:val="false"/>
           <w:iCs w:val="false"/>
           <w:color w:val="111111"/>
-          <w:sz w:val="20"/>
-          <w:szCs w:val="20"/>
+          <w:sz w:val="17"/>
+          <w:szCs w:val="17"/>
         </w:rPr>
         <w:t xml:space="preserve">2.  Okuma metnine göre Hâlid bugün kendini nasıl hissediyor?</w:t>
       </w:r>
@@ -2744,7 +2613,7 @@
           </w:tcPr>
           <w:p>
             <w:pPr>
-              <w:spacing w:after="0" w:line="280"/>
+              <w:spacing w:after="0" w:line="220"/>
             </w:pPr>
             <w:r>
               <w:rPr>
@@ -2754,8 +2623,8 @@
                 <w:i w:val="false"/>
                 <w:iCs w:val="false"/>
                 <w:color w:val="111111"/>
-                <w:sz w:val="20"/>
-                <w:szCs w:val="20"/>
+                <w:sz w:val="17"/>
+                <w:szCs w:val="17"/>
               </w:rPr>
               <w:t xml:space="preserve">A)  </w:t>
             </w:r>
@@ -2767,8 +2636,8 @@
                 <w:i w:val="false"/>
                 <w:iCs w:val="false"/>
                 <w:color w:val="111111"/>
-                <w:sz w:val="20"/>
-                <w:szCs w:val="20"/>
+                <w:sz w:val="17"/>
+                <w:szCs w:val="17"/>
               </w:rPr>
               <w:t xml:space="preserve">Yorgun</w:t>
             </w:r>
@@ -2793,7 +2662,7 @@
           </w:tcPr>
           <w:p>
             <w:pPr>
-              <w:spacing w:after="0" w:line="280"/>
+              <w:spacing w:after="0" w:line="220"/>
             </w:pPr>
             <w:r>
               <w:rPr>
@@ -2803,8 +2672,8 @@
                 <w:i w:val="false"/>
                 <w:iCs w:val="false"/>
                 <w:color w:val="111111"/>
-                <w:sz w:val="20"/>
-                <w:szCs w:val="20"/>
+                <w:sz w:val="17"/>
+                <w:szCs w:val="17"/>
               </w:rPr>
               <w:t xml:space="preserve">B)  </w:t>
             </w:r>
@@ -2816,8 +2685,8 @@
                 <w:i w:val="false"/>
                 <w:iCs w:val="false"/>
                 <w:color w:val="111111"/>
-                <w:sz w:val="20"/>
-                <w:szCs w:val="20"/>
+                <w:sz w:val="17"/>
+                <w:szCs w:val="17"/>
               </w:rPr>
               <w:t xml:space="preserve">Mutlu</w:t>
             </w:r>
@@ -2847,7 +2716,7 @@
           </w:tcPr>
           <w:p>
             <w:pPr>
-              <w:spacing w:after="0" w:line="280"/>
+              <w:spacing w:after="0" w:line="220"/>
             </w:pPr>
             <w:r>
               <w:rPr>
@@ -2857,8 +2726,8 @@
                 <w:i w:val="false"/>
                 <w:iCs w:val="false"/>
                 <w:color w:val="111111"/>
-                <w:sz w:val="20"/>
-                <w:szCs w:val="20"/>
+                <w:sz w:val="17"/>
+                <w:szCs w:val="17"/>
               </w:rPr>
               <w:t xml:space="preserve">C)  </w:t>
             </w:r>
@@ -2870,8 +2739,8 @@
                 <w:i w:val="false"/>
                 <w:iCs w:val="false"/>
                 <w:color w:val="111111"/>
-                <w:sz w:val="20"/>
-                <w:szCs w:val="20"/>
+                <w:sz w:val="17"/>
+                <w:szCs w:val="17"/>
               </w:rPr>
               <w:t xml:space="preserve">Üzgün</w:t>
             </w:r>
@@ -2896,7 +2765,7 @@
           </w:tcPr>
           <w:p>
             <w:pPr>
-              <w:spacing w:after="0" w:line="280"/>
+              <w:spacing w:after="0" w:line="220"/>
             </w:pPr>
             <w:r>
               <w:rPr>
@@ -2906,8 +2775,8 @@
                 <w:i w:val="false"/>
                 <w:iCs w:val="false"/>
                 <w:color w:val="111111"/>
-                <w:sz w:val="20"/>
-                <w:szCs w:val="20"/>
+                <w:sz w:val="17"/>
+                <w:szCs w:val="17"/>
               </w:rPr>
               <w:t xml:space="preserve">D)  </w:t>
             </w:r>
@@ -2919,8 +2788,8 @@
                 <w:i w:val="false"/>
                 <w:iCs w:val="false"/>
                 <w:color w:val="111111"/>
-                <w:sz w:val="20"/>
-                <w:szCs w:val="20"/>
+                <w:sz w:val="17"/>
+                <w:szCs w:val="17"/>
               </w:rPr>
               <w:t xml:space="preserve">Kaygılı</w:t>
             </w:r>
@@ -2931,7 +2800,7 @@
     <w:p>
       <w:pPr>
         <w:keepNext/>
-        <w:spacing w:after="50" w:before="120" w:line="280"/>
+        <w:spacing w:after="20" w:before="48" w:line="220"/>
         <w:ind w:left="340" w:hanging="280"/>
       </w:pPr>
       <w:r>
@@ -2942,8 +2811,8 @@
           <w:i w:val="false"/>
           <w:iCs w:val="false"/>
           <w:color w:val="111111"/>
-          <w:sz w:val="20"/>
-          <w:szCs w:val="20"/>
+          <w:sz w:val="17"/>
+          <w:szCs w:val="17"/>
         </w:rPr>
         <w:t xml:space="preserve">3.  Arkadaşına bugün nasıl hissettiğini sormak istiyorsun.</w:t>
       </w:r>
@@ -2988,7 +2857,7 @@
           <w:p>
             <w:pPr>
               <w:bidi/>
-              <w:spacing w:after="0" w:line="330"/>
+              <w:spacing w:after="0" w:line="220"/>
               <w:jc w:val="end"/>
             </w:pPr>
             <w:r>
@@ -2999,8 +2868,8 @@
                 <w:i w:val="false"/>
                 <w:iCs w:val="false"/>
                 <w:color w:val="111111"/>
-                <w:sz w:val="20"/>
-                <w:szCs w:val="20"/>
+                <w:sz w:val="17"/>
+                <w:szCs w:val="17"/>
               </w:rPr>
               <w:t xml:space="preserve">A.‎  </w:t>
             </w:r>
@@ -3010,8 +2879,8 @@
                 <w:b w:val="false"/>
                 <w:bCs w:val="false"/>
                 <w:color w:val="111111"/>
-                <w:sz w:val="28"/>
-                <w:szCs w:val="28"/>
+                <w:sz w:val="25"/>
+                <w:szCs w:val="25"/>
                 <w:rtl/>
               </w:rPr>
               <w:t xml:space="preserve">مَا اسْمُكَ؟</w:t>
@@ -3038,7 +2907,7 @@
           <w:p>
             <w:pPr>
               <w:bidi/>
-              <w:spacing w:after="0" w:line="330"/>
+              <w:spacing w:after="0" w:line="220"/>
               <w:jc w:val="end"/>
             </w:pPr>
             <w:r>
@@ -3049,8 +2918,8 @@
                 <w:i w:val="false"/>
                 <w:iCs w:val="false"/>
                 <w:color w:val="111111"/>
-                <w:sz w:val="20"/>
-                <w:szCs w:val="20"/>
+                <w:sz w:val="17"/>
+                <w:szCs w:val="17"/>
               </w:rPr>
               <w:t xml:space="preserve">B.‎  </w:t>
             </w:r>
@@ -3060,8 +2929,8 @@
                 <w:b w:val="false"/>
                 <w:bCs w:val="false"/>
                 <w:color w:val="111111"/>
-                <w:sz w:val="28"/>
-                <w:szCs w:val="28"/>
+                <w:sz w:val="25"/>
+                <w:szCs w:val="25"/>
                 <w:rtl/>
               </w:rPr>
               <w:t xml:space="preserve">مَاذَا تَشْعُرُ الْيَوْمَ؟</w:t>
@@ -3093,7 +2962,7 @@
           <w:p>
             <w:pPr>
               <w:bidi/>
-              <w:spacing w:after="0" w:line="330"/>
+              <w:spacing w:after="0" w:line="220"/>
               <w:jc w:val="end"/>
             </w:pPr>
             <w:r>
@@ -3104,8 +2973,8 @@
                 <w:i w:val="false"/>
                 <w:iCs w:val="false"/>
                 <w:color w:val="111111"/>
-                <w:sz w:val="20"/>
-                <w:szCs w:val="20"/>
+                <w:sz w:val="17"/>
+                <w:szCs w:val="17"/>
               </w:rPr>
               <w:t xml:space="preserve">C.‎  </w:t>
             </w:r>
@@ -3115,8 +2984,8 @@
                 <w:b w:val="false"/>
                 <w:bCs w:val="false"/>
                 <w:color w:val="111111"/>
-                <w:sz w:val="28"/>
-                <w:szCs w:val="28"/>
+                <w:sz w:val="25"/>
+                <w:szCs w:val="25"/>
                 <w:rtl/>
               </w:rPr>
               <w:t xml:space="preserve">أَيْنَ أَنْتَ؟</w:t>
@@ -3143,7 +3012,7 @@
           <w:p>
             <w:pPr>
               <w:bidi/>
-              <w:spacing w:after="0" w:line="330"/>
+              <w:spacing w:after="0" w:line="220"/>
               <w:jc w:val="end"/>
             </w:pPr>
             <w:r>
@@ -3154,8 +3023,8 @@
                 <w:i w:val="false"/>
                 <w:iCs w:val="false"/>
                 <w:color w:val="111111"/>
-                <w:sz w:val="20"/>
-                <w:szCs w:val="20"/>
+                <w:sz w:val="17"/>
+                <w:szCs w:val="17"/>
               </w:rPr>
               <w:t xml:space="preserve">D.‎  </w:t>
             </w:r>
@@ -3165,8 +3034,8 @@
                 <w:b w:val="false"/>
                 <w:bCs w:val="false"/>
                 <w:color w:val="111111"/>
-                <w:sz w:val="28"/>
-                <w:szCs w:val="28"/>
+                <w:sz w:val="25"/>
+                <w:szCs w:val="25"/>
                 <w:rtl/>
               </w:rPr>
               <w:t xml:space="preserve">كَمْ عُمْرُكَ؟</w:t>
@@ -3178,7 +3047,7 @@
     <w:p>
       <w:pPr>
         <w:keepNext/>
-        <w:spacing w:after="50" w:before="120" w:line="280"/>
+        <w:spacing w:after="20" w:before="48" w:line="220"/>
         <w:ind w:left="340" w:hanging="280"/>
       </w:pPr>
       <w:r>
@@ -3189,8 +3058,8 @@
           <w:i w:val="false"/>
           <w:iCs w:val="false"/>
           <w:color w:val="111111"/>
-          <w:sz w:val="20"/>
-          <w:szCs w:val="20"/>
+          <w:sz w:val="17"/>
+          <w:szCs w:val="17"/>
         </w:rPr>
         <w:t xml:space="preserve">4.  «أَلْمَسُ بِيَدِي» ifadesi hangi anlama gelir?</w:t>
       </w:r>
@@ -3234,7 +3103,7 @@
           </w:tcPr>
           <w:p>
             <w:pPr>
-              <w:spacing w:after="0" w:line="280"/>
+              <w:spacing w:after="0" w:line="220"/>
             </w:pPr>
             <w:r>
               <w:rPr>
@@ -3244,8 +3113,8 @@
                 <w:i w:val="false"/>
                 <w:iCs w:val="false"/>
                 <w:color w:val="111111"/>
-                <w:sz w:val="20"/>
-                <w:szCs w:val="20"/>
+                <w:sz w:val="17"/>
+                <w:szCs w:val="17"/>
               </w:rPr>
               <w:t xml:space="preserve">A)  </w:t>
             </w:r>
@@ -3257,8 +3126,8 @@
                 <w:i w:val="false"/>
                 <w:iCs w:val="false"/>
                 <w:color w:val="111111"/>
-                <w:sz w:val="20"/>
-                <w:szCs w:val="20"/>
+                <w:sz w:val="17"/>
+                <w:szCs w:val="17"/>
               </w:rPr>
               <w:t xml:space="preserve">Elimle dokunurum.</w:t>
             </w:r>
@@ -3283,7 +3152,7 @@
           </w:tcPr>
           <w:p>
             <w:pPr>
-              <w:spacing w:after="0" w:line="280"/>
+              <w:spacing w:after="0" w:line="220"/>
             </w:pPr>
             <w:r>
               <w:rPr>
@@ -3293,8 +3162,8 @@
                 <w:i w:val="false"/>
                 <w:iCs w:val="false"/>
                 <w:color w:val="111111"/>
-                <w:sz w:val="20"/>
-                <w:szCs w:val="20"/>
+                <w:sz w:val="17"/>
+                <w:szCs w:val="17"/>
               </w:rPr>
               <w:t xml:space="preserve">B)  </w:t>
             </w:r>
@@ -3306,8 +3175,8 @@
                 <w:i w:val="false"/>
                 <w:iCs w:val="false"/>
                 <w:color w:val="111111"/>
-                <w:sz w:val="20"/>
-                <w:szCs w:val="20"/>
+                <w:sz w:val="17"/>
+                <w:szCs w:val="17"/>
               </w:rPr>
               <w:t xml:space="preserve">Gözümle görürüm.</w:t>
             </w:r>
@@ -3337,7 +3206,7 @@
           </w:tcPr>
           <w:p>
             <w:pPr>
-              <w:spacing w:after="0" w:line="280"/>
+              <w:spacing w:after="0" w:line="220"/>
             </w:pPr>
             <w:r>
               <w:rPr>
@@ -3347,8 +3216,8 @@
                 <w:i w:val="false"/>
                 <w:iCs w:val="false"/>
                 <w:color w:val="111111"/>
-                <w:sz w:val="20"/>
-                <w:szCs w:val="20"/>
+                <w:sz w:val="17"/>
+                <w:szCs w:val="17"/>
               </w:rPr>
               <w:t xml:space="preserve">C)  </w:t>
             </w:r>
@@ -3360,8 +3229,8 @@
                 <w:i w:val="false"/>
                 <w:iCs w:val="false"/>
                 <w:color w:val="111111"/>
-                <w:sz w:val="20"/>
-                <w:szCs w:val="20"/>
+                <w:sz w:val="17"/>
+                <w:szCs w:val="17"/>
               </w:rPr>
               <w:t xml:space="preserve">Ayağımla yürürüm.</w:t>
             </w:r>
@@ -3386,7 +3255,7 @@
           </w:tcPr>
           <w:p>
             <w:pPr>
-              <w:spacing w:after="0" w:line="280"/>
+              <w:spacing w:after="0" w:line="220"/>
             </w:pPr>
             <w:r>
               <w:rPr>
@@ -3396,8 +3265,8 @@
                 <w:i w:val="false"/>
                 <w:iCs w:val="false"/>
                 <w:color w:val="111111"/>
-                <w:sz w:val="20"/>
-                <w:szCs w:val="20"/>
+                <w:sz w:val="17"/>
+                <w:szCs w:val="17"/>
               </w:rPr>
               <w:t xml:space="preserve">D)  </w:t>
             </w:r>
@@ -3409,8 +3278,8 @@
                 <w:i w:val="false"/>
                 <w:iCs w:val="false"/>
                 <w:color w:val="111111"/>
-                <w:sz w:val="20"/>
-                <w:szCs w:val="20"/>
+                <w:sz w:val="17"/>
+                <w:szCs w:val="17"/>
               </w:rPr>
               <w:t xml:space="preserve">Burnumla koklarım.</w:t>
             </w:r>
@@ -3421,7 +3290,7 @@
     <w:p>
       <w:pPr>
         <w:keepNext/>
-        <w:spacing w:after="50" w:before="120" w:line="280"/>
+        <w:spacing w:after="20" w:before="48" w:line="220"/>
         <w:ind w:left="340" w:hanging="280"/>
       </w:pPr>
       <w:r>
@@ -3432,8 +3301,8 @@
           <w:i w:val="false"/>
           <w:iCs w:val="false"/>
           <w:color w:val="111111"/>
-          <w:sz w:val="20"/>
-          <w:szCs w:val="20"/>
+          <w:sz w:val="17"/>
+          <w:szCs w:val="17"/>
         </w:rPr>
         <w:t xml:space="preserve">5.  Kendini çok iyi hissettiğini söylemek istiyorsun.</w:t>
       </w:r>
@@ -3478,7 +3347,7 @@
           <w:p>
             <w:pPr>
               <w:bidi/>
-              <w:spacing w:after="0" w:line="330"/>
+              <w:spacing w:after="0" w:line="220"/>
               <w:jc w:val="end"/>
             </w:pPr>
             <w:r>
@@ -3489,8 +3358,8 @@
                 <w:i w:val="false"/>
                 <w:iCs w:val="false"/>
                 <w:color w:val="111111"/>
-                <w:sz w:val="20"/>
-                <w:szCs w:val="20"/>
+                <w:sz w:val="17"/>
+                <w:szCs w:val="17"/>
               </w:rPr>
               <w:t xml:space="preserve">A.‎  </w:t>
             </w:r>
@@ -3500,8 +3369,8 @@
                 <w:b w:val="false"/>
                 <w:bCs w:val="false"/>
                 <w:color w:val="111111"/>
-                <w:sz w:val="28"/>
-                <w:szCs w:val="28"/>
+                <w:sz w:val="25"/>
+                <w:szCs w:val="25"/>
                 <w:rtl/>
               </w:rPr>
               <w:t xml:space="preserve">أَنَا مُتْعَبٌ.</w:t>
@@ -3528,7 +3397,7 @@
           <w:p>
             <w:pPr>
               <w:bidi/>
-              <w:spacing w:after="0" w:line="330"/>
+              <w:spacing w:after="0" w:line="220"/>
               <w:jc w:val="end"/>
             </w:pPr>
             <w:r>
@@ -3539,8 +3408,8 @@
                 <w:i w:val="false"/>
                 <w:iCs w:val="false"/>
                 <w:color w:val="111111"/>
-                <w:sz w:val="20"/>
-                <w:szCs w:val="20"/>
+                <w:sz w:val="17"/>
+                <w:szCs w:val="17"/>
               </w:rPr>
               <w:t xml:space="preserve">B.‎  </w:t>
             </w:r>
@@ -3550,8 +3419,8 @@
                 <w:b w:val="false"/>
                 <w:bCs w:val="false"/>
                 <w:color w:val="111111"/>
-                <w:sz w:val="28"/>
-                <w:szCs w:val="28"/>
+                <w:sz w:val="25"/>
+                <w:szCs w:val="25"/>
                 <w:rtl/>
               </w:rPr>
               <w:t xml:space="preserve">أَنَا حَزِينٌ.</w:t>
@@ -3583,7 +3452,7 @@
           <w:p>
             <w:pPr>
               <w:bidi/>
-              <w:spacing w:after="0" w:line="330"/>
+              <w:spacing w:after="0" w:line="220"/>
               <w:jc w:val="end"/>
             </w:pPr>
             <w:r>
@@ -3594,8 +3463,8 @@
                 <w:i w:val="false"/>
                 <w:iCs w:val="false"/>
                 <w:color w:val="111111"/>
-                <w:sz w:val="20"/>
-                <w:szCs w:val="20"/>
+                <w:sz w:val="17"/>
+                <w:szCs w:val="17"/>
               </w:rPr>
               <w:t xml:space="preserve">C.‎  </w:t>
             </w:r>
@@ -3605,8 +3474,8 @@
                 <w:b w:val="false"/>
                 <w:bCs w:val="false"/>
                 <w:color w:val="111111"/>
-                <w:sz w:val="28"/>
-                <w:szCs w:val="28"/>
+                <w:sz w:val="25"/>
+                <w:szCs w:val="25"/>
                 <w:rtl/>
               </w:rPr>
               <w:t xml:space="preserve">أَنَا مُمْتَازٌ، طَبْعًا.</w:t>
@@ -3633,7 +3502,7 @@
           <w:p>
             <w:pPr>
               <w:bidi/>
-              <w:spacing w:after="0" w:line="330"/>
+              <w:spacing w:after="0" w:line="220"/>
               <w:jc w:val="end"/>
             </w:pPr>
             <w:r>
@@ -3644,8 +3513,8 @@
                 <w:i w:val="false"/>
                 <w:iCs w:val="false"/>
                 <w:color w:val="111111"/>
-                <w:sz w:val="20"/>
-                <w:szCs w:val="20"/>
+                <w:sz w:val="17"/>
+                <w:szCs w:val="17"/>
               </w:rPr>
               <w:t xml:space="preserve">D.‎  </w:t>
             </w:r>
@@ -3655,8 +3524,8 @@
                 <w:b w:val="false"/>
                 <w:bCs w:val="false"/>
                 <w:color w:val="111111"/>
-                <w:sz w:val="28"/>
-                <w:szCs w:val="28"/>
+                <w:sz w:val="25"/>
+                <w:szCs w:val="25"/>
                 <w:rtl/>
               </w:rPr>
               <w:t xml:space="preserve">أَنَا قَلِقٌ.</w:t>
@@ -3670,7 +3539,7 @@
         <w:tabs>
           <w:tab w:val="right" w:pos="9864"/>
         </w:tabs>
-        <w:spacing w:after="90" w:before="220" w:line="280"/>
+        <w:spacing w:after="36" w:before="88" w:line="220"/>
         <w:ind w:left="340" w:hanging="340"/>
       </w:pPr>
       <w:r>
@@ -3681,16 +3550,16 @@
           <w:i w:val="false"/>
           <w:iCs w:val="false"/>
           <w:color w:val="111111"/>
-          <w:sz w:val="21"/>
-          <w:szCs w:val="21"/>
+          <w:sz w:val="18"/>
+          <w:szCs w:val="18"/>
         </w:rPr>
         <w:t xml:space="preserve">4.</w:t>
       </w:r>
       <w:r>
         <w:rPr>
           <w:rFonts w:ascii="Times New Roman" w:cs="Times New Roman" w:eastAsia="Times New Roman" w:hAnsi="Times New Roman"/>
-          <w:sz w:val="21"/>
-          <w:szCs w:val="21"/>
+          <w:sz w:val="18"/>
+          <w:szCs w:val="18"/>
         </w:rPr>
         <w:tab/>
       </w:r>
@@ -3702,16 +3571,16 @@
           <w:i w:val="false"/>
           <w:iCs w:val="false"/>
           <w:color w:val="111111"/>
-          <w:sz w:val="21"/>
-          <w:szCs w:val="21"/>
+          <w:sz w:val="18"/>
+          <w:szCs w:val="18"/>
         </w:rPr>
         <w:t xml:space="preserve">Aşağıdaki durumları uygun Arapça ifadeyle eşleştiriniz.</w:t>
       </w:r>
       <w:r>
         <w:rPr>
           <w:rFonts w:ascii="Times New Roman" w:cs="Times New Roman" w:eastAsia="Times New Roman" w:hAnsi="Times New Roman"/>
-          <w:sz w:val="21"/>
-          <w:szCs w:val="21"/>
+          <w:sz w:val="18"/>
+          <w:szCs w:val="18"/>
         </w:rPr>
         <w:tab/>
       </w:r>
@@ -3723,8 +3592,8 @@
           <w:i w:val="false"/>
           <w:iCs w:val="false"/>
           <w:color w:val="55636F"/>
-          <w:sz w:val="18"/>
-          <w:szCs w:val="18"/>
+          <w:sz w:val="16"/>
+          <w:szCs w:val="16"/>
         </w:rPr>
         <w:t xml:space="preserve">(10 puan)</w:t>
       </w:r>
@@ -3732,7 +3601,7 @@
     <w:p>
       <w:pPr>
         <w:keepNext w:val="false"/>
-        <w:spacing w:after="90" w:before="0" w:line="280"/>
+        <w:spacing w:after="36" w:before="0" w:line="220"/>
         <w:ind w:left="340"/>
       </w:pPr>
       <w:r>
@@ -3743,8 +3612,8 @@
           <w:i/>
           <w:iCs/>
           <w:color w:val="5B6772"/>
-          <w:sz w:val="18"/>
-          <w:szCs w:val="18"/>
+          <w:sz w:val="16"/>
+          <w:szCs w:val="16"/>
         </w:rPr>
         <w:t xml:space="preserve">Her doğru eşleştirme 2 puandır.</w:t>
       </w:r>
@@ -3770,7 +3639,7 @@
       </w:tblGrid>
       <w:tr>
         <w:trPr>
-          <w:trHeight w:val="400" w:hRule="atLeast"/>
+          <w:trHeight w:val="280" w:hRule="atLeast"/>
         </w:trPr>
         <w:tc>
           <w:tcPr>
@@ -3788,7 +3657,7 @@
           </w:tcPr>
           <w:p>
             <w:pPr>
-              <w:spacing w:after="0" w:line="270"/>
+              <w:spacing w:after="0" w:line="220"/>
               <w:jc w:val="center"/>
             </w:pPr>
             <w:r>
@@ -3799,8 +3668,8 @@
                 <w:i w:val="false"/>
                 <w:iCs w:val="false"/>
                 <w:color w:val="111111"/>
-                <w:sz w:val="19"/>
-                <w:szCs w:val="19"/>
+                <w:sz w:val="17"/>
+                <w:szCs w:val="17"/>
               </w:rPr>
               <w:t xml:space="preserve">1.</w:t>
             </w:r>
@@ -3822,18 +3691,18 @@
           </w:tcPr>
           <w:p>
             <w:pPr>
-              <w:spacing w:after="0" w:line="270"/>
-            </w:pPr>
-            <w:r>
-              <w:rPr>
-                <w:rFonts w:ascii="Times New Roman" w:cs="Times New Roman" w:eastAsia="Times New Roman" w:hAnsi="Times New Roman"/>
-                <w:b w:val="false"/>
-                <w:bCs w:val="false"/>
-                <w:i w:val="false"/>
-                <w:iCs w:val="false"/>
-                <w:color w:val="111111"/>
-                <w:sz w:val="20"/>
-                <w:szCs w:val="20"/>
+              <w:spacing w:after="0" w:line="220"/>
+            </w:pPr>
+            <w:r>
+              <w:rPr>
+                <w:rFonts w:ascii="Times New Roman" w:cs="Times New Roman" w:eastAsia="Times New Roman" w:hAnsi="Times New Roman"/>
+                <w:b w:val="false"/>
+                <w:bCs w:val="false"/>
+                <w:i w:val="false"/>
+                <w:iCs w:val="false"/>
+                <w:color w:val="111111"/>
+                <w:sz w:val="17"/>
+                <w:szCs w:val="17"/>
               </w:rPr>
               <w:t xml:space="preserve">Yorgun olduğunu söylüyorsun.</w:t>
             </w:r>
@@ -3852,19 +3721,19 @@
           </w:tcPr>
           <w:p>
             <w:pPr>
-              <w:spacing w:after="0" w:line="270"/>
-              <w:jc w:val="center"/>
-            </w:pPr>
-            <w:r>
-              <w:rPr>
-                <w:rFonts w:ascii="Times New Roman" w:cs="Times New Roman" w:eastAsia="Times New Roman" w:hAnsi="Times New Roman"/>
-                <w:b w:val="false"/>
-                <w:bCs w:val="false"/>
-                <w:i w:val="false"/>
-                <w:iCs w:val="false"/>
-                <w:color w:val="111111"/>
-                <w:sz w:val="20"/>
-                <w:szCs w:val="20"/>
+              <w:spacing w:after="0" w:line="220"/>
+              <w:jc w:val="center"/>
+            </w:pPr>
+            <w:r>
+              <w:rPr>
+                <w:rFonts w:ascii="Times New Roman" w:cs="Times New Roman" w:eastAsia="Times New Roman" w:hAnsi="Times New Roman"/>
+                <w:b w:val="false"/>
+                <w:bCs w:val="false"/>
+                <w:i w:val="false"/>
+                <w:iCs w:val="false"/>
+                <w:color w:val="111111"/>
+                <w:sz w:val="17"/>
+                <w:szCs w:val="17"/>
               </w:rPr>
               <w:t xml:space="preserve">(       )</w:t>
             </w:r>
@@ -3886,7 +3755,7 @@
           </w:tcPr>
           <w:p>
             <w:pPr>
-              <w:spacing w:after="0" w:line="270"/>
+              <w:spacing w:after="0" w:line="220"/>
               <w:jc w:val="center"/>
             </w:pPr>
             <w:r>
@@ -3897,8 +3766,8 @@
                 <w:i w:val="false"/>
                 <w:iCs w:val="false"/>
                 <w:color w:val="111111"/>
-                <w:sz w:val="19"/>
-                <w:szCs w:val="19"/>
+                <w:sz w:val="17"/>
+                <w:szCs w:val="17"/>
               </w:rPr>
               <w:t xml:space="preserve">a)</w:t>
             </w:r>
@@ -3921,7 +3790,7 @@
           <w:p>
             <w:pPr>
               <w:bidi/>
-              <w:spacing w:after="0" w:line="320"/>
+              <w:spacing w:after="0" w:line="220"/>
             </w:pPr>
             <w:r>
               <w:rPr>
@@ -3929,8 +3798,8 @@
                 <w:b w:val="false"/>
                 <w:bCs w:val="false"/>
                 <w:color w:val="111111"/>
-                <w:sz w:val="28"/>
-                <w:szCs w:val="28"/>
+                <w:sz w:val="25"/>
+                <w:szCs w:val="25"/>
                 <w:rtl/>
               </w:rPr>
               <w:t xml:space="preserve">أَنَا قَلِقٌ.</w:t>
@@ -3940,7 +3809,7 @@
       </w:tr>
       <w:tr>
         <w:trPr>
-          <w:trHeight w:val="400" w:hRule="atLeast"/>
+          <w:trHeight w:val="280" w:hRule="atLeast"/>
         </w:trPr>
         <w:tc>
           <w:tcPr>
@@ -3958,7 +3827,7 @@
           </w:tcPr>
           <w:p>
             <w:pPr>
-              <w:spacing w:after="0" w:line="270"/>
+              <w:spacing w:after="0" w:line="220"/>
               <w:jc w:val="center"/>
             </w:pPr>
             <w:r>
@@ -3969,8 +3838,8 @@
                 <w:i w:val="false"/>
                 <w:iCs w:val="false"/>
                 <w:color w:val="111111"/>
-                <w:sz w:val="19"/>
-                <w:szCs w:val="19"/>
+                <w:sz w:val="17"/>
+                <w:szCs w:val="17"/>
               </w:rPr>
               <w:t xml:space="preserve">2.</w:t>
             </w:r>
@@ -3992,18 +3861,18 @@
           </w:tcPr>
           <w:p>
             <w:pPr>
-              <w:spacing w:after="0" w:line="270"/>
-            </w:pPr>
-            <w:r>
-              <w:rPr>
-                <w:rFonts w:ascii="Times New Roman" w:cs="Times New Roman" w:eastAsia="Times New Roman" w:hAnsi="Times New Roman"/>
-                <w:b w:val="false"/>
-                <w:bCs w:val="false"/>
-                <w:i w:val="false"/>
-                <w:iCs w:val="false"/>
-                <w:color w:val="111111"/>
-                <w:sz w:val="20"/>
-                <w:szCs w:val="20"/>
+              <w:spacing w:after="0" w:line="220"/>
+            </w:pPr>
+            <w:r>
+              <w:rPr>
+                <w:rFonts w:ascii="Times New Roman" w:cs="Times New Roman" w:eastAsia="Times New Roman" w:hAnsi="Times New Roman"/>
+                <w:b w:val="false"/>
+                <w:bCs w:val="false"/>
+                <w:i w:val="false"/>
+                <w:iCs w:val="false"/>
+                <w:color w:val="111111"/>
+                <w:sz w:val="17"/>
+                <w:szCs w:val="17"/>
               </w:rPr>
               <w:t xml:space="preserve">Gözünle gördüğünü söylüyorsun.</w:t>
             </w:r>
@@ -4022,19 +3891,19 @@
           </w:tcPr>
           <w:p>
             <w:pPr>
-              <w:spacing w:after="0" w:line="270"/>
-              <w:jc w:val="center"/>
-            </w:pPr>
-            <w:r>
-              <w:rPr>
-                <w:rFonts w:ascii="Times New Roman" w:cs="Times New Roman" w:eastAsia="Times New Roman" w:hAnsi="Times New Roman"/>
-                <w:b w:val="false"/>
-                <w:bCs w:val="false"/>
-                <w:i w:val="false"/>
-                <w:iCs w:val="false"/>
-                <w:color w:val="111111"/>
-                <w:sz w:val="20"/>
-                <w:szCs w:val="20"/>
+              <w:spacing w:after="0" w:line="220"/>
+              <w:jc w:val="center"/>
+            </w:pPr>
+            <w:r>
+              <w:rPr>
+                <w:rFonts w:ascii="Times New Roman" w:cs="Times New Roman" w:eastAsia="Times New Roman" w:hAnsi="Times New Roman"/>
+                <w:b w:val="false"/>
+                <w:bCs w:val="false"/>
+                <w:i w:val="false"/>
+                <w:iCs w:val="false"/>
+                <w:color w:val="111111"/>
+                <w:sz w:val="17"/>
+                <w:szCs w:val="17"/>
               </w:rPr>
               <w:t xml:space="preserve">(       )</w:t>
             </w:r>
@@ -4056,7 +3925,7 @@
           </w:tcPr>
           <w:p>
             <w:pPr>
-              <w:spacing w:after="0" w:line="270"/>
+              <w:spacing w:after="0" w:line="220"/>
               <w:jc w:val="center"/>
             </w:pPr>
             <w:r>
@@ -4067,8 +3936,8 @@
                 <w:i w:val="false"/>
                 <w:iCs w:val="false"/>
                 <w:color w:val="111111"/>
-                <w:sz w:val="19"/>
-                <w:szCs w:val="19"/>
+                <w:sz w:val="17"/>
+                <w:szCs w:val="17"/>
               </w:rPr>
               <w:t xml:space="preserve">b)</w:t>
             </w:r>
@@ -4091,7 +3960,7 @@
           <w:p>
             <w:pPr>
               <w:bidi/>
-              <w:spacing w:after="0" w:line="320"/>
+              <w:spacing w:after="0" w:line="220"/>
             </w:pPr>
             <w:r>
               <w:rPr>
@@ -4099,8 +3968,8 @@
                 <w:b w:val="false"/>
                 <w:bCs w:val="false"/>
                 <w:color w:val="111111"/>
-                <w:sz w:val="28"/>
-                <w:szCs w:val="28"/>
+                <w:sz w:val="25"/>
+                <w:szCs w:val="25"/>
                 <w:rtl/>
               </w:rPr>
               <w:t xml:space="preserve">أَنَا مُمْتَازٌ.</w:t>
@@ -4110,7 +3979,7 @@
       </w:tr>
       <w:tr>
         <w:trPr>
-          <w:trHeight w:val="400" w:hRule="atLeast"/>
+          <w:trHeight w:val="280" w:hRule="atLeast"/>
         </w:trPr>
         <w:tc>
           <w:tcPr>
@@ -4128,7 +3997,7 @@
           </w:tcPr>
           <w:p>
             <w:pPr>
-              <w:spacing w:after="0" w:line="270"/>
+              <w:spacing w:after="0" w:line="220"/>
               <w:jc w:val="center"/>
             </w:pPr>
             <w:r>
@@ -4139,8 +4008,8 @@
                 <w:i w:val="false"/>
                 <w:iCs w:val="false"/>
                 <w:color w:val="111111"/>
-                <w:sz w:val="19"/>
-                <w:szCs w:val="19"/>
+                <w:sz w:val="17"/>
+                <w:szCs w:val="17"/>
               </w:rPr>
               <w:t xml:space="preserve">3.</w:t>
             </w:r>
@@ -4162,18 +4031,18 @@
           </w:tcPr>
           <w:p>
             <w:pPr>
-              <w:spacing w:after="0" w:line="270"/>
-            </w:pPr>
-            <w:r>
-              <w:rPr>
-                <w:rFonts w:ascii="Times New Roman" w:cs="Times New Roman" w:eastAsia="Times New Roman" w:hAnsi="Times New Roman"/>
-                <w:b w:val="false"/>
-                <w:bCs w:val="false"/>
-                <w:i w:val="false"/>
-                <w:iCs w:val="false"/>
-                <w:color w:val="111111"/>
-                <w:sz w:val="20"/>
-                <w:szCs w:val="20"/>
+              <w:spacing w:after="0" w:line="220"/>
+            </w:pPr>
+            <w:r>
+              <w:rPr>
+                <w:rFonts w:ascii="Times New Roman" w:cs="Times New Roman" w:eastAsia="Times New Roman" w:hAnsi="Times New Roman"/>
+                <w:b w:val="false"/>
+                <w:bCs w:val="false"/>
+                <w:i w:val="false"/>
+                <w:iCs w:val="false"/>
+                <w:color w:val="111111"/>
+                <w:sz w:val="17"/>
+                <w:szCs w:val="17"/>
               </w:rPr>
               <w:t xml:space="preserve">Bugün nasıl hissettiğini soruyorsun.</w:t>
             </w:r>
@@ -4192,19 +4061,19 @@
           </w:tcPr>
           <w:p>
             <w:pPr>
-              <w:spacing w:after="0" w:line="270"/>
-              <w:jc w:val="center"/>
-            </w:pPr>
-            <w:r>
-              <w:rPr>
-                <w:rFonts w:ascii="Times New Roman" w:cs="Times New Roman" w:eastAsia="Times New Roman" w:hAnsi="Times New Roman"/>
-                <w:b w:val="false"/>
-                <w:bCs w:val="false"/>
-                <w:i w:val="false"/>
-                <w:iCs w:val="false"/>
-                <w:color w:val="111111"/>
-                <w:sz w:val="20"/>
-                <w:szCs w:val="20"/>
+              <w:spacing w:after="0" w:line="220"/>
+              <w:jc w:val="center"/>
+            </w:pPr>
+            <w:r>
+              <w:rPr>
+                <w:rFonts w:ascii="Times New Roman" w:cs="Times New Roman" w:eastAsia="Times New Roman" w:hAnsi="Times New Roman"/>
+                <w:b w:val="false"/>
+                <w:bCs w:val="false"/>
+                <w:i w:val="false"/>
+                <w:iCs w:val="false"/>
+                <w:color w:val="111111"/>
+                <w:sz w:val="17"/>
+                <w:szCs w:val="17"/>
               </w:rPr>
               <w:t xml:space="preserve">(       )</w:t>
             </w:r>
@@ -4226,7 +4095,7 @@
           </w:tcPr>
           <w:p>
             <w:pPr>
-              <w:spacing w:after="0" w:line="270"/>
+              <w:spacing w:after="0" w:line="220"/>
               <w:jc w:val="center"/>
             </w:pPr>
             <w:r>
@@ -4237,8 +4106,8 @@
                 <w:i w:val="false"/>
                 <w:iCs w:val="false"/>
                 <w:color w:val="111111"/>
-                <w:sz w:val="19"/>
-                <w:szCs w:val="19"/>
+                <w:sz w:val="17"/>
+                <w:szCs w:val="17"/>
               </w:rPr>
               <w:t xml:space="preserve">c)</w:t>
             </w:r>
@@ -4261,7 +4130,7 @@
           <w:p>
             <w:pPr>
               <w:bidi/>
-              <w:spacing w:after="0" w:line="320"/>
+              <w:spacing w:after="0" w:line="220"/>
             </w:pPr>
             <w:r>
               <w:rPr>
@@ -4269,8 +4138,8 @@
                 <w:b w:val="false"/>
                 <w:bCs w:val="false"/>
                 <w:color w:val="111111"/>
-                <w:sz w:val="28"/>
-                <w:szCs w:val="28"/>
+                <w:sz w:val="25"/>
+                <w:szCs w:val="25"/>
                 <w:rtl/>
               </w:rPr>
               <w:t xml:space="preserve">أَنَا مُتْعَبٌ.</w:t>
@@ -4280,7 +4149,7 @@
       </w:tr>
       <w:tr>
         <w:trPr>
-          <w:trHeight w:val="400" w:hRule="atLeast"/>
+          <w:trHeight w:val="280" w:hRule="atLeast"/>
         </w:trPr>
         <w:tc>
           <w:tcPr>
@@ -4298,7 +4167,7 @@
           </w:tcPr>
           <w:p>
             <w:pPr>
-              <w:spacing w:after="0" w:line="270"/>
+              <w:spacing w:after="0" w:line="220"/>
               <w:jc w:val="center"/>
             </w:pPr>
             <w:r>
@@ -4309,8 +4178,8 @@
                 <w:i w:val="false"/>
                 <w:iCs w:val="false"/>
                 <w:color w:val="111111"/>
-                <w:sz w:val="19"/>
-                <w:szCs w:val="19"/>
+                <w:sz w:val="17"/>
+                <w:szCs w:val="17"/>
               </w:rPr>
               <w:t xml:space="preserve">4.</w:t>
             </w:r>
@@ -4332,18 +4201,18 @@
           </w:tcPr>
           <w:p>
             <w:pPr>
-              <w:spacing w:after="0" w:line="270"/>
-            </w:pPr>
-            <w:r>
-              <w:rPr>
-                <w:rFonts w:ascii="Times New Roman" w:cs="Times New Roman" w:eastAsia="Times New Roman" w:hAnsi="Times New Roman"/>
-                <w:b w:val="false"/>
-                <w:bCs w:val="false"/>
-                <w:i w:val="false"/>
-                <w:iCs w:val="false"/>
-                <w:color w:val="111111"/>
-                <w:sz w:val="20"/>
-                <w:szCs w:val="20"/>
+              <w:spacing w:after="0" w:line="220"/>
+            </w:pPr>
+            <w:r>
+              <w:rPr>
+                <w:rFonts w:ascii="Times New Roman" w:cs="Times New Roman" w:eastAsia="Times New Roman" w:hAnsi="Times New Roman"/>
+                <w:b w:val="false"/>
+                <w:bCs w:val="false"/>
+                <w:i w:val="false"/>
+                <w:iCs w:val="false"/>
+                <w:color w:val="111111"/>
+                <w:sz w:val="17"/>
+                <w:szCs w:val="17"/>
               </w:rPr>
               <w:t xml:space="preserve">Kaygılı olduğunu söylüyorsun.</w:t>
             </w:r>
@@ -4362,19 +4231,19 @@
           </w:tcPr>
           <w:p>
             <w:pPr>
-              <w:spacing w:after="0" w:line="270"/>
-              <w:jc w:val="center"/>
-            </w:pPr>
-            <w:r>
-              <w:rPr>
-                <w:rFonts w:ascii="Times New Roman" w:cs="Times New Roman" w:eastAsia="Times New Roman" w:hAnsi="Times New Roman"/>
-                <w:b w:val="false"/>
-                <w:bCs w:val="false"/>
-                <w:i w:val="false"/>
-                <w:iCs w:val="false"/>
-                <w:color w:val="111111"/>
-                <w:sz w:val="20"/>
-                <w:szCs w:val="20"/>
+              <w:spacing w:after="0" w:line="220"/>
+              <w:jc w:val="center"/>
+            </w:pPr>
+            <w:r>
+              <w:rPr>
+                <w:rFonts w:ascii="Times New Roman" w:cs="Times New Roman" w:eastAsia="Times New Roman" w:hAnsi="Times New Roman"/>
+                <w:b w:val="false"/>
+                <w:bCs w:val="false"/>
+                <w:i w:val="false"/>
+                <w:iCs w:val="false"/>
+                <w:color w:val="111111"/>
+                <w:sz w:val="17"/>
+                <w:szCs w:val="17"/>
               </w:rPr>
               <w:t xml:space="preserve">(       )</w:t>
             </w:r>
@@ -4396,7 +4265,7 @@
           </w:tcPr>
           <w:p>
             <w:pPr>
-              <w:spacing w:after="0" w:line="270"/>
+              <w:spacing w:after="0" w:line="220"/>
               <w:jc w:val="center"/>
             </w:pPr>
             <w:r>
@@ -4407,8 +4276,8 @@
                 <w:i w:val="false"/>
                 <w:iCs w:val="false"/>
                 <w:color w:val="111111"/>
-                <w:sz w:val="19"/>
-                <w:szCs w:val="19"/>
+                <w:sz w:val="17"/>
+                <w:szCs w:val="17"/>
               </w:rPr>
               <w:t xml:space="preserve">d)</w:t>
             </w:r>
@@ -4431,7 +4300,7 @@
           <w:p>
             <w:pPr>
               <w:bidi/>
-              <w:spacing w:after="0" w:line="320"/>
+              <w:spacing w:after="0" w:line="220"/>
             </w:pPr>
             <w:r>
               <w:rPr>
@@ -4439,8 +4308,8 @@
                 <w:b w:val="false"/>
                 <w:bCs w:val="false"/>
                 <w:color w:val="111111"/>
-                <w:sz w:val="28"/>
-                <w:szCs w:val="28"/>
+                <w:sz w:val="25"/>
+                <w:szCs w:val="25"/>
                 <w:rtl/>
               </w:rPr>
               <w:t xml:space="preserve">مَاذَا تَشْعُرُ الْيَوْمَ؟</w:t>
@@ -4450,7 +4319,7 @@
       </w:tr>
       <w:tr>
         <w:trPr>
-          <w:trHeight w:val="400" w:hRule="atLeast"/>
+          <w:trHeight w:val="280" w:hRule="atLeast"/>
         </w:trPr>
         <w:tc>
           <w:tcPr>
@@ -4468,7 +4337,7 @@
           </w:tcPr>
           <w:p>
             <w:pPr>
-              <w:spacing w:after="0" w:line="270"/>
+              <w:spacing w:after="0" w:line="220"/>
               <w:jc w:val="center"/>
             </w:pPr>
             <w:r>
@@ -4479,8 +4348,8 @@
                 <w:i w:val="false"/>
                 <w:iCs w:val="false"/>
                 <w:color w:val="111111"/>
-                <w:sz w:val="19"/>
-                <w:szCs w:val="19"/>
+                <w:sz w:val="17"/>
+                <w:szCs w:val="17"/>
               </w:rPr>
               <w:t xml:space="preserve">5.</w:t>
             </w:r>
@@ -4502,18 +4371,18 @@
           </w:tcPr>
           <w:p>
             <w:pPr>
-              <w:spacing w:after="0" w:line="270"/>
-            </w:pPr>
-            <w:r>
-              <w:rPr>
-                <w:rFonts w:ascii="Times New Roman" w:cs="Times New Roman" w:eastAsia="Times New Roman" w:hAnsi="Times New Roman"/>
-                <w:b w:val="false"/>
-                <w:bCs w:val="false"/>
-                <w:i w:val="false"/>
-                <w:iCs w:val="false"/>
-                <w:color w:val="111111"/>
-                <w:sz w:val="20"/>
-                <w:szCs w:val="20"/>
+              <w:spacing w:after="0" w:line="220"/>
+            </w:pPr>
+            <w:r>
+              <w:rPr>
+                <w:rFonts w:ascii="Times New Roman" w:cs="Times New Roman" w:eastAsia="Times New Roman" w:hAnsi="Times New Roman"/>
+                <w:b w:val="false"/>
+                <w:bCs w:val="false"/>
+                <w:i w:val="false"/>
+                <w:iCs w:val="false"/>
+                <w:color w:val="111111"/>
+                <w:sz w:val="17"/>
+                <w:szCs w:val="17"/>
               </w:rPr>
               <w:t xml:space="preserve">Çok iyi olduğunu söylüyorsun.</w:t>
             </w:r>
@@ -4532,19 +4401,19 @@
           </w:tcPr>
           <w:p>
             <w:pPr>
-              <w:spacing w:after="0" w:line="270"/>
-              <w:jc w:val="center"/>
-            </w:pPr>
-            <w:r>
-              <w:rPr>
-                <w:rFonts w:ascii="Times New Roman" w:cs="Times New Roman" w:eastAsia="Times New Roman" w:hAnsi="Times New Roman"/>
-                <w:b w:val="false"/>
-                <w:bCs w:val="false"/>
-                <w:i w:val="false"/>
-                <w:iCs w:val="false"/>
-                <w:color w:val="111111"/>
-                <w:sz w:val="20"/>
-                <w:szCs w:val="20"/>
+              <w:spacing w:after="0" w:line="220"/>
+              <w:jc w:val="center"/>
+            </w:pPr>
+            <w:r>
+              <w:rPr>
+                <w:rFonts w:ascii="Times New Roman" w:cs="Times New Roman" w:eastAsia="Times New Roman" w:hAnsi="Times New Roman"/>
+                <w:b w:val="false"/>
+                <w:bCs w:val="false"/>
+                <w:i w:val="false"/>
+                <w:iCs w:val="false"/>
+                <w:color w:val="111111"/>
+                <w:sz w:val="17"/>
+                <w:szCs w:val="17"/>
               </w:rPr>
               <w:t xml:space="preserve">(       )</w:t>
             </w:r>
@@ -4566,7 +4435,7 @@
           </w:tcPr>
           <w:p>
             <w:pPr>
-              <w:spacing w:after="0" w:line="270"/>
+              <w:spacing w:after="0" w:line="220"/>
               <w:jc w:val="center"/>
             </w:pPr>
             <w:r>
@@ -4577,8 +4446,8 @@
                 <w:i w:val="false"/>
                 <w:iCs w:val="false"/>
                 <w:color w:val="111111"/>
-                <w:sz w:val="19"/>
-                <w:szCs w:val="19"/>
+                <w:sz w:val="17"/>
+                <w:szCs w:val="17"/>
               </w:rPr>
               <w:t xml:space="preserve">e)</w:t>
             </w:r>
@@ -4601,7 +4470,7 @@
           <w:p>
             <w:pPr>
               <w:bidi/>
-              <w:spacing w:after="0" w:line="320"/>
+              <w:spacing w:after="0" w:line="220"/>
             </w:pPr>
             <w:r>
               <w:rPr>
@@ -4609,8 +4478,8 @@
                 <w:b w:val="false"/>
                 <w:bCs w:val="false"/>
                 <w:color w:val="111111"/>
-                <w:sz w:val="28"/>
-                <w:szCs w:val="28"/>
+                <w:sz w:val="25"/>
+                <w:szCs w:val="25"/>
                 <w:rtl/>
               </w:rPr>
               <w:t xml:space="preserve">أَرَى بِعَيْنِي.</w:t>
@@ -4624,7 +4493,7 @@
         <w:tabs>
           <w:tab w:val="right" w:pos="9864"/>
         </w:tabs>
-        <w:spacing w:after="90" w:before="220" w:line="280"/>
+        <w:spacing w:after="36" w:before="88" w:line="220"/>
         <w:ind w:left="340" w:hanging="340"/>
       </w:pPr>
       <w:r>
@@ -4635,16 +4504,16 @@
           <w:i w:val="false"/>
           <w:iCs w:val="false"/>
           <w:color w:val="111111"/>
-          <w:sz w:val="21"/>
-          <w:szCs w:val="21"/>
+          <w:sz w:val="18"/>
+          <w:szCs w:val="18"/>
         </w:rPr>
         <w:t xml:space="preserve">5.</w:t>
       </w:r>
       <w:r>
         <w:rPr>
           <w:rFonts w:ascii="Times New Roman" w:cs="Times New Roman" w:eastAsia="Times New Roman" w:hAnsi="Times New Roman"/>
-          <w:sz w:val="21"/>
-          <w:szCs w:val="21"/>
+          <w:sz w:val="18"/>
+          <w:szCs w:val="18"/>
         </w:rPr>
         <w:tab/>
       </w:r>
@@ -4656,16 +4525,16 @@
           <w:i w:val="false"/>
           <w:iCs w:val="false"/>
           <w:color w:val="111111"/>
-          <w:sz w:val="21"/>
-          <w:szCs w:val="21"/>
+          <w:sz w:val="18"/>
+          <w:szCs w:val="18"/>
         </w:rPr>
         <w:t xml:space="preserve">Yukarıdaki okuma metnine göre boşlukları havuzdaki kelimelerle doldurunuz.</w:t>
       </w:r>
       <w:r>
         <w:rPr>
           <w:rFonts w:ascii="Times New Roman" w:cs="Times New Roman" w:eastAsia="Times New Roman" w:hAnsi="Times New Roman"/>
-          <w:sz w:val="21"/>
-          <w:szCs w:val="21"/>
+          <w:sz w:val="18"/>
+          <w:szCs w:val="18"/>
         </w:rPr>
         <w:tab/>
       </w:r>
@@ -4677,8 +4546,8 @@
           <w:i w:val="false"/>
           <w:iCs w:val="false"/>
           <w:color w:val="55636F"/>
-          <w:sz w:val="18"/>
-          <w:szCs w:val="18"/>
+          <w:sz w:val="16"/>
+          <w:szCs w:val="16"/>
         </w:rPr>
         <w:t xml:space="preserve">(10 puan)</w:t>
       </w:r>
@@ -4686,7 +4555,7 @@
     <w:p>
       <w:pPr>
         <w:keepNext w:val="false"/>
-        <w:spacing w:after="90" w:before="0" w:line="280"/>
+        <w:spacing w:after="36" w:before="0" w:line="220"/>
         <w:ind w:left="340"/>
       </w:pPr>
       <w:r>
@@ -4697,8 +4566,8 @@
           <w:i/>
           <w:iCs/>
           <w:color w:val="5B6772"/>
-          <w:sz w:val="18"/>
-          <w:szCs w:val="18"/>
+          <w:sz w:val="16"/>
+          <w:szCs w:val="16"/>
         </w:rPr>
         <w:t xml:space="preserve">Her doğru cevap 2 puandır.</w:t>
       </w:r>
@@ -4733,7 +4602,7 @@
           </w:tcPr>
           <w:p>
             <w:pPr>
-              <w:spacing w:after="50"/>
+              <w:spacing w:after="20"/>
             </w:pPr>
             <w:r>
               <w:rPr>
@@ -4743,8 +4612,8 @@
                 <w:i w:val="false"/>
                 <w:iCs w:val="false"/>
                 <w:color w:val="39454F"/>
-                <w:sz w:val="17"/>
-                <w:szCs w:val="17"/>
+                <w:sz w:val="15"/>
+                <w:szCs w:val="15"/>
               </w:rPr>
               <w:t xml:space="preserve">KELİME HAVUZU</w:t>
             </w:r>
@@ -4752,7 +4621,7 @@
           <w:p>
             <w:pPr>
               <w:bidi/>
-              <w:spacing w:after="0" w:line="360"/>
+              <w:spacing w:after="0" w:line="220"/>
               <w:jc w:val="center"/>
             </w:pPr>
             <w:r>
@@ -4761,8 +4630,8 @@
                 <w:b w:val="false"/>
                 <w:bCs w:val="false"/>
                 <w:color w:val="111111"/>
-                <w:sz w:val="30"/>
-                <w:szCs w:val="30"/>
+                <w:sz w:val="27"/>
+                <w:szCs w:val="27"/>
                 <w:rtl/>
               </w:rPr>
               <w:t xml:space="preserve">بِعَيْنِي   —   بِأُذُنِي   —   بِأَنْفِي   —   بِقَدَمِي   —   سَعِيدٌ</w:t>
@@ -4773,7 +4642,7 @@
     </w:tbl>
     <w:p>
       <w:pPr>
-        <w:spacing w:after="80"/>
+        <w:spacing w:after="32"/>
       </w:pPr>
       <w:r>
         <w:rPr>
@@ -4783,8 +4652,8 @@
           <w:i w:val="false"/>
           <w:iCs w:val="false"/>
           <w:color w:val="111111"/>
-          <w:sz w:val="21"/>
-          <w:szCs w:val="21"/>
+          <w:sz w:val="18"/>
+          <w:szCs w:val="18"/>
         </w:rPr>
         <w:t xml:space="preserve"/>
       </w:r>
@@ -4807,7 +4676,7 @@
       </w:tblGrid>
       <w:tr>
         <w:trPr>
-          <w:trHeight w:val="480" w:hRule="atLeast"/>
+          <w:trHeight w:val="336" w:hRule="atLeast"/>
         </w:trPr>
         <w:tc>
           <w:tcPr>
@@ -4825,7 +4694,7 @@
           </w:tcPr>
           <w:p>
             <w:pPr>
-              <w:spacing w:after="0" w:line="270"/>
+              <w:spacing w:after="0" w:line="220"/>
               <w:jc w:val="center"/>
             </w:pPr>
             <w:r>
@@ -4836,8 +4705,8 @@
                 <w:i w:val="false"/>
                 <w:iCs w:val="false"/>
                 <w:color w:val="111111"/>
-                <w:sz w:val="19"/>
-                <w:szCs w:val="19"/>
+                <w:sz w:val="17"/>
+                <w:szCs w:val="17"/>
               </w:rPr>
               <w:t xml:space="preserve">1.</w:t>
             </w:r>
@@ -4860,7 +4729,7 @@
           <w:p>
             <w:pPr>
               <w:bidi/>
-              <w:spacing w:after="0" w:line="320"/>
+              <w:spacing w:after="0" w:line="220"/>
             </w:pPr>
             <w:r>
               <w:rPr>
@@ -4868,8 +4737,8 @@
                 <w:b w:val="false"/>
                 <w:bCs w:val="false"/>
                 <w:color w:val="111111"/>
-                <w:sz w:val="28"/>
-                <w:szCs w:val="28"/>
+                <w:sz w:val="25"/>
+                <w:szCs w:val="25"/>
                 <w:rtl/>
               </w:rPr>
               <w:t xml:space="preserve">أَرَى السَّبُّورَةَ ……………………… .</w:t>
@@ -4879,7 +4748,7 @@
       </w:tr>
       <w:tr>
         <w:trPr>
-          <w:trHeight w:val="480" w:hRule="atLeast"/>
+          <w:trHeight w:val="336" w:hRule="atLeast"/>
         </w:trPr>
         <w:tc>
           <w:tcPr>
@@ -4897,7 +4766,7 @@
           </w:tcPr>
           <w:p>
             <w:pPr>
-              <w:spacing w:after="0" w:line="270"/>
+              <w:spacing w:after="0" w:line="220"/>
               <w:jc w:val="center"/>
             </w:pPr>
             <w:r>
@@ -4908,8 +4777,8 @@
                 <w:i w:val="false"/>
                 <w:iCs w:val="false"/>
                 <w:color w:val="111111"/>
-                <w:sz w:val="19"/>
-                <w:szCs w:val="19"/>
+                <w:sz w:val="17"/>
+                <w:szCs w:val="17"/>
               </w:rPr>
               <w:t xml:space="preserve">2.</w:t>
             </w:r>
@@ -4932,7 +4801,7 @@
           <w:p>
             <w:pPr>
               <w:bidi/>
-              <w:spacing w:after="0" w:line="320"/>
+              <w:spacing w:after="0" w:line="220"/>
             </w:pPr>
             <w:r>
               <w:rPr>
@@ -4940,8 +4809,8 @@
                 <w:b w:val="false"/>
                 <w:bCs w:val="false"/>
                 <w:color w:val="111111"/>
-                <w:sz w:val="28"/>
-                <w:szCs w:val="28"/>
+                <w:sz w:val="25"/>
+                <w:szCs w:val="25"/>
                 <w:rtl/>
               </w:rPr>
               <w:t xml:space="preserve">أَسْمَعُ الْمُعَلِّمَ ……………………… .</w:t>
@@ -4951,7 +4820,7 @@
       </w:tr>
       <w:tr>
         <w:trPr>
-          <w:trHeight w:val="480" w:hRule="atLeast"/>
+          <w:trHeight w:val="336" w:hRule="atLeast"/>
         </w:trPr>
         <w:tc>
           <w:tcPr>
@@ -4969,7 +4838,7 @@
           </w:tcPr>
           <w:p>
             <w:pPr>
-              <w:spacing w:after="0" w:line="270"/>
+              <w:spacing w:after="0" w:line="220"/>
               <w:jc w:val="center"/>
             </w:pPr>
             <w:r>
@@ -4980,8 +4849,8 @@
                 <w:i w:val="false"/>
                 <w:iCs w:val="false"/>
                 <w:color w:val="111111"/>
-                <w:sz w:val="19"/>
-                <w:szCs w:val="19"/>
+                <w:sz w:val="17"/>
+                <w:szCs w:val="17"/>
               </w:rPr>
               <w:t xml:space="preserve">3.</w:t>
             </w:r>
@@ -5004,7 +4873,7 @@
           <w:p>
             <w:pPr>
               <w:bidi/>
-              <w:spacing w:after="0" w:line="320"/>
+              <w:spacing w:after="0" w:line="220"/>
             </w:pPr>
             <w:r>
               <w:rPr>
@@ -5012,8 +4881,8 @@
                 <w:b w:val="false"/>
                 <w:bCs w:val="false"/>
                 <w:color w:val="111111"/>
-                <w:sz w:val="28"/>
-                <w:szCs w:val="28"/>
+                <w:sz w:val="25"/>
+                <w:szCs w:val="25"/>
                 <w:rtl/>
               </w:rPr>
               <w:t xml:space="preserve">أَشُمُّ الطَّعَامَ ……………………… .</w:t>
@@ -5023,7 +4892,7 @@
       </w:tr>
       <w:tr>
         <w:trPr>
-          <w:trHeight w:val="480" w:hRule="atLeast"/>
+          <w:trHeight w:val="336" w:hRule="atLeast"/>
         </w:trPr>
         <w:tc>
           <w:tcPr>
@@ -5041,7 +4910,7 @@
           </w:tcPr>
           <w:p>
             <w:pPr>
-              <w:spacing w:after="0" w:line="270"/>
+              <w:spacing w:after="0" w:line="220"/>
               <w:jc w:val="center"/>
             </w:pPr>
             <w:r>
@@ -5052,8 +4921,8 @@
                 <w:i w:val="false"/>
                 <w:iCs w:val="false"/>
                 <w:color w:val="111111"/>
-                <w:sz w:val="19"/>
-                <w:szCs w:val="19"/>
+                <w:sz w:val="17"/>
+                <w:szCs w:val="17"/>
               </w:rPr>
               <w:t xml:space="preserve">4.</w:t>
             </w:r>
@@ -5076,7 +4945,7 @@
           <w:p>
             <w:pPr>
               <w:bidi/>
-              <w:spacing w:after="0" w:line="320"/>
+              <w:spacing w:after="0" w:line="220"/>
             </w:pPr>
             <w:r>
               <w:rPr>
@@ -5084,8 +4953,8 @@
                 <w:b w:val="false"/>
                 <w:bCs w:val="false"/>
                 <w:color w:val="111111"/>
-                <w:sz w:val="28"/>
-                <w:szCs w:val="28"/>
+                <w:sz w:val="25"/>
+                <w:szCs w:val="25"/>
                 <w:rtl/>
               </w:rPr>
               <w:t xml:space="preserve">أَمْشِي إِلَى الْمَدْرَسَةِ ……………………… .</w:t>
@@ -5095,7 +4964,7 @@
       </w:tr>
       <w:tr>
         <w:trPr>
-          <w:trHeight w:val="480" w:hRule="atLeast"/>
+          <w:trHeight w:val="336" w:hRule="atLeast"/>
         </w:trPr>
         <w:tc>
           <w:tcPr>
@@ -5113,7 +4982,7 @@
           </w:tcPr>
           <w:p>
             <w:pPr>
-              <w:spacing w:after="0" w:line="270"/>
+              <w:spacing w:after="0" w:line="220"/>
               <w:jc w:val="center"/>
             </w:pPr>
             <w:r>
@@ -5124,8 +4993,8 @@
                 <w:i w:val="false"/>
                 <w:iCs w:val="false"/>
                 <w:color w:val="111111"/>
-                <w:sz w:val="19"/>
-                <w:szCs w:val="19"/>
+                <w:sz w:val="17"/>
+                <w:szCs w:val="17"/>
               </w:rPr>
               <w:t xml:space="preserve">5.</w:t>
             </w:r>
@@ -5148,7 +5017,7 @@
           <w:p>
             <w:pPr>
               <w:bidi/>
-              <w:spacing w:after="0" w:line="320"/>
+              <w:spacing w:after="0" w:line="220"/>
             </w:pPr>
             <w:r>
               <w:rPr>
@@ -5156,8 +5025,8 @@
                 <w:b w:val="false"/>
                 <w:bCs w:val="false"/>
                 <w:color w:val="111111"/>
-                <w:sz w:val="28"/>
-                <w:szCs w:val="28"/>
+                <w:sz w:val="25"/>
+                <w:szCs w:val="25"/>
                 <w:rtl/>
               </w:rPr>
               <w:t xml:space="preserve">خَالِدٌ ……………………… الْيَوْمَ.</w:t>
@@ -5171,7 +5040,7 @@
         <w:tabs>
           <w:tab w:val="right" w:pos="9864"/>
         </w:tabs>
-        <w:spacing w:after="90" w:before="220" w:line="280"/>
+        <w:spacing w:after="36" w:before="88" w:line="220"/>
         <w:ind w:left="340" w:hanging="340"/>
       </w:pPr>
       <w:r>
@@ -5182,16 +5051,16 @@
           <w:i w:val="false"/>
           <w:iCs w:val="false"/>
           <w:color w:val="111111"/>
-          <w:sz w:val="21"/>
-          <w:szCs w:val="21"/>
+          <w:sz w:val="18"/>
+          <w:szCs w:val="18"/>
         </w:rPr>
         <w:t xml:space="preserve">6.</w:t>
       </w:r>
       <w:r>
         <w:rPr>
           <w:rFonts w:ascii="Times New Roman" w:cs="Times New Roman" w:eastAsia="Times New Roman" w:hAnsi="Times New Roman"/>
-          <w:sz w:val="21"/>
-          <w:szCs w:val="21"/>
+          <w:sz w:val="18"/>
+          <w:szCs w:val="18"/>
         </w:rPr>
         <w:tab/>
       </w:r>
@@ -5203,16 +5072,16 @@
           <w:i w:val="false"/>
           <w:iCs w:val="false"/>
           <w:color w:val="111111"/>
-          <w:sz w:val="21"/>
-          <w:szCs w:val="21"/>
+          <w:sz w:val="18"/>
+          <w:szCs w:val="18"/>
         </w:rPr>
         <w:t xml:space="preserve">Aşağıdaki organların hangi işe (duyuya) yaradığını Türkçe yazınız.</w:t>
       </w:r>
       <w:r>
         <w:rPr>
           <w:rFonts w:ascii="Times New Roman" w:cs="Times New Roman" w:eastAsia="Times New Roman" w:hAnsi="Times New Roman"/>
-          <w:sz w:val="21"/>
-          <w:szCs w:val="21"/>
+          <w:sz w:val="18"/>
+          <w:szCs w:val="18"/>
         </w:rPr>
         <w:tab/>
       </w:r>
@@ -5224,8 +5093,8 @@
           <w:i w:val="false"/>
           <w:iCs w:val="false"/>
           <w:color w:val="55636F"/>
-          <w:sz w:val="18"/>
-          <w:szCs w:val="18"/>
+          <w:sz w:val="16"/>
+          <w:szCs w:val="16"/>
         </w:rPr>
         <w:t xml:space="preserve">(10 puan)</w:t>
       </w:r>
@@ -5233,7 +5102,7 @@
     <w:p>
       <w:pPr>
         <w:keepNext w:val="false"/>
-        <w:spacing w:after="90" w:before="0" w:line="280"/>
+        <w:spacing w:after="36" w:before="0" w:line="220"/>
         <w:ind w:left="340"/>
       </w:pPr>
       <w:r>
@@ -5244,8 +5113,8 @@
           <w:i/>
           <w:iCs/>
           <w:color w:val="5B6772"/>
-          <w:sz w:val="18"/>
-          <w:szCs w:val="18"/>
+          <w:sz w:val="16"/>
+          <w:szCs w:val="16"/>
         </w:rPr>
         <w:t xml:space="preserve">Her doğru cevap 2 puandır.</w:t>
       </w:r>
@@ -5285,7 +5154,7 @@
           </w:tcPr>
           <w:p>
             <w:pPr>
-              <w:spacing w:after="0" w:line="270"/>
+              <w:spacing w:after="0" w:line="220"/>
               <w:jc w:val="center"/>
             </w:pPr>
             <w:r>
@@ -5296,8 +5165,8 @@
                 <w:i w:val="false"/>
                 <w:iCs w:val="false"/>
                 <w:color w:val="111111"/>
-                <w:sz w:val="18"/>
-                <w:szCs w:val="18"/>
+                <w:sz w:val="16"/>
+                <w:szCs w:val="16"/>
               </w:rPr>
               <w:t xml:space="preserve">No</w:t>
             </w:r>
@@ -5317,7 +5186,7 @@
           </w:tcPr>
           <w:p>
             <w:pPr>
-              <w:spacing w:after="0" w:line="270"/>
+              <w:spacing w:after="0" w:line="220"/>
               <w:jc w:val="center"/>
             </w:pPr>
             <w:r>
@@ -5328,8 +5197,8 @@
                 <w:i w:val="false"/>
                 <w:iCs w:val="false"/>
                 <w:color w:val="111111"/>
-                <w:sz w:val="18"/>
-                <w:szCs w:val="18"/>
+                <w:sz w:val="16"/>
+                <w:szCs w:val="16"/>
               </w:rPr>
               <w:t xml:space="preserve">Organ</w:t>
             </w:r>
@@ -5349,7 +5218,7 @@
           </w:tcPr>
           <w:p>
             <w:pPr>
-              <w:spacing w:after="0" w:line="270"/>
+              <w:spacing w:after="0" w:line="220"/>
               <w:jc w:val="center"/>
             </w:pPr>
             <w:r>
@@ -5360,8 +5229,8 @@
                 <w:i w:val="false"/>
                 <w:iCs w:val="false"/>
                 <w:color w:val="111111"/>
-                <w:sz w:val="18"/>
-                <w:szCs w:val="18"/>
+                <w:sz w:val="16"/>
+                <w:szCs w:val="16"/>
               </w:rPr>
               <w:t xml:space="preserve">Görevi (duyusu)</w:t>
             </w:r>
@@ -5370,7 +5239,7 @@
       </w:tr>
       <w:tr>
         <w:trPr>
-          <w:trHeight w:val="430" w:hRule="atLeast"/>
+          <w:trHeight w:val="301" w:hRule="atLeast"/>
         </w:trPr>
         <w:tc>
           <w:tcPr>
@@ -5385,19 +5254,19 @@
           </w:tcPr>
           <w:p>
             <w:pPr>
-              <w:spacing w:after="0" w:line="270"/>
-              <w:jc w:val="center"/>
-            </w:pPr>
-            <w:r>
-              <w:rPr>
-                <w:rFonts w:ascii="Times New Roman" w:cs="Times New Roman" w:eastAsia="Times New Roman" w:hAnsi="Times New Roman"/>
-                <w:b w:val="false"/>
-                <w:bCs w:val="false"/>
-                <w:i w:val="false"/>
-                <w:iCs w:val="false"/>
-                <w:color w:val="111111"/>
-                <w:sz w:val="19"/>
-                <w:szCs w:val="19"/>
+              <w:spacing w:after="0" w:line="220"/>
+              <w:jc w:val="center"/>
+            </w:pPr>
+            <w:r>
+              <w:rPr>
+                <w:rFonts w:ascii="Times New Roman" w:cs="Times New Roman" w:eastAsia="Times New Roman" w:hAnsi="Times New Roman"/>
+                <w:b w:val="false"/>
+                <w:bCs w:val="false"/>
+                <w:i w:val="false"/>
+                <w:iCs w:val="false"/>
+                <w:color w:val="111111"/>
+                <w:sz w:val="17"/>
+                <w:szCs w:val="17"/>
               </w:rPr>
               <w:t xml:space="preserve">1</w:t>
             </w:r>
@@ -5417,7 +5286,7 @@
           <w:p>
             <w:pPr>
               <w:bidi/>
-              <w:spacing w:after="0" w:line="320"/>
+              <w:spacing w:after="0" w:line="220"/>
             </w:pPr>
             <w:r>
               <w:rPr>
@@ -5425,8 +5294,8 @@
                 <w:b w:val="false"/>
                 <w:bCs w:val="false"/>
                 <w:color w:val="111111"/>
-                <w:sz w:val="30"/>
-                <w:szCs w:val="30"/>
+                <w:sz w:val="27"/>
+                <w:szCs w:val="27"/>
                 <w:rtl/>
               </w:rPr>
               <w:t xml:space="preserve">اَلْعَيْنُ</w:t>
@@ -5446,18 +5315,18 @@
           </w:tcPr>
           <w:p>
             <w:pPr>
-              <w:spacing w:after="0" w:line="270"/>
-            </w:pPr>
-            <w:r>
-              <w:rPr>
-                <w:rFonts w:ascii="Times New Roman" w:cs="Times New Roman" w:eastAsia="Times New Roman" w:hAnsi="Times New Roman"/>
-                <w:b w:val="false"/>
-                <w:bCs w:val="false"/>
-                <w:i w:val="false"/>
-                <w:iCs w:val="false"/>
-                <w:color w:val="111111"/>
-                <w:sz w:val="20"/>
-                <w:szCs w:val="20"/>
+              <w:spacing w:after="0" w:line="220"/>
+            </w:pPr>
+            <w:r>
+              <w:rPr>
+                <w:rFonts w:ascii="Times New Roman" w:cs="Times New Roman" w:eastAsia="Times New Roman" w:hAnsi="Times New Roman"/>
+                <w:b w:val="false"/>
+                <w:bCs w:val="false"/>
+                <w:i w:val="false"/>
+                <w:iCs w:val="false"/>
+                <w:color w:val="111111"/>
+                <w:sz w:val="17"/>
+                <w:szCs w:val="17"/>
               </w:rPr>
               <w:t xml:space="preserve"/>
             </w:r>
@@ -5466,7 +5335,7 @@
       </w:tr>
       <w:tr>
         <w:trPr>
-          <w:trHeight w:val="430" w:hRule="atLeast"/>
+          <w:trHeight w:val="301" w:hRule="atLeast"/>
         </w:trPr>
         <w:tc>
           <w:tcPr>
@@ -5481,19 +5350,19 @@
           </w:tcPr>
           <w:p>
             <w:pPr>
-              <w:spacing w:after="0" w:line="270"/>
-              <w:jc w:val="center"/>
-            </w:pPr>
-            <w:r>
-              <w:rPr>
-                <w:rFonts w:ascii="Times New Roman" w:cs="Times New Roman" w:eastAsia="Times New Roman" w:hAnsi="Times New Roman"/>
-                <w:b w:val="false"/>
-                <w:bCs w:val="false"/>
-                <w:i w:val="false"/>
-                <w:iCs w:val="false"/>
-                <w:color w:val="111111"/>
-                <w:sz w:val="19"/>
-                <w:szCs w:val="19"/>
+              <w:spacing w:after="0" w:line="220"/>
+              <w:jc w:val="center"/>
+            </w:pPr>
+            <w:r>
+              <w:rPr>
+                <w:rFonts w:ascii="Times New Roman" w:cs="Times New Roman" w:eastAsia="Times New Roman" w:hAnsi="Times New Roman"/>
+                <w:b w:val="false"/>
+                <w:bCs w:val="false"/>
+                <w:i w:val="false"/>
+                <w:iCs w:val="false"/>
+                <w:color w:val="111111"/>
+                <w:sz w:val="17"/>
+                <w:szCs w:val="17"/>
               </w:rPr>
               <w:t xml:space="preserve">2</w:t>
             </w:r>
@@ -5513,7 +5382,7 @@
           <w:p>
             <w:pPr>
               <w:bidi/>
-              <w:spacing w:after="0" w:line="320"/>
+              <w:spacing w:after="0" w:line="220"/>
             </w:pPr>
             <w:r>
               <w:rPr>
@@ -5521,8 +5390,8 @@
                 <w:b w:val="false"/>
                 <w:bCs w:val="false"/>
                 <w:color w:val="111111"/>
-                <w:sz w:val="30"/>
-                <w:szCs w:val="30"/>
+                <w:sz w:val="27"/>
+                <w:szCs w:val="27"/>
                 <w:rtl/>
               </w:rPr>
               <w:t xml:space="preserve">اَلْأُذُنُ</w:t>
@@ -5542,18 +5411,18 @@
           </w:tcPr>
           <w:p>
             <w:pPr>
-              <w:spacing w:after="0" w:line="270"/>
-            </w:pPr>
-            <w:r>
-              <w:rPr>
-                <w:rFonts w:ascii="Times New Roman" w:cs="Times New Roman" w:eastAsia="Times New Roman" w:hAnsi="Times New Roman"/>
-                <w:b w:val="false"/>
-                <w:bCs w:val="false"/>
-                <w:i w:val="false"/>
-                <w:iCs w:val="false"/>
-                <w:color w:val="111111"/>
-                <w:sz w:val="20"/>
-                <w:szCs w:val="20"/>
+              <w:spacing w:after="0" w:line="220"/>
+            </w:pPr>
+            <w:r>
+              <w:rPr>
+                <w:rFonts w:ascii="Times New Roman" w:cs="Times New Roman" w:eastAsia="Times New Roman" w:hAnsi="Times New Roman"/>
+                <w:b w:val="false"/>
+                <w:bCs w:val="false"/>
+                <w:i w:val="false"/>
+                <w:iCs w:val="false"/>
+                <w:color w:val="111111"/>
+                <w:sz w:val="17"/>
+                <w:szCs w:val="17"/>
               </w:rPr>
               <w:t xml:space="preserve"/>
             </w:r>
@@ -5562,7 +5431,7 @@
       </w:tr>
       <w:tr>
         <w:trPr>
-          <w:trHeight w:val="430" w:hRule="atLeast"/>
+          <w:trHeight w:val="301" w:hRule="atLeast"/>
         </w:trPr>
         <w:tc>
           <w:tcPr>
@@ -5577,19 +5446,19 @@
           </w:tcPr>
           <w:p>
             <w:pPr>
-              <w:spacing w:after="0" w:line="270"/>
-              <w:jc w:val="center"/>
-            </w:pPr>
-            <w:r>
-              <w:rPr>
-                <w:rFonts w:ascii="Times New Roman" w:cs="Times New Roman" w:eastAsia="Times New Roman" w:hAnsi="Times New Roman"/>
-                <w:b w:val="false"/>
-                <w:bCs w:val="false"/>
-                <w:i w:val="false"/>
-                <w:iCs w:val="false"/>
-                <w:color w:val="111111"/>
-                <w:sz w:val="19"/>
-                <w:szCs w:val="19"/>
+              <w:spacing w:after="0" w:line="220"/>
+              <w:jc w:val="center"/>
+            </w:pPr>
+            <w:r>
+              <w:rPr>
+                <w:rFonts w:ascii="Times New Roman" w:cs="Times New Roman" w:eastAsia="Times New Roman" w:hAnsi="Times New Roman"/>
+                <w:b w:val="false"/>
+                <w:bCs w:val="false"/>
+                <w:i w:val="false"/>
+                <w:iCs w:val="false"/>
+                <w:color w:val="111111"/>
+                <w:sz w:val="17"/>
+                <w:szCs w:val="17"/>
               </w:rPr>
               <w:t xml:space="preserve">3</w:t>
             </w:r>
@@ -5609,7 +5478,7 @@
           <w:p>
             <w:pPr>
               <w:bidi/>
-              <w:spacing w:after="0" w:line="320"/>
+              <w:spacing w:after="0" w:line="220"/>
             </w:pPr>
             <w:r>
               <w:rPr>
@@ -5617,8 +5486,8 @@
                 <w:b w:val="false"/>
                 <w:bCs w:val="false"/>
                 <w:color w:val="111111"/>
-                <w:sz w:val="30"/>
-                <w:szCs w:val="30"/>
+                <w:sz w:val="27"/>
+                <w:szCs w:val="27"/>
                 <w:rtl/>
               </w:rPr>
               <w:t xml:space="preserve">اَلْأَنْفُ</w:t>
@@ -5638,18 +5507,18 @@
           </w:tcPr>
           <w:p>
             <w:pPr>
-              <w:spacing w:after="0" w:line="270"/>
-            </w:pPr>
-            <w:r>
-              <w:rPr>
-                <w:rFonts w:ascii="Times New Roman" w:cs="Times New Roman" w:eastAsia="Times New Roman" w:hAnsi="Times New Roman"/>
-                <w:b w:val="false"/>
-                <w:bCs w:val="false"/>
-                <w:i w:val="false"/>
-                <w:iCs w:val="false"/>
-                <w:color w:val="111111"/>
-                <w:sz w:val="20"/>
-                <w:szCs w:val="20"/>
+              <w:spacing w:after="0" w:line="220"/>
+            </w:pPr>
+            <w:r>
+              <w:rPr>
+                <w:rFonts w:ascii="Times New Roman" w:cs="Times New Roman" w:eastAsia="Times New Roman" w:hAnsi="Times New Roman"/>
+                <w:b w:val="false"/>
+                <w:bCs w:val="false"/>
+                <w:i w:val="false"/>
+                <w:iCs w:val="false"/>
+                <w:color w:val="111111"/>
+                <w:sz w:val="17"/>
+                <w:szCs w:val="17"/>
               </w:rPr>
               <w:t xml:space="preserve"/>
             </w:r>
@@ -5658,7 +5527,7 @@
       </w:tr>
       <w:tr>
         <w:trPr>
-          <w:trHeight w:val="430" w:hRule="atLeast"/>
+          <w:trHeight w:val="301" w:hRule="atLeast"/>
         </w:trPr>
         <w:tc>
           <w:tcPr>
@@ -5673,19 +5542,19 @@
           </w:tcPr>
           <w:p>
             <w:pPr>
-              <w:spacing w:after="0" w:line="270"/>
-              <w:jc w:val="center"/>
-            </w:pPr>
-            <w:r>
-              <w:rPr>
-                <w:rFonts w:ascii="Times New Roman" w:cs="Times New Roman" w:eastAsia="Times New Roman" w:hAnsi="Times New Roman"/>
-                <w:b w:val="false"/>
-                <w:bCs w:val="false"/>
-                <w:i w:val="false"/>
-                <w:iCs w:val="false"/>
-                <w:color w:val="111111"/>
-                <w:sz w:val="19"/>
-                <w:szCs w:val="19"/>
+              <w:spacing w:after="0" w:line="220"/>
+              <w:jc w:val="center"/>
+            </w:pPr>
+            <w:r>
+              <w:rPr>
+                <w:rFonts w:ascii="Times New Roman" w:cs="Times New Roman" w:eastAsia="Times New Roman" w:hAnsi="Times New Roman"/>
+                <w:b w:val="false"/>
+                <w:bCs w:val="false"/>
+                <w:i w:val="false"/>
+                <w:iCs w:val="false"/>
+                <w:color w:val="111111"/>
+                <w:sz w:val="17"/>
+                <w:szCs w:val="17"/>
               </w:rPr>
               <w:t xml:space="preserve">4</w:t>
             </w:r>
@@ -5705,7 +5574,7 @@
           <w:p>
             <w:pPr>
               <w:bidi/>
-              <w:spacing w:after="0" w:line="320"/>
+              <w:spacing w:after="0" w:line="220"/>
             </w:pPr>
             <w:r>
               <w:rPr>
@@ -5713,8 +5582,8 @@
                 <w:b w:val="false"/>
                 <w:bCs w:val="false"/>
                 <w:color w:val="111111"/>
-                <w:sz w:val="30"/>
-                <w:szCs w:val="30"/>
+                <w:sz w:val="27"/>
+                <w:szCs w:val="27"/>
                 <w:rtl/>
               </w:rPr>
               <w:t xml:space="preserve">اَلْقَدَمُ</w:t>
@@ -5734,18 +5603,18 @@
           </w:tcPr>
           <w:p>
             <w:pPr>
-              <w:spacing w:after="0" w:line="270"/>
-            </w:pPr>
-            <w:r>
-              <w:rPr>
-                <w:rFonts w:ascii="Times New Roman" w:cs="Times New Roman" w:eastAsia="Times New Roman" w:hAnsi="Times New Roman"/>
-                <w:b w:val="false"/>
-                <w:bCs w:val="false"/>
-                <w:i w:val="false"/>
-                <w:iCs w:val="false"/>
-                <w:color w:val="111111"/>
-                <w:sz w:val="20"/>
-                <w:szCs w:val="20"/>
+              <w:spacing w:after="0" w:line="220"/>
+            </w:pPr>
+            <w:r>
+              <w:rPr>
+                <w:rFonts w:ascii="Times New Roman" w:cs="Times New Roman" w:eastAsia="Times New Roman" w:hAnsi="Times New Roman"/>
+                <w:b w:val="false"/>
+                <w:bCs w:val="false"/>
+                <w:i w:val="false"/>
+                <w:iCs w:val="false"/>
+                <w:color w:val="111111"/>
+                <w:sz w:val="17"/>
+                <w:szCs w:val="17"/>
               </w:rPr>
               <w:t xml:space="preserve"/>
             </w:r>
@@ -5754,7 +5623,7 @@
       </w:tr>
       <w:tr>
         <w:trPr>
-          <w:trHeight w:val="430" w:hRule="atLeast"/>
+          <w:trHeight w:val="301" w:hRule="atLeast"/>
         </w:trPr>
         <w:tc>
           <w:tcPr>
@@ -5769,19 +5638,19 @@
           </w:tcPr>
           <w:p>
             <w:pPr>
-              <w:spacing w:after="0" w:line="270"/>
-              <w:jc w:val="center"/>
-            </w:pPr>
-            <w:r>
-              <w:rPr>
-                <w:rFonts w:ascii="Times New Roman" w:cs="Times New Roman" w:eastAsia="Times New Roman" w:hAnsi="Times New Roman"/>
-                <w:b w:val="false"/>
-                <w:bCs w:val="false"/>
-                <w:i w:val="false"/>
-                <w:iCs w:val="false"/>
-                <w:color w:val="111111"/>
-                <w:sz w:val="19"/>
-                <w:szCs w:val="19"/>
+              <w:spacing w:after="0" w:line="220"/>
+              <w:jc w:val="center"/>
+            </w:pPr>
+            <w:r>
+              <w:rPr>
+                <w:rFonts w:ascii="Times New Roman" w:cs="Times New Roman" w:eastAsia="Times New Roman" w:hAnsi="Times New Roman"/>
+                <w:b w:val="false"/>
+                <w:bCs w:val="false"/>
+                <w:i w:val="false"/>
+                <w:iCs w:val="false"/>
+                <w:color w:val="111111"/>
+                <w:sz w:val="17"/>
+                <w:szCs w:val="17"/>
               </w:rPr>
               <w:t xml:space="preserve">5</w:t>
             </w:r>
@@ -5801,7 +5670,7 @@
           <w:p>
             <w:pPr>
               <w:bidi/>
-              <w:spacing w:after="0" w:line="320"/>
+              <w:spacing w:after="0" w:line="220"/>
             </w:pPr>
             <w:r>
               <w:rPr>
@@ -5809,8 +5678,8 @@
                 <w:b w:val="false"/>
                 <w:bCs w:val="false"/>
                 <w:color w:val="111111"/>
-                <w:sz w:val="30"/>
-                <w:szCs w:val="30"/>
+                <w:sz w:val="27"/>
+                <w:szCs w:val="27"/>
                 <w:rtl/>
               </w:rPr>
               <w:t xml:space="preserve">اَلْيَدُ</w:t>
@@ -5830,18 +5699,18 @@
           </w:tcPr>
           <w:p>
             <w:pPr>
-              <w:spacing w:after="0" w:line="270"/>
-            </w:pPr>
-            <w:r>
-              <w:rPr>
-                <w:rFonts w:ascii="Times New Roman" w:cs="Times New Roman" w:eastAsia="Times New Roman" w:hAnsi="Times New Roman"/>
-                <w:b w:val="false"/>
-                <w:bCs w:val="false"/>
-                <w:i w:val="false"/>
-                <w:iCs w:val="false"/>
-                <w:color w:val="111111"/>
-                <w:sz w:val="20"/>
-                <w:szCs w:val="20"/>
+              <w:spacing w:after="0" w:line="220"/>
+            </w:pPr>
+            <w:r>
+              <w:rPr>
+                <w:rFonts w:ascii="Times New Roman" w:cs="Times New Roman" w:eastAsia="Times New Roman" w:hAnsi="Times New Roman"/>
+                <w:b w:val="false"/>
+                <w:bCs w:val="false"/>
+                <w:i w:val="false"/>
+                <w:iCs w:val="false"/>
+                <w:color w:val="111111"/>
+                <w:sz w:val="17"/>
+                <w:szCs w:val="17"/>
               </w:rPr>
               <w:t xml:space="preserve"/>
             </w:r>
@@ -5854,7 +5723,7 @@
         <w:tabs>
           <w:tab w:val="right" w:pos="9864"/>
         </w:tabs>
-        <w:spacing w:after="90" w:before="220" w:line="280"/>
+        <w:spacing w:after="36" w:before="88" w:line="220"/>
         <w:ind w:left="340" w:hanging="340"/>
       </w:pPr>
       <w:r>
@@ -5865,16 +5734,16 @@
           <w:i w:val="false"/>
           <w:iCs w:val="false"/>
           <w:color w:val="111111"/>
-          <w:sz w:val="21"/>
-          <w:szCs w:val="21"/>
+          <w:sz w:val="18"/>
+          <w:szCs w:val="18"/>
         </w:rPr>
         <w:t xml:space="preserve">7.</w:t>
       </w:r>
       <w:r>
         <w:rPr>
           <w:rFonts w:ascii="Times New Roman" w:cs="Times New Roman" w:eastAsia="Times New Roman" w:hAnsi="Times New Roman"/>
-          <w:sz w:val="21"/>
-          <w:szCs w:val="21"/>
+          <w:sz w:val="18"/>
+          <w:szCs w:val="18"/>
         </w:rPr>
         <w:tab/>
       </w:r>
@@ -5886,16 +5755,16 @@
           <w:i w:val="false"/>
           <w:iCs w:val="false"/>
           <w:color w:val="111111"/>
-          <w:sz w:val="21"/>
-          <w:szCs w:val="21"/>
+          <w:sz w:val="18"/>
+          <w:szCs w:val="18"/>
         </w:rPr>
         <w:t xml:space="preserve">Aşağıdaki soruları okuma metnine göre Arapça cevaplayınız.</w:t>
       </w:r>
       <w:r>
         <w:rPr>
           <w:rFonts w:ascii="Times New Roman" w:cs="Times New Roman" w:eastAsia="Times New Roman" w:hAnsi="Times New Roman"/>
-          <w:sz w:val="21"/>
-          <w:szCs w:val="21"/>
+          <w:sz w:val="18"/>
+          <w:szCs w:val="18"/>
         </w:rPr>
         <w:tab/>
       </w:r>
@@ -5907,8 +5776,8 @@
           <w:i w:val="false"/>
           <w:iCs w:val="false"/>
           <w:color w:val="55636F"/>
-          <w:sz w:val="18"/>
-          <w:szCs w:val="18"/>
+          <w:sz w:val="16"/>
+          <w:szCs w:val="16"/>
         </w:rPr>
         <w:t xml:space="preserve">(15 puan)</w:t>
       </w:r>
@@ -5916,7 +5785,7 @@
     <w:p>
       <w:pPr>
         <w:keepNext w:val="false"/>
-        <w:spacing w:after="90" w:before="0" w:line="280"/>
+        <w:spacing w:after="36" w:before="0" w:line="220"/>
         <w:ind w:left="340"/>
       </w:pPr>
       <w:r>
@@ -5927,8 +5796,8 @@
           <w:i/>
           <w:iCs/>
           <w:color w:val="5B6772"/>
-          <w:sz w:val="18"/>
-          <w:szCs w:val="18"/>
+          <w:sz w:val="16"/>
+          <w:szCs w:val="16"/>
         </w:rPr>
         <w:t xml:space="preserve">Her doğru cevap 3 puandır.</w:t>
       </w:r>
@@ -5968,7 +5837,7 @@
           </w:tcPr>
           <w:p>
             <w:pPr>
-              <w:spacing w:after="0" w:line="270"/>
+              <w:spacing w:after="0" w:line="220"/>
               <w:jc w:val="center"/>
             </w:pPr>
             <w:r>
@@ -5979,8 +5848,8 @@
                 <w:i w:val="false"/>
                 <w:iCs w:val="false"/>
                 <w:color w:val="111111"/>
-                <w:sz w:val="18"/>
-                <w:szCs w:val="18"/>
+                <w:sz w:val="16"/>
+                <w:szCs w:val="16"/>
               </w:rPr>
               <w:t xml:space="preserve">No</w:t>
             </w:r>
@@ -6000,7 +5869,7 @@
           </w:tcPr>
           <w:p>
             <w:pPr>
-              <w:spacing w:after="0" w:line="270"/>
+              <w:spacing w:after="0" w:line="220"/>
               <w:jc w:val="center"/>
             </w:pPr>
             <w:r>
@@ -6011,8 +5880,8 @@
                 <w:i w:val="false"/>
                 <w:iCs w:val="false"/>
                 <w:color w:val="111111"/>
-                <w:sz w:val="18"/>
-                <w:szCs w:val="18"/>
+                <w:sz w:val="16"/>
+                <w:szCs w:val="16"/>
               </w:rPr>
               <w:t xml:space="preserve">Soru</w:t>
             </w:r>
@@ -6032,7 +5901,7 @@
           </w:tcPr>
           <w:p>
             <w:pPr>
-              <w:spacing w:after="0" w:line="270"/>
+              <w:spacing w:after="0" w:line="220"/>
               <w:jc w:val="center"/>
             </w:pPr>
             <w:r>
@@ -6043,8 +5912,8 @@
                 <w:i w:val="false"/>
                 <w:iCs w:val="false"/>
                 <w:color w:val="111111"/>
-                <w:sz w:val="18"/>
-                <w:szCs w:val="18"/>
+                <w:sz w:val="16"/>
+                <w:szCs w:val="16"/>
               </w:rPr>
               <w:t xml:space="preserve">Arapça cevabın</w:t>
             </w:r>
@@ -6053,7 +5922,7 @@
       </w:tr>
       <w:tr>
         <w:trPr>
-          <w:trHeight w:val="520" w:hRule="atLeast"/>
+          <w:trHeight w:val="364" w:hRule="atLeast"/>
         </w:trPr>
         <w:tc>
           <w:tcPr>
@@ -6068,19 +5937,19 @@
           </w:tcPr>
           <w:p>
             <w:pPr>
-              <w:spacing w:after="0" w:line="270"/>
-              <w:jc w:val="center"/>
-            </w:pPr>
-            <w:r>
-              <w:rPr>
-                <w:rFonts w:ascii="Times New Roman" w:cs="Times New Roman" w:eastAsia="Times New Roman" w:hAnsi="Times New Roman"/>
-                <w:b w:val="false"/>
-                <w:bCs w:val="false"/>
-                <w:i w:val="false"/>
-                <w:iCs w:val="false"/>
-                <w:color w:val="111111"/>
-                <w:sz w:val="19"/>
-                <w:szCs w:val="19"/>
+              <w:spacing w:after="0" w:line="220"/>
+              <w:jc w:val="center"/>
+            </w:pPr>
+            <w:r>
+              <w:rPr>
+                <w:rFonts w:ascii="Times New Roman" w:cs="Times New Roman" w:eastAsia="Times New Roman" w:hAnsi="Times New Roman"/>
+                <w:b w:val="false"/>
+                <w:bCs w:val="false"/>
+                <w:i w:val="false"/>
+                <w:iCs w:val="false"/>
+                <w:color w:val="111111"/>
+                <w:sz w:val="17"/>
+                <w:szCs w:val="17"/>
               </w:rPr>
               <w:t xml:space="preserve">1</w:t>
             </w:r>
@@ -6099,18 +5968,18 @@
           </w:tcPr>
           <w:p>
             <w:pPr>
-              <w:spacing w:after="0" w:line="270"/>
-            </w:pPr>
-            <w:r>
-              <w:rPr>
-                <w:rFonts w:ascii="Times New Roman" w:cs="Times New Roman" w:eastAsia="Times New Roman" w:hAnsi="Times New Roman"/>
-                <w:b w:val="false"/>
-                <w:bCs w:val="false"/>
-                <w:i w:val="false"/>
-                <w:iCs w:val="false"/>
-                <w:color w:val="111111"/>
-                <w:sz w:val="20"/>
-                <w:szCs w:val="20"/>
+              <w:spacing w:after="0" w:line="220"/>
+            </w:pPr>
+            <w:r>
+              <w:rPr>
+                <w:rFonts w:ascii="Times New Roman" w:cs="Times New Roman" w:eastAsia="Times New Roman" w:hAnsi="Times New Roman"/>
+                <w:b w:val="false"/>
+                <w:bCs w:val="false"/>
+                <w:i w:val="false"/>
+                <w:iCs w:val="false"/>
+                <w:color w:val="111111"/>
+                <w:sz w:val="17"/>
+                <w:szCs w:val="17"/>
               </w:rPr>
               <w:t xml:space="preserve">Hâlid kaçıncı sınıftadır?</w:t>
             </w:r>
@@ -6130,7 +5999,7 @@
           <w:p>
             <w:pPr>
               <w:bidi/>
-              <w:spacing w:after="0" w:line="320"/>
+              <w:spacing w:after="0" w:line="220"/>
             </w:pPr>
             <w:r>
               <w:rPr>
@@ -6138,8 +6007,8 @@
                 <w:b w:val="false"/>
                 <w:bCs w:val="false"/>
                 <w:color w:val="111111"/>
-                <w:sz w:val="28"/>
-                <w:szCs w:val="28"/>
+                <w:sz w:val="25"/>
+                <w:szCs w:val="25"/>
                 <w:rtl/>
               </w:rPr>
               <w:t xml:space="preserve"/>
@@ -6149,7 +6018,7 @@
       </w:tr>
       <w:tr>
         <w:trPr>
-          <w:trHeight w:val="520" w:hRule="atLeast"/>
+          <w:trHeight w:val="364" w:hRule="atLeast"/>
         </w:trPr>
         <w:tc>
           <w:tcPr>
@@ -6164,19 +6033,19 @@
           </w:tcPr>
           <w:p>
             <w:pPr>
-              <w:spacing w:after="0" w:line="270"/>
-              <w:jc w:val="center"/>
-            </w:pPr>
-            <w:r>
-              <w:rPr>
-                <w:rFonts w:ascii="Times New Roman" w:cs="Times New Roman" w:eastAsia="Times New Roman" w:hAnsi="Times New Roman"/>
-                <w:b w:val="false"/>
-                <w:bCs w:val="false"/>
-                <w:i w:val="false"/>
-                <w:iCs w:val="false"/>
-                <w:color w:val="111111"/>
-                <w:sz w:val="19"/>
-                <w:szCs w:val="19"/>
+              <w:spacing w:after="0" w:line="220"/>
+              <w:jc w:val="center"/>
+            </w:pPr>
+            <w:r>
+              <w:rPr>
+                <w:rFonts w:ascii="Times New Roman" w:cs="Times New Roman" w:eastAsia="Times New Roman" w:hAnsi="Times New Roman"/>
+                <w:b w:val="false"/>
+                <w:bCs w:val="false"/>
+                <w:i w:val="false"/>
+                <w:iCs w:val="false"/>
+                <w:color w:val="111111"/>
+                <w:sz w:val="17"/>
+                <w:szCs w:val="17"/>
               </w:rPr>
               <w:t xml:space="preserve">2</w:t>
             </w:r>
@@ -6195,18 +6064,18 @@
           </w:tcPr>
           <w:p>
             <w:pPr>
-              <w:spacing w:after="0" w:line="270"/>
-            </w:pPr>
-            <w:r>
-              <w:rPr>
-                <w:rFonts w:ascii="Times New Roman" w:cs="Times New Roman" w:eastAsia="Times New Roman" w:hAnsi="Times New Roman"/>
-                <w:b w:val="false"/>
-                <w:bCs w:val="false"/>
-                <w:i w:val="false"/>
-                <w:iCs w:val="false"/>
-                <w:color w:val="111111"/>
-                <w:sz w:val="20"/>
-                <w:szCs w:val="20"/>
+              <w:spacing w:after="0" w:line="220"/>
+            </w:pPr>
+            <w:r>
+              <w:rPr>
+                <w:rFonts w:ascii="Times New Roman" w:cs="Times New Roman" w:eastAsia="Times New Roman" w:hAnsi="Times New Roman"/>
+                <w:b w:val="false"/>
+                <w:bCs w:val="false"/>
+                <w:i w:val="false"/>
+                <w:iCs w:val="false"/>
+                <w:color w:val="111111"/>
+                <w:sz w:val="17"/>
+                <w:szCs w:val="17"/>
               </w:rPr>
               <w:t xml:space="preserve">Neyle görür?</w:t>
             </w:r>
@@ -6226,7 +6095,7 @@
           <w:p>
             <w:pPr>
               <w:bidi/>
-              <w:spacing w:after="0" w:line="320"/>
+              <w:spacing w:after="0" w:line="220"/>
             </w:pPr>
             <w:r>
               <w:rPr>
@@ -6234,8 +6103,8 @@
                 <w:b w:val="false"/>
                 <w:bCs w:val="false"/>
                 <w:color w:val="111111"/>
-                <w:sz w:val="28"/>
-                <w:szCs w:val="28"/>
+                <w:sz w:val="25"/>
+                <w:szCs w:val="25"/>
                 <w:rtl/>
               </w:rPr>
               <w:t xml:space="preserve"/>
@@ -6245,7 +6114,7 @@
       </w:tr>
       <w:tr>
         <w:trPr>
-          <w:trHeight w:val="520" w:hRule="atLeast"/>
+          <w:trHeight w:val="364" w:hRule="atLeast"/>
         </w:trPr>
         <w:tc>
           <w:tcPr>
@@ -6260,19 +6129,19 @@
           </w:tcPr>
           <w:p>
             <w:pPr>
-              <w:spacing w:after="0" w:line="270"/>
-              <w:jc w:val="center"/>
-            </w:pPr>
-            <w:r>
-              <w:rPr>
-                <w:rFonts w:ascii="Times New Roman" w:cs="Times New Roman" w:eastAsia="Times New Roman" w:hAnsi="Times New Roman"/>
-                <w:b w:val="false"/>
-                <w:bCs w:val="false"/>
-                <w:i w:val="false"/>
-                <w:iCs w:val="false"/>
-                <w:color w:val="111111"/>
-                <w:sz w:val="19"/>
-                <w:szCs w:val="19"/>
+              <w:spacing w:after="0" w:line="220"/>
+              <w:jc w:val="center"/>
+            </w:pPr>
+            <w:r>
+              <w:rPr>
+                <w:rFonts w:ascii="Times New Roman" w:cs="Times New Roman" w:eastAsia="Times New Roman" w:hAnsi="Times New Roman"/>
+                <w:b w:val="false"/>
+                <w:bCs w:val="false"/>
+                <w:i w:val="false"/>
+                <w:iCs w:val="false"/>
+                <w:color w:val="111111"/>
+                <w:sz w:val="17"/>
+                <w:szCs w:val="17"/>
               </w:rPr>
               <w:t xml:space="preserve">3</w:t>
             </w:r>
@@ -6291,18 +6160,18 @@
           </w:tcPr>
           <w:p>
             <w:pPr>
-              <w:spacing w:after="0" w:line="270"/>
-            </w:pPr>
-            <w:r>
-              <w:rPr>
-                <w:rFonts w:ascii="Times New Roman" w:cs="Times New Roman" w:eastAsia="Times New Roman" w:hAnsi="Times New Roman"/>
-                <w:b w:val="false"/>
-                <w:bCs w:val="false"/>
-                <w:i w:val="false"/>
-                <w:iCs w:val="false"/>
-                <w:color w:val="111111"/>
-                <w:sz w:val="20"/>
-                <w:szCs w:val="20"/>
+              <w:spacing w:after="0" w:line="220"/>
+            </w:pPr>
+            <w:r>
+              <w:rPr>
+                <w:rFonts w:ascii="Times New Roman" w:cs="Times New Roman" w:eastAsia="Times New Roman" w:hAnsi="Times New Roman"/>
+                <w:b w:val="false"/>
+                <w:bCs w:val="false"/>
+                <w:i w:val="false"/>
+                <w:iCs w:val="false"/>
+                <w:color w:val="111111"/>
+                <w:sz w:val="17"/>
+                <w:szCs w:val="17"/>
               </w:rPr>
               <w:t xml:space="preserve">Neyle işitir?</w:t>
             </w:r>
@@ -6322,7 +6191,7 @@
           <w:p>
             <w:pPr>
               <w:bidi/>
-              <w:spacing w:after="0" w:line="320"/>
+              <w:spacing w:after="0" w:line="220"/>
             </w:pPr>
             <w:r>
               <w:rPr>
@@ -6330,8 +6199,8 @@
                 <w:b w:val="false"/>
                 <w:bCs w:val="false"/>
                 <w:color w:val="111111"/>
-                <w:sz w:val="28"/>
-                <w:szCs w:val="28"/>
+                <w:sz w:val="25"/>
+                <w:szCs w:val="25"/>
                 <w:rtl/>
               </w:rPr>
               <w:t xml:space="preserve"/>
@@ -6341,7 +6210,7 @@
       </w:tr>
       <w:tr>
         <w:trPr>
-          <w:trHeight w:val="520" w:hRule="atLeast"/>
+          <w:trHeight w:val="364" w:hRule="atLeast"/>
         </w:trPr>
         <w:tc>
           <w:tcPr>
@@ -6356,19 +6225,19 @@
           </w:tcPr>
           <w:p>
             <w:pPr>
-              <w:spacing w:after="0" w:line="270"/>
-              <w:jc w:val="center"/>
-            </w:pPr>
-            <w:r>
-              <w:rPr>
-                <w:rFonts w:ascii="Times New Roman" w:cs="Times New Roman" w:eastAsia="Times New Roman" w:hAnsi="Times New Roman"/>
-                <w:b w:val="false"/>
-                <w:bCs w:val="false"/>
-                <w:i w:val="false"/>
-                <w:iCs w:val="false"/>
-                <w:color w:val="111111"/>
-                <w:sz w:val="19"/>
-                <w:szCs w:val="19"/>
+              <w:spacing w:after="0" w:line="220"/>
+              <w:jc w:val="center"/>
+            </w:pPr>
+            <w:r>
+              <w:rPr>
+                <w:rFonts w:ascii="Times New Roman" w:cs="Times New Roman" w:eastAsia="Times New Roman" w:hAnsi="Times New Roman"/>
+                <w:b w:val="false"/>
+                <w:bCs w:val="false"/>
+                <w:i w:val="false"/>
+                <w:iCs w:val="false"/>
+                <w:color w:val="111111"/>
+                <w:sz w:val="17"/>
+                <w:szCs w:val="17"/>
               </w:rPr>
               <w:t xml:space="preserve">4</w:t>
             </w:r>
@@ -6387,18 +6256,18 @@
           </w:tcPr>
           <w:p>
             <w:pPr>
-              <w:spacing w:after="0" w:line="270"/>
-            </w:pPr>
-            <w:r>
-              <w:rPr>
-                <w:rFonts w:ascii="Times New Roman" w:cs="Times New Roman" w:eastAsia="Times New Roman" w:hAnsi="Times New Roman"/>
-                <w:b w:val="false"/>
-                <w:bCs w:val="false"/>
-                <w:i w:val="false"/>
-                <w:iCs w:val="false"/>
-                <w:color w:val="111111"/>
-                <w:sz w:val="20"/>
-                <w:szCs w:val="20"/>
+              <w:spacing w:after="0" w:line="220"/>
+            </w:pPr>
+            <w:r>
+              <w:rPr>
+                <w:rFonts w:ascii="Times New Roman" w:cs="Times New Roman" w:eastAsia="Times New Roman" w:hAnsi="Times New Roman"/>
+                <w:b w:val="false"/>
+                <w:bCs w:val="false"/>
+                <w:i w:val="false"/>
+                <w:iCs w:val="false"/>
+                <w:color w:val="111111"/>
+                <w:sz w:val="17"/>
+                <w:szCs w:val="17"/>
               </w:rPr>
               <w:t xml:space="preserve">Okula neyle yürür?</w:t>
             </w:r>
@@ -6418,7 +6287,7 @@
           <w:p>
             <w:pPr>
               <w:bidi/>
-              <w:spacing w:after="0" w:line="320"/>
+              <w:spacing w:after="0" w:line="220"/>
             </w:pPr>
             <w:r>
               <w:rPr>
@@ -6426,8 +6295,8 @@
                 <w:b w:val="false"/>
                 <w:bCs w:val="false"/>
                 <w:color w:val="111111"/>
-                <w:sz w:val="28"/>
-                <w:szCs w:val="28"/>
+                <w:sz w:val="25"/>
+                <w:szCs w:val="25"/>
                 <w:rtl/>
               </w:rPr>
               <w:t xml:space="preserve"/>
@@ -6437,7 +6306,7 @@
       </w:tr>
       <w:tr>
         <w:trPr>
-          <w:trHeight w:val="520" w:hRule="atLeast"/>
+          <w:trHeight w:val="364" w:hRule="atLeast"/>
         </w:trPr>
         <w:tc>
           <w:tcPr>
@@ -6452,19 +6321,19 @@
           </w:tcPr>
           <w:p>
             <w:pPr>
-              <w:spacing w:after="0" w:line="270"/>
-              <w:jc w:val="center"/>
-            </w:pPr>
-            <w:r>
-              <w:rPr>
-                <w:rFonts w:ascii="Times New Roman" w:cs="Times New Roman" w:eastAsia="Times New Roman" w:hAnsi="Times New Roman"/>
-                <w:b w:val="false"/>
-                <w:bCs w:val="false"/>
-                <w:i w:val="false"/>
-                <w:iCs w:val="false"/>
-                <w:color w:val="111111"/>
-                <w:sz w:val="19"/>
-                <w:szCs w:val="19"/>
+              <w:spacing w:after="0" w:line="220"/>
+              <w:jc w:val="center"/>
+            </w:pPr>
+            <w:r>
+              <w:rPr>
+                <w:rFonts w:ascii="Times New Roman" w:cs="Times New Roman" w:eastAsia="Times New Roman" w:hAnsi="Times New Roman"/>
+                <w:b w:val="false"/>
+                <w:bCs w:val="false"/>
+                <w:i w:val="false"/>
+                <w:iCs w:val="false"/>
+                <w:color w:val="111111"/>
+                <w:sz w:val="17"/>
+                <w:szCs w:val="17"/>
               </w:rPr>
               <w:t xml:space="preserve">5</w:t>
             </w:r>
@@ -6483,18 +6352,18 @@
           </w:tcPr>
           <w:p>
             <w:pPr>
-              <w:spacing w:after="0" w:line="270"/>
-            </w:pPr>
-            <w:r>
-              <w:rPr>
-                <w:rFonts w:ascii="Times New Roman" w:cs="Times New Roman" w:eastAsia="Times New Roman" w:hAnsi="Times New Roman"/>
-                <w:b w:val="false"/>
-                <w:bCs w:val="false"/>
-                <w:i w:val="false"/>
-                <w:iCs w:val="false"/>
-                <w:color w:val="111111"/>
-                <w:sz w:val="20"/>
-                <w:szCs w:val="20"/>
+              <w:spacing w:after="0" w:line="220"/>
+            </w:pPr>
+            <w:r>
+              <w:rPr>
+                <w:rFonts w:ascii="Times New Roman" w:cs="Times New Roman" w:eastAsia="Times New Roman" w:hAnsi="Times New Roman"/>
+                <w:b w:val="false"/>
+                <w:bCs w:val="false"/>
+                <w:i w:val="false"/>
+                <w:iCs w:val="false"/>
+                <w:color w:val="111111"/>
+                <w:sz w:val="17"/>
+                <w:szCs w:val="17"/>
               </w:rPr>
               <w:t xml:space="preserve">Bugün nasıl hissediyor?</w:t>
             </w:r>
@@ -6514,7 +6383,7 @@
           <w:p>
             <w:pPr>
               <w:bidi/>
-              <w:spacing w:after="0" w:line="320"/>
+              <w:spacing w:after="0" w:line="220"/>
             </w:pPr>
             <w:r>
               <w:rPr>
@@ -6522,8 +6391,8 @@
                 <w:b w:val="false"/>
                 <w:bCs w:val="false"/>
                 <w:color w:val="111111"/>
-                <w:sz w:val="28"/>
-                <w:szCs w:val="28"/>
+                <w:sz w:val="25"/>
+                <w:szCs w:val="25"/>
                 <w:rtl/>
               </w:rPr>
               <w:t xml:space="preserve"/>
@@ -6537,7 +6406,7 @@
         <w:tabs>
           <w:tab w:val="right" w:pos="9864"/>
         </w:tabs>
-        <w:spacing w:after="90" w:before="220" w:line="280"/>
+        <w:spacing w:after="36" w:before="88" w:line="220"/>
         <w:ind w:left="340" w:hanging="340"/>
       </w:pPr>
       <w:r>
@@ -6548,16 +6417,16 @@
           <w:i w:val="false"/>
           <w:iCs w:val="false"/>
           <w:color w:val="111111"/>
-          <w:sz w:val="21"/>
-          <w:szCs w:val="21"/>
+          <w:sz w:val="18"/>
+          <w:szCs w:val="18"/>
         </w:rPr>
         <w:t xml:space="preserve">8.</w:t>
       </w:r>
       <w:r>
         <w:rPr>
           <w:rFonts w:ascii="Times New Roman" w:cs="Times New Roman" w:eastAsia="Times New Roman" w:hAnsi="Times New Roman"/>
-          <w:sz w:val="21"/>
-          <w:szCs w:val="21"/>
+          <w:sz w:val="18"/>
+          <w:szCs w:val="18"/>
         </w:rPr>
         <w:tab/>
       </w:r>
@@ -6569,16 +6438,16 @@
           <w:i w:val="false"/>
           <w:iCs w:val="false"/>
           <w:color w:val="111111"/>
-          <w:sz w:val="21"/>
-          <w:szCs w:val="21"/>
+          <w:sz w:val="18"/>
+          <w:szCs w:val="18"/>
         </w:rPr>
         <w:t xml:space="preserve">Bugününüzü anlatan kısa bir metin yazınız. Duyularınızdan ve bugün nasıl hissettiğinizden söz ediniz.</w:t>
       </w:r>
       <w:r>
         <w:rPr>
           <w:rFonts w:ascii="Times New Roman" w:cs="Times New Roman" w:eastAsia="Times New Roman" w:hAnsi="Times New Roman"/>
-          <w:sz w:val="21"/>
-          <w:szCs w:val="21"/>
+          <w:sz w:val="18"/>
+          <w:szCs w:val="18"/>
         </w:rPr>
         <w:tab/>
       </w:r>
@@ -6590,8 +6459,8 @@
           <w:i w:val="false"/>
           <w:iCs w:val="false"/>
           <w:color w:val="55636F"/>
-          <w:sz w:val="18"/>
-          <w:szCs w:val="18"/>
+          <w:sz w:val="16"/>
+          <w:szCs w:val="16"/>
         </w:rPr>
         <w:t xml:space="preserve">(15 puan)</w:t>
       </w:r>
@@ -6599,7 +6468,7 @@
     <w:p>
       <w:pPr>
         <w:keepNext w:val="false"/>
-        <w:spacing w:after="90" w:before="0" w:line="280"/>
+        <w:spacing w:after="36" w:before="0" w:line="220"/>
         <w:ind w:left="340"/>
       </w:pPr>
       <w:r>
@@ -6610,8 +6479,8 @@
           <w:i/>
           <w:iCs/>
           <w:color w:val="5B6772"/>
-          <w:sz w:val="18"/>
-          <w:szCs w:val="18"/>
+          <w:sz w:val="16"/>
+          <w:szCs w:val="16"/>
         </w:rPr>
         <w:t xml:space="preserve">En az altı satır yazınız. Havuzdaki kelimelerden yararlanabilirsiniz.</w:t>
       </w:r>
@@ -6646,7 +6515,7 @@
           </w:tcPr>
           <w:p>
             <w:pPr>
-              <w:spacing w:after="50"/>
+              <w:spacing w:after="20"/>
             </w:pPr>
             <w:r>
               <w:rPr>
@@ -6656,8 +6525,8 @@
                 <w:i w:val="false"/>
                 <w:iCs w:val="false"/>
                 <w:color w:val="39454F"/>
-                <w:sz w:val="17"/>
-                <w:szCs w:val="17"/>
+                <w:sz w:val="15"/>
+                <w:szCs w:val="15"/>
               </w:rPr>
               <w:t xml:space="preserve">KELİME HAVUZU</w:t>
             </w:r>
@@ -6665,7 +6534,7 @@
           <w:p>
             <w:pPr>
               <w:bidi/>
-              <w:spacing w:after="0" w:line="360"/>
+              <w:spacing w:after="0" w:line="220"/>
               <w:jc w:val="center"/>
             </w:pPr>
             <w:r>
@@ -6674,8 +6543,8 @@
                 <w:b w:val="false"/>
                 <w:bCs w:val="false"/>
                 <w:color w:val="111111"/>
-                <w:sz w:val="30"/>
-                <w:szCs w:val="30"/>
+                <w:sz w:val="27"/>
+                <w:szCs w:val="27"/>
                 <w:rtl/>
               </w:rPr>
               <w:t xml:space="preserve">أَرَى   —   أَسْمَعُ   —   أَشُمُّ   —   أَلْمَسُ   —   أَمْشِي   —   سَعِيدٌ   —   مُتْعَبٌ</w:t>
@@ -6686,7 +6555,7 @@
     </w:tbl>
     <w:p>
       <w:pPr>
-        <w:spacing w:after="80"/>
+        <w:spacing w:after="32"/>
       </w:pPr>
       <w:r>
         <w:rPr>
@@ -6696,8 +6565,30 @@
           <w:i w:val="false"/>
           <w:iCs w:val="false"/>
           <w:color w:val="111111"/>
-          <w:sz w:val="21"/>
-          <w:szCs w:val="21"/>
+          <w:sz w:val="18"/>
+          <w:szCs w:val="18"/>
+        </w:rPr>
+        <w:t xml:space="preserve"/>
+      </w:r>
+    </w:p>
+    <w:p>
+      <w:pPr>
+        <w:pBdr>
+          <w:bottom w:val="dotted" w:color="96A3B0" w:sz="6"/>
+        </w:pBdr>
+        <w:bidi/>
+        <w:spacing w:after="84" w:line="220"/>
+      </w:pPr>
+      <w:r>
+        <w:rPr>
+          <w:rFonts w:ascii="Times New Roman" w:cs="Times New Roman" w:eastAsia="Times New Roman" w:hAnsi="Times New Roman"/>
+          <w:b w:val="false"/>
+          <w:bCs w:val="false"/>
+          <w:i w:val="false"/>
+          <w:iCs w:val="false"/>
+          <w:color w:val="111111"/>
+          <w:sz w:val="18"/>
+          <w:szCs w:val="18"/>
         </w:rPr>
         <w:t xml:space="preserve"/>
       </w:r>
@@ -6708,7 +6599,7 @@
           <w:bottom w:val="dotted" w:color="97A4B1" w:sz="6"/>
         </w:pBdr>
         <w:bidi/>
-        <w:spacing w:after="210" w:line="300"/>
+        <w:spacing w:after="84" w:line="220"/>
       </w:pPr>
       <w:r>
         <w:rPr>
@@ -6718,30 +6609,8 @@
           <w:i w:val="false"/>
           <w:iCs w:val="false"/>
           <w:color w:val="111111"/>
-          <w:sz w:val="21"/>
-          <w:szCs w:val="21"/>
-        </w:rPr>
-        <w:t xml:space="preserve"/>
-      </w:r>
-    </w:p>
-    <w:p>
-      <w:pPr>
-        <w:pBdr>
-          <w:bottom w:val="dotted" w:color="96A3B0" w:sz="6"/>
-        </w:pBdr>
-        <w:bidi/>
-        <w:spacing w:after="210" w:line="300"/>
-      </w:pPr>
-      <w:r>
-        <w:rPr>
-          <w:rFonts w:ascii="Times New Roman" w:cs="Times New Roman" w:eastAsia="Times New Roman" w:hAnsi="Times New Roman"/>
-          <w:b w:val="false"/>
-          <w:bCs w:val="false"/>
-          <w:i w:val="false"/>
-          <w:iCs w:val="false"/>
-          <w:color w:val="111111"/>
-          <w:sz w:val="21"/>
-          <w:szCs w:val="21"/>
+          <w:sz w:val="18"/>
+          <w:szCs w:val="18"/>
         </w:rPr>
         <w:t xml:space="preserve"/>
       </w:r>
@@ -6752,7 +6621,7 @@
           <w:bottom w:val="dotted" w:color="97A4B1" w:sz="6"/>
         </w:pBdr>
         <w:bidi/>
-        <w:spacing w:after="210" w:line="300"/>
+        <w:spacing w:after="84" w:line="220"/>
       </w:pPr>
       <w:r>
         <w:rPr>
@@ -6762,19 +6631,15 @@
           <w:i w:val="false"/>
           <w:iCs w:val="false"/>
           <w:color w:val="111111"/>
-          <w:sz w:val="21"/>
-          <w:szCs w:val="21"/>
+          <w:sz w:val="18"/>
+          <w:szCs w:val="18"/>
         </w:rPr>
         <w:t xml:space="preserve"/>
       </w:r>
     </w:p>
     <w:p>
       <w:pPr>
-        <w:pBdr>
-          <w:bottom w:val="dotted" w:color="96A3B0" w:sz="6"/>
-        </w:pBdr>
-        <w:bidi/>
-        <w:spacing w:after="210" w:line="300"/>
+        <w:spacing w:after="72"/>
       </w:pPr>
       <w:r>
         <w:rPr>
@@ -6784,92 +6649,8 @@
           <w:i w:val="false"/>
           <w:iCs w:val="false"/>
           <w:color w:val="111111"/>
-          <w:sz w:val="21"/>
-          <w:szCs w:val="21"/>
-        </w:rPr>
-        <w:t xml:space="preserve"/>
-      </w:r>
-    </w:p>
-    <w:p>
-      <w:pPr>
-        <w:pBdr>
-          <w:bottom w:val="dotted" w:color="97A4B1" w:sz="6"/>
-        </w:pBdr>
-        <w:bidi/>
-        <w:spacing w:after="210" w:line="300"/>
-      </w:pPr>
-      <w:r>
-        <w:rPr>
-          <w:rFonts w:ascii="Times New Roman" w:cs="Times New Roman" w:eastAsia="Times New Roman" w:hAnsi="Times New Roman"/>
-          <w:b w:val="false"/>
-          <w:bCs w:val="false"/>
-          <w:i w:val="false"/>
-          <w:iCs w:val="false"/>
-          <w:color w:val="111111"/>
-          <w:sz w:val="21"/>
-          <w:szCs w:val="21"/>
-        </w:rPr>
-        <w:t xml:space="preserve"/>
-      </w:r>
-    </w:p>
-    <w:p>
-      <w:pPr>
-        <w:pBdr>
-          <w:bottom w:val="dotted" w:color="96A3B0" w:sz="6"/>
-        </w:pBdr>
-        <w:bidi/>
-        <w:spacing w:after="210" w:line="300"/>
-      </w:pPr>
-      <w:r>
-        <w:rPr>
-          <w:rFonts w:ascii="Times New Roman" w:cs="Times New Roman" w:eastAsia="Times New Roman" w:hAnsi="Times New Roman"/>
-          <w:b w:val="false"/>
-          <w:bCs w:val="false"/>
-          <w:i w:val="false"/>
-          <w:iCs w:val="false"/>
-          <w:color w:val="111111"/>
-          <w:sz w:val="21"/>
-          <w:szCs w:val="21"/>
-        </w:rPr>
-        <w:t xml:space="preserve"/>
-      </w:r>
-    </w:p>
-    <w:p>
-      <w:pPr>
-        <w:pBdr>
-          <w:bottom w:val="dotted" w:color="97A4B1" w:sz="6"/>
-        </w:pBdr>
-        <w:bidi/>
-        <w:spacing w:after="210" w:line="300"/>
-      </w:pPr>
-      <w:r>
-        <w:rPr>
-          <w:rFonts w:ascii="Times New Roman" w:cs="Times New Roman" w:eastAsia="Times New Roman" w:hAnsi="Times New Roman"/>
-          <w:b w:val="false"/>
-          <w:bCs w:val="false"/>
-          <w:i w:val="false"/>
-          <w:iCs w:val="false"/>
-          <w:color w:val="111111"/>
-          <w:sz w:val="21"/>
-          <w:szCs w:val="21"/>
-        </w:rPr>
-        <w:t xml:space="preserve"/>
-      </w:r>
-    </w:p>
-    <w:p>
-      <w:pPr>
-        <w:spacing w:after="180"/>
-      </w:pPr>
-      <w:r>
-        <w:rPr>
-          <w:rFonts w:ascii="Times New Roman" w:cs="Times New Roman" w:eastAsia="Times New Roman" w:hAnsi="Times New Roman"/>
-          <w:b w:val="false"/>
-          <w:bCs w:val="false"/>
-          <w:i w:val="false"/>
-          <w:iCs w:val="false"/>
-          <w:color w:val="111111"/>
-          <w:sz w:val="21"/>
-          <w:szCs w:val="21"/>
+          <w:sz w:val="18"/>
+          <w:szCs w:val="18"/>
         </w:rPr>
         <w:t xml:space="preserve"/>
       </w:r>
@@ -6877,7 +6658,7 @@
     <w:p>
       <w:pPr>
         <w:keepNext w:val="false"/>
-        <w:spacing w:after="70" w:before="0" w:line="280"/>
+        <w:spacing w:after="28" w:before="0" w:line="220"/>
         <w:jc w:val="center"/>
       </w:pPr>
       <w:r>
@@ -6888,8 +6669,8 @@
           <w:i/>
           <w:iCs/>
           <w:color w:val="5B6772"/>
-          <w:sz w:val="19"/>
-          <w:szCs w:val="19"/>
+          <w:sz w:val="17"/>
+          <w:szCs w:val="17"/>
         </w:rPr>
         <w:t xml:space="preserve">Başarılar dilerim.</w:t>
       </w:r>
@@ -6897,7 +6678,7 @@
     <w:p>
       <w:pPr>
         <w:keepNext w:val="false"/>
-        <w:spacing w:after="70" w:before="0" w:line="280"/>
+        <w:spacing w:after="28" w:before="0" w:line="220"/>
         <w:jc w:val="center"/>
       </w:pPr>
       <w:r>
@@ -6908,8 +6689,8 @@
           <w:i w:val="false"/>
           <w:iCs w:val="false"/>
           <w:color w:val="5B6772"/>
-          <w:sz w:val="18"/>
-          <w:szCs w:val="18"/>
+          <w:sz w:val="16"/>
+          <w:szCs w:val="16"/>
         </w:rPr>
         <w:t xml:space="preserve">Arapça Öğretmeni</w:t>
       </w:r>
@@ -6924,7 +6705,7 @@
         <w:pBdr>
           <w:bottom w:val="single" w:color="3F4C58" w:sz="8"/>
         </w:pBdr>
-        <w:spacing w:after="40"/>
+        <w:spacing w:after="16"/>
         <w:jc w:val="center"/>
       </w:pPr>
       <w:r>
@@ -6935,8 +6716,8 @@
           <w:i w:val="false"/>
           <w:iCs w:val="false"/>
           <w:color w:val="15222E"/>
-          <w:sz w:val="24"/>
-          <w:szCs w:val="24"/>
+          <w:sz w:val="21"/>
+          <w:szCs w:val="21"/>
         </w:rPr>
         <w:t xml:space="preserve">CEVAP ANAHTARI VE PUANLAMA</w:t>
       </w:r>
@@ -6944,7 +6725,7 @@
     <w:p>
       <w:pPr>
         <w:keepNext w:val="false"/>
-        <w:spacing w:after="160" w:before="0" w:line="280"/>
+        <w:spacing w:after="64" w:before="0" w:line="220"/>
         <w:jc w:val="center"/>
       </w:pPr>
       <w:r>
@@ -6955,8 +6736,8 @@
           <w:i/>
           <w:iCs/>
           <w:color w:val="5B6772"/>
-          <w:sz w:val="18"/>
-          <w:szCs w:val="18"/>
+          <w:sz w:val="16"/>
+          <w:szCs w:val="16"/>
         </w:rPr>
         <w:t xml:space="preserve">6. Sınıf · 2. Dönem 1. Yazılı · Beceri temelli · 3. Ünite (VÜCUDUM)</w:t>
       </w:r>
@@ -6964,7 +6745,7 @@
     <w:p>
       <w:pPr>
         <w:keepNext w:val="false"/>
-        <w:spacing w:after="180" w:before="0" w:line="280"/>
+        <w:spacing w:after="72" w:before="0" w:line="220"/>
         <w:jc w:val="center"/>
       </w:pPr>
       <w:r>
@@ -6975,8 +6756,8 @@
           <w:i/>
           <w:iCs/>
           <w:color w:val="8A97A3"/>
-          <w:sz w:val="16"/>
-          <w:szCs w:val="16"/>
+          <w:sz w:val="14"/>
+          <w:szCs w:val="14"/>
         </w:rPr>
         <w:t xml:space="preserve">Bu sayfa öğrenciye verilmez.</w:t>
       </w:r>
@@ -7016,7 +6797,7 @@
           </w:tcPr>
           <w:p>
             <w:pPr>
-              <w:spacing w:after="0" w:line="270"/>
+              <w:spacing w:after="0" w:line="220"/>
               <w:jc w:val="center"/>
             </w:pPr>
             <w:r>
@@ -7027,8 +6808,8 @@
                 <w:i w:val="false"/>
                 <w:iCs w:val="false"/>
                 <w:color w:val="111111"/>
-                <w:sz w:val="18"/>
-                <w:szCs w:val="18"/>
+                <w:sz w:val="16"/>
+                <w:szCs w:val="16"/>
               </w:rPr>
               <w:t xml:space="preserve">Soru</w:t>
             </w:r>
@@ -7048,7 +6829,7 @@
           </w:tcPr>
           <w:p>
             <w:pPr>
-              <w:spacing w:after="0" w:line="270"/>
+              <w:spacing w:after="0" w:line="220"/>
               <w:jc w:val="center"/>
             </w:pPr>
             <w:r>
@@ -7059,8 +6840,8 @@
                 <w:i w:val="false"/>
                 <w:iCs w:val="false"/>
                 <w:color w:val="111111"/>
-                <w:sz w:val="18"/>
-                <w:szCs w:val="18"/>
+                <w:sz w:val="16"/>
+                <w:szCs w:val="16"/>
               </w:rPr>
               <w:t xml:space="preserve">Puan</w:t>
             </w:r>
@@ -7080,7 +6861,7 @@
           </w:tcPr>
           <w:p>
             <w:pPr>
-              <w:spacing w:after="0" w:line="270"/>
+              <w:spacing w:after="0" w:line="220"/>
               <w:jc w:val="center"/>
             </w:pPr>
             <w:r>
@@ -7091,8 +6872,8 @@
                 <w:i w:val="false"/>
                 <w:iCs w:val="false"/>
                 <w:color w:val="111111"/>
-                <w:sz w:val="18"/>
-                <w:szCs w:val="18"/>
+                <w:sz w:val="16"/>
+                <w:szCs w:val="16"/>
               </w:rPr>
               <w:t xml:space="preserve">Cevap</w:t>
             </w:r>
@@ -7113,7 +6894,7 @@
           </w:tcPr>
           <w:p>
             <w:pPr>
-              <w:spacing w:after="0" w:line="270"/>
+              <w:spacing w:after="0" w:line="220"/>
               <w:jc w:val="center"/>
             </w:pPr>
             <w:r>
@@ -7124,8 +6905,8 @@
                 <w:i w:val="false"/>
                 <w:iCs w:val="false"/>
                 <w:color w:val="111111"/>
-                <w:sz w:val="19"/>
-                <w:szCs w:val="19"/>
+                <w:sz w:val="17"/>
+                <w:szCs w:val="17"/>
               </w:rPr>
               <w:t xml:space="preserve">1</w:t>
             </w:r>
@@ -7144,19 +6925,19 @@
           </w:tcPr>
           <w:p>
             <w:pPr>
-              <w:spacing w:after="0" w:line="270"/>
-              <w:jc w:val="center"/>
-            </w:pPr>
-            <w:r>
-              <w:rPr>
-                <w:rFonts w:ascii="Times New Roman" w:cs="Times New Roman" w:eastAsia="Times New Roman" w:hAnsi="Times New Roman"/>
-                <w:b w:val="false"/>
-                <w:bCs w:val="false"/>
-                <w:i w:val="false"/>
-                <w:iCs w:val="false"/>
-                <w:color w:val="111111"/>
-                <w:sz w:val="19"/>
-                <w:szCs w:val="19"/>
+              <w:spacing w:after="0" w:line="220"/>
+              <w:jc w:val="center"/>
+            </w:pPr>
+            <w:r>
+              <w:rPr>
+                <w:rFonts w:ascii="Times New Roman" w:cs="Times New Roman" w:eastAsia="Times New Roman" w:hAnsi="Times New Roman"/>
+                <w:b w:val="false"/>
+                <w:bCs w:val="false"/>
+                <w:i w:val="false"/>
+                <w:iCs w:val="false"/>
+                <w:color w:val="111111"/>
+                <w:sz w:val="17"/>
+                <w:szCs w:val="17"/>
               </w:rPr>
               <w:t xml:space="preserve">15</w:t>
             </w:r>
@@ -7175,36 +6956,36 @@
           </w:tcPr>
           <w:p>
             <w:pPr>
-              <w:spacing w:after="0" w:line="270"/>
-            </w:pPr>
-            <w:r>
-              <w:rPr>
-                <w:rFonts w:ascii="Times New Roman" w:cs="Times New Roman" w:eastAsia="Times New Roman" w:hAnsi="Times New Roman"/>
-                <w:b w:val="false"/>
-                <w:bCs w:val="false"/>
-                <w:i w:val="false"/>
-                <w:iCs w:val="false"/>
-                <w:color w:val="111111"/>
-                <w:sz w:val="19"/>
-                <w:szCs w:val="19"/>
+              <w:spacing w:after="0" w:line="220"/>
+            </w:pPr>
+            <w:r>
+              <w:rPr>
+                <w:rFonts w:ascii="Times New Roman" w:cs="Times New Roman" w:eastAsia="Times New Roman" w:hAnsi="Times New Roman"/>
+                <w:b w:val="false"/>
+                <w:bCs w:val="false"/>
+                <w:i w:val="false"/>
+                <w:iCs w:val="false"/>
+                <w:color w:val="111111"/>
+                <w:sz w:val="17"/>
+                <w:szCs w:val="17"/>
               </w:rPr>
               <w:t xml:space="preserve">a) B   ·   b) C   ·   c) C   (her biri 4 puan)</w:t>
             </w:r>
           </w:p>
           <w:p>
             <w:pPr>
-              <w:spacing w:after="0" w:line="270"/>
-            </w:pPr>
-            <w:r>
-              <w:rPr>
-                <w:rFonts w:ascii="Times New Roman" w:cs="Times New Roman" w:eastAsia="Times New Roman" w:hAnsi="Times New Roman"/>
-                <w:b w:val="false"/>
-                <w:bCs w:val="false"/>
-                <w:i w:val="false"/>
-                <w:iCs w:val="false"/>
-                <w:color w:val="111111"/>
-                <w:sz w:val="19"/>
-                <w:szCs w:val="19"/>
+              <w:spacing w:after="0" w:line="220"/>
+            </w:pPr>
+            <w:r>
+              <w:rPr>
+                <w:rFonts w:ascii="Times New Roman" w:cs="Times New Roman" w:eastAsia="Times New Roman" w:hAnsi="Times New Roman"/>
+                <w:b w:val="false"/>
+                <w:bCs w:val="false"/>
+                <w:i w:val="false"/>
+                <w:iCs w:val="false"/>
+                <w:color w:val="111111"/>
+                <w:sz w:val="17"/>
+                <w:szCs w:val="17"/>
               </w:rPr>
               <w:t xml:space="preserve">d) Örnek: أَنَا سَعِيدٌ الْيَوْمَ. (3 puan)</w:t>
             </w:r>
@@ -7225,7 +7006,7 @@
           </w:tcPr>
           <w:p>
             <w:pPr>
-              <w:spacing w:after="0" w:line="270"/>
+              <w:spacing w:after="0" w:line="220"/>
               <w:jc w:val="center"/>
             </w:pPr>
             <w:r>
@@ -7236,8 +7017,8 @@
                 <w:i w:val="false"/>
                 <w:iCs w:val="false"/>
                 <w:color w:val="111111"/>
-                <w:sz w:val="19"/>
-                <w:szCs w:val="19"/>
+                <w:sz w:val="17"/>
+                <w:szCs w:val="17"/>
               </w:rPr>
               <w:t xml:space="preserve">2</w:t>
             </w:r>
@@ -7256,19 +7037,19 @@
           </w:tcPr>
           <w:p>
             <w:pPr>
-              <w:spacing w:after="0" w:line="270"/>
-              <w:jc w:val="center"/>
-            </w:pPr>
-            <w:r>
-              <w:rPr>
-                <w:rFonts w:ascii="Times New Roman" w:cs="Times New Roman" w:eastAsia="Times New Roman" w:hAnsi="Times New Roman"/>
-                <w:b w:val="false"/>
-                <w:bCs w:val="false"/>
-                <w:i w:val="false"/>
-                <w:iCs w:val="false"/>
-                <w:color w:val="111111"/>
-                <w:sz w:val="19"/>
-                <w:szCs w:val="19"/>
+              <w:spacing w:after="0" w:line="220"/>
+              <w:jc w:val="center"/>
+            </w:pPr>
+            <w:r>
+              <w:rPr>
+                <w:rFonts w:ascii="Times New Roman" w:cs="Times New Roman" w:eastAsia="Times New Roman" w:hAnsi="Times New Roman"/>
+                <w:b w:val="false"/>
+                <w:bCs w:val="false"/>
+                <w:i w:val="false"/>
+                <w:iCs w:val="false"/>
+                <w:color w:val="111111"/>
+                <w:sz w:val="17"/>
+                <w:szCs w:val="17"/>
               </w:rPr>
               <w:t xml:space="preserve">10</w:t>
             </w:r>
@@ -7287,54 +7068,54 @@
           </w:tcPr>
           <w:p>
             <w:pPr>
-              <w:spacing w:after="0" w:line="270"/>
-            </w:pPr>
-            <w:r>
-              <w:rPr>
-                <w:rFonts w:ascii="Times New Roman" w:cs="Times New Roman" w:eastAsia="Times New Roman" w:hAnsi="Times New Roman"/>
-                <w:b w:val="false"/>
-                <w:bCs w:val="false"/>
-                <w:i w:val="false"/>
-                <w:iCs w:val="false"/>
-                <w:color w:val="111111"/>
-                <w:sz w:val="19"/>
-                <w:szCs w:val="19"/>
+              <w:spacing w:after="0" w:line="220"/>
+            </w:pPr>
+            <w:r>
+              <w:rPr>
+                <w:rFonts w:ascii="Times New Roman" w:cs="Times New Roman" w:eastAsia="Times New Roman" w:hAnsi="Times New Roman"/>
+                <w:b w:val="false"/>
+                <w:bCs w:val="false"/>
+                <w:i w:val="false"/>
+                <w:iCs w:val="false"/>
+                <w:color w:val="111111"/>
+                <w:sz w:val="17"/>
+                <w:szCs w:val="17"/>
               </w:rPr>
               <w:t xml:space="preserve">DİNLEME METNİ (iki kez okunur):</w:t>
             </w:r>
           </w:p>
           <w:p>
             <w:pPr>
-              <w:spacing w:after="0" w:line="270"/>
-            </w:pPr>
-            <w:r>
-              <w:rPr>
-                <w:rFonts w:ascii="Times New Roman" w:cs="Times New Roman" w:eastAsia="Times New Roman" w:hAnsi="Times New Roman"/>
-                <w:b w:val="false"/>
-                <w:bCs w:val="false"/>
-                <w:i w:val="false"/>
-                <w:iCs w:val="false"/>
-                <w:color w:val="111111"/>
-                <w:sz w:val="19"/>
-                <w:szCs w:val="19"/>
+              <w:spacing w:after="0" w:line="220"/>
+            </w:pPr>
+            <w:r>
+              <w:rPr>
+                <w:rFonts w:ascii="Times New Roman" w:cs="Times New Roman" w:eastAsia="Times New Roman" w:hAnsi="Times New Roman"/>
+                <w:b w:val="false"/>
+                <w:bCs w:val="false"/>
+                <w:i w:val="false"/>
+                <w:iCs w:val="false"/>
+                <w:color w:val="111111"/>
+                <w:sz w:val="17"/>
+                <w:szCs w:val="17"/>
               </w:rPr>
               <w:t xml:space="preserve">أَنَا سَارَةُ. الْيَوْمَ أَنَا سَعِيدَةٌ. أَرَى الْمُعَلِّمَةَ بِعَيْنِي وَأَسْمَعُ الدَّرْسَ بِأُذُنِي. أَخِي مُتْعَبٌ لِأَنَّهُ لَعِبَ كَثِيرًا. وَأُمِّي قَلِقَةٌ عَلَيْهِ.</w:t>
             </w:r>
           </w:p>
           <w:p>
             <w:pPr>
-              <w:spacing w:after="0" w:line="270"/>
-            </w:pPr>
-            <w:r>
-              <w:rPr>
-                <w:rFonts w:ascii="Times New Roman" w:cs="Times New Roman" w:eastAsia="Times New Roman" w:hAnsi="Times New Roman"/>
-                <w:b w:val="false"/>
-                <w:bCs w:val="false"/>
-                <w:i w:val="false"/>
-                <w:iCs w:val="false"/>
-                <w:color w:val="111111"/>
-                <w:sz w:val="19"/>
-                <w:szCs w:val="19"/>
+              <w:spacing w:after="0" w:line="220"/>
+            </w:pPr>
+            <w:r>
+              <w:rPr>
+                <w:rFonts w:ascii="Times New Roman" w:cs="Times New Roman" w:eastAsia="Times New Roman" w:hAnsi="Times New Roman"/>
+                <w:b w:val="false"/>
+                <w:bCs w:val="false"/>
+                <w:i w:val="false"/>
+                <w:iCs w:val="false"/>
+                <w:color w:val="111111"/>
+                <w:sz w:val="17"/>
+                <w:szCs w:val="17"/>
               </w:rPr>
               <w:t xml:space="preserve">Cevaplar:  1 - D  ·  2 - Y  ·  3 - D  ·  4 - D  ·  5 - Y</w:t>
             </w:r>
@@ -7355,7 +7136,7 @@
           </w:tcPr>
           <w:p>
             <w:pPr>
-              <w:spacing w:after="0" w:line="270"/>
+              <w:spacing w:after="0" w:line="220"/>
               <w:jc w:val="center"/>
             </w:pPr>
             <w:r>
@@ -7366,8 +7147,8 @@
                 <w:i w:val="false"/>
                 <w:iCs w:val="false"/>
                 <w:color w:val="111111"/>
-                <w:sz w:val="19"/>
-                <w:szCs w:val="19"/>
+                <w:sz w:val="17"/>
+                <w:szCs w:val="17"/>
               </w:rPr>
               <w:t xml:space="preserve">3</w:t>
             </w:r>
@@ -7386,19 +7167,19 @@
           </w:tcPr>
           <w:p>
             <w:pPr>
-              <w:spacing w:after="0" w:line="270"/>
-              <w:jc w:val="center"/>
-            </w:pPr>
-            <w:r>
-              <w:rPr>
-                <w:rFonts w:ascii="Times New Roman" w:cs="Times New Roman" w:eastAsia="Times New Roman" w:hAnsi="Times New Roman"/>
-                <w:b w:val="false"/>
-                <w:bCs w:val="false"/>
-                <w:i w:val="false"/>
-                <w:iCs w:val="false"/>
-                <w:color w:val="111111"/>
-                <w:sz w:val="19"/>
-                <w:szCs w:val="19"/>
+              <w:spacing w:after="0" w:line="220"/>
+              <w:jc w:val="center"/>
+            </w:pPr>
+            <w:r>
+              <w:rPr>
+                <w:rFonts w:ascii="Times New Roman" w:cs="Times New Roman" w:eastAsia="Times New Roman" w:hAnsi="Times New Roman"/>
+                <w:b w:val="false"/>
+                <w:bCs w:val="false"/>
+                <w:i w:val="false"/>
+                <w:iCs w:val="false"/>
+                <w:color w:val="111111"/>
+                <w:sz w:val="17"/>
+                <w:szCs w:val="17"/>
               </w:rPr>
               <w:t xml:space="preserve">15</w:t>
             </w:r>
@@ -7417,18 +7198,18 @@
           </w:tcPr>
           <w:p>
             <w:pPr>
-              <w:spacing w:after="0" w:line="270"/>
-            </w:pPr>
-            <w:r>
-              <w:rPr>
-                <w:rFonts w:ascii="Times New Roman" w:cs="Times New Roman" w:eastAsia="Times New Roman" w:hAnsi="Times New Roman"/>
-                <w:b w:val="false"/>
-                <w:bCs w:val="false"/>
-                <w:i w:val="false"/>
-                <w:iCs w:val="false"/>
-                <w:color w:val="111111"/>
-                <w:sz w:val="19"/>
-                <w:szCs w:val="19"/>
+              <w:spacing w:after="0" w:line="220"/>
+            </w:pPr>
+            <w:r>
+              <w:rPr>
+                <w:rFonts w:ascii="Times New Roman" w:cs="Times New Roman" w:eastAsia="Times New Roman" w:hAnsi="Times New Roman"/>
+                <w:b w:val="false"/>
+                <w:bCs w:val="false"/>
+                <w:i w:val="false"/>
+                <w:iCs w:val="false"/>
+                <w:color w:val="111111"/>
+                <w:sz w:val="17"/>
+                <w:szCs w:val="17"/>
               </w:rPr>
               <w:t xml:space="preserve">1 - A  ·  2 - B  ·  3 - B  ·  4 - A  ·  5 - C</w:t>
             </w:r>
@@ -7449,7 +7230,7 @@
           </w:tcPr>
           <w:p>
             <w:pPr>
-              <w:spacing w:after="0" w:line="270"/>
+              <w:spacing w:after="0" w:line="220"/>
               <w:jc w:val="center"/>
             </w:pPr>
             <w:r>
@@ -7460,8 +7241,8 @@
                 <w:i w:val="false"/>
                 <w:iCs w:val="false"/>
                 <w:color w:val="111111"/>
-                <w:sz w:val="19"/>
-                <w:szCs w:val="19"/>
+                <w:sz w:val="17"/>
+                <w:szCs w:val="17"/>
               </w:rPr>
               <w:t xml:space="preserve">4</w:t>
             </w:r>
@@ -7480,19 +7261,19 @@
           </w:tcPr>
           <w:p>
             <w:pPr>
-              <w:spacing w:after="0" w:line="270"/>
-              <w:jc w:val="center"/>
-            </w:pPr>
-            <w:r>
-              <w:rPr>
-                <w:rFonts w:ascii="Times New Roman" w:cs="Times New Roman" w:eastAsia="Times New Roman" w:hAnsi="Times New Roman"/>
-                <w:b w:val="false"/>
-                <w:bCs w:val="false"/>
-                <w:i w:val="false"/>
-                <w:iCs w:val="false"/>
-                <w:color w:val="111111"/>
-                <w:sz w:val="19"/>
-                <w:szCs w:val="19"/>
+              <w:spacing w:after="0" w:line="220"/>
+              <w:jc w:val="center"/>
+            </w:pPr>
+            <w:r>
+              <w:rPr>
+                <w:rFonts w:ascii="Times New Roman" w:cs="Times New Roman" w:eastAsia="Times New Roman" w:hAnsi="Times New Roman"/>
+                <w:b w:val="false"/>
+                <w:bCs w:val="false"/>
+                <w:i w:val="false"/>
+                <w:iCs w:val="false"/>
+                <w:color w:val="111111"/>
+                <w:sz w:val="17"/>
+                <w:szCs w:val="17"/>
               </w:rPr>
               <w:t xml:space="preserve">10</w:t>
             </w:r>
@@ -7511,18 +7292,18 @@
           </w:tcPr>
           <w:p>
             <w:pPr>
-              <w:spacing w:after="0" w:line="270"/>
-            </w:pPr>
-            <w:r>
-              <w:rPr>
-                <w:rFonts w:ascii="Times New Roman" w:cs="Times New Roman" w:eastAsia="Times New Roman" w:hAnsi="Times New Roman"/>
-                <w:b w:val="false"/>
-                <w:bCs w:val="false"/>
-                <w:i w:val="false"/>
-                <w:iCs w:val="false"/>
-                <w:color w:val="111111"/>
-                <w:sz w:val="19"/>
-                <w:szCs w:val="19"/>
+              <w:spacing w:after="0" w:line="220"/>
+            </w:pPr>
+            <w:r>
+              <w:rPr>
+                <w:rFonts w:ascii="Times New Roman" w:cs="Times New Roman" w:eastAsia="Times New Roman" w:hAnsi="Times New Roman"/>
+                <w:b w:val="false"/>
+                <w:bCs w:val="false"/>
+                <w:i w:val="false"/>
+                <w:iCs w:val="false"/>
+                <w:color w:val="111111"/>
+                <w:sz w:val="17"/>
+                <w:szCs w:val="17"/>
               </w:rPr>
               <w:t xml:space="preserve">1 - c  ·  2 - e  ·  3 - d  ·  4 - a  ·  5 - b</w:t>
             </w:r>
@@ -7543,7 +7324,7 @@
           </w:tcPr>
           <w:p>
             <w:pPr>
-              <w:spacing w:after="0" w:line="270"/>
+              <w:spacing w:after="0" w:line="220"/>
               <w:jc w:val="center"/>
             </w:pPr>
             <w:r>
@@ -7554,8 +7335,8 @@
                 <w:i w:val="false"/>
                 <w:iCs w:val="false"/>
                 <w:color w:val="111111"/>
-                <w:sz w:val="19"/>
-                <w:szCs w:val="19"/>
+                <w:sz w:val="17"/>
+                <w:szCs w:val="17"/>
               </w:rPr>
               <w:t xml:space="preserve">5</w:t>
             </w:r>
@@ -7574,19 +7355,19 @@
           </w:tcPr>
           <w:p>
             <w:pPr>
-              <w:spacing w:after="0" w:line="270"/>
-              <w:jc w:val="center"/>
-            </w:pPr>
-            <w:r>
-              <w:rPr>
-                <w:rFonts w:ascii="Times New Roman" w:cs="Times New Roman" w:eastAsia="Times New Roman" w:hAnsi="Times New Roman"/>
-                <w:b w:val="false"/>
-                <w:bCs w:val="false"/>
-                <w:i w:val="false"/>
-                <w:iCs w:val="false"/>
-                <w:color w:val="111111"/>
-                <w:sz w:val="19"/>
-                <w:szCs w:val="19"/>
+              <w:spacing w:after="0" w:line="220"/>
+              <w:jc w:val="center"/>
+            </w:pPr>
+            <w:r>
+              <w:rPr>
+                <w:rFonts w:ascii="Times New Roman" w:cs="Times New Roman" w:eastAsia="Times New Roman" w:hAnsi="Times New Roman"/>
+                <w:b w:val="false"/>
+                <w:bCs w:val="false"/>
+                <w:i w:val="false"/>
+                <w:iCs w:val="false"/>
+                <w:color w:val="111111"/>
+                <w:sz w:val="17"/>
+                <w:szCs w:val="17"/>
               </w:rPr>
               <w:t xml:space="preserve">10</w:t>
             </w:r>
@@ -7606,7 +7387,7 @@
           <w:p>
             <w:pPr>
               <w:bidi/>
-              <w:spacing w:after="0" w:line="320"/>
+              <w:spacing w:after="0" w:line="220"/>
             </w:pPr>
             <w:r>
               <w:rPr>
@@ -7614,8 +7395,8 @@
                 <w:b w:val="false"/>
                 <w:bCs w:val="false"/>
                 <w:color w:val="111111"/>
-                <w:sz w:val="27"/>
-                <w:szCs w:val="27"/>
+                <w:sz w:val="25"/>
+                <w:szCs w:val="25"/>
                 <w:rtl/>
               </w:rPr>
               <w:t xml:space="preserve">بِعَيْنِي ، بِأُذُنِي ، بِأَنْفِي ، بِقَدَمِي ، سَعِيدٌ</w:t>
@@ -7637,7 +7418,7 @@
           </w:tcPr>
           <w:p>
             <w:pPr>
-              <w:spacing w:after="0" w:line="270"/>
+              <w:spacing w:after="0" w:line="220"/>
               <w:jc w:val="center"/>
             </w:pPr>
             <w:r>
@@ -7648,8 +7429,8 @@
                 <w:i w:val="false"/>
                 <w:iCs w:val="false"/>
                 <w:color w:val="111111"/>
-                <w:sz w:val="19"/>
-                <w:szCs w:val="19"/>
+                <w:sz w:val="17"/>
+                <w:szCs w:val="17"/>
               </w:rPr>
               <w:t xml:space="preserve">6</w:t>
             </w:r>
@@ -7668,19 +7449,19 @@
           </w:tcPr>
           <w:p>
             <w:pPr>
-              <w:spacing w:after="0" w:line="270"/>
-              <w:jc w:val="center"/>
-            </w:pPr>
-            <w:r>
-              <w:rPr>
-                <w:rFonts w:ascii="Times New Roman" w:cs="Times New Roman" w:eastAsia="Times New Roman" w:hAnsi="Times New Roman"/>
-                <w:b w:val="false"/>
-                <w:bCs w:val="false"/>
-                <w:i w:val="false"/>
-                <w:iCs w:val="false"/>
-                <w:color w:val="111111"/>
-                <w:sz w:val="19"/>
-                <w:szCs w:val="19"/>
+              <w:spacing w:after="0" w:line="220"/>
+              <w:jc w:val="center"/>
+            </w:pPr>
+            <w:r>
+              <w:rPr>
+                <w:rFonts w:ascii="Times New Roman" w:cs="Times New Roman" w:eastAsia="Times New Roman" w:hAnsi="Times New Roman"/>
+                <w:b w:val="false"/>
+                <w:bCs w:val="false"/>
+                <w:i w:val="false"/>
+                <w:iCs w:val="false"/>
+                <w:color w:val="111111"/>
+                <w:sz w:val="17"/>
+                <w:szCs w:val="17"/>
               </w:rPr>
               <w:t xml:space="preserve">10</w:t>
             </w:r>
@@ -7699,18 +7480,18 @@
           </w:tcPr>
           <w:p>
             <w:pPr>
-              <w:spacing w:after="0" w:line="270"/>
-            </w:pPr>
-            <w:r>
-              <w:rPr>
-                <w:rFonts w:ascii="Times New Roman" w:cs="Times New Roman" w:eastAsia="Times New Roman" w:hAnsi="Times New Roman"/>
-                <w:b w:val="false"/>
-                <w:bCs w:val="false"/>
-                <w:i w:val="false"/>
-                <w:iCs w:val="false"/>
-                <w:color w:val="111111"/>
-                <w:sz w:val="19"/>
-                <w:szCs w:val="19"/>
+              <w:spacing w:after="0" w:line="220"/>
+            </w:pPr>
+            <w:r>
+              <w:rPr>
+                <w:rFonts w:ascii="Times New Roman" w:cs="Times New Roman" w:eastAsia="Times New Roman" w:hAnsi="Times New Roman"/>
+                <w:b w:val="false"/>
+                <w:bCs w:val="false"/>
+                <w:i w:val="false"/>
+                <w:iCs w:val="false"/>
+                <w:color w:val="111111"/>
+                <w:sz w:val="17"/>
+                <w:szCs w:val="17"/>
               </w:rPr>
               <w:t xml:space="preserve">görme · işitme · koklama · yürüme · dokunma</w:t>
             </w:r>
@@ -7731,7 +7512,7 @@
           </w:tcPr>
           <w:p>
             <w:pPr>
-              <w:spacing w:after="0" w:line="270"/>
+              <w:spacing w:after="0" w:line="220"/>
               <w:jc w:val="center"/>
             </w:pPr>
             <w:r>
@@ -7742,8 +7523,8 @@
                 <w:i w:val="false"/>
                 <w:iCs w:val="false"/>
                 <w:color w:val="111111"/>
-                <w:sz w:val="19"/>
-                <w:szCs w:val="19"/>
+                <w:sz w:val="17"/>
+                <w:szCs w:val="17"/>
               </w:rPr>
               <w:t xml:space="preserve">7</w:t>
             </w:r>
@@ -7762,19 +7543,19 @@
           </w:tcPr>
           <w:p>
             <w:pPr>
-              <w:spacing w:after="0" w:line="270"/>
-              <w:jc w:val="center"/>
-            </w:pPr>
-            <w:r>
-              <w:rPr>
-                <w:rFonts w:ascii="Times New Roman" w:cs="Times New Roman" w:eastAsia="Times New Roman" w:hAnsi="Times New Roman"/>
-                <w:b w:val="false"/>
-                <w:bCs w:val="false"/>
-                <w:i w:val="false"/>
-                <w:iCs w:val="false"/>
-                <w:color w:val="111111"/>
-                <w:sz w:val="19"/>
-                <w:szCs w:val="19"/>
+              <w:spacing w:after="0" w:line="220"/>
+              <w:jc w:val="center"/>
+            </w:pPr>
+            <w:r>
+              <w:rPr>
+                <w:rFonts w:ascii="Times New Roman" w:cs="Times New Roman" w:eastAsia="Times New Roman" w:hAnsi="Times New Roman"/>
+                <w:b w:val="false"/>
+                <w:bCs w:val="false"/>
+                <w:i w:val="false"/>
+                <w:iCs w:val="false"/>
+                <w:color w:val="111111"/>
+                <w:sz w:val="17"/>
+                <w:szCs w:val="17"/>
               </w:rPr>
               <w:t xml:space="preserve">15</w:t>
             </w:r>
@@ -7794,7 +7575,7 @@
           <w:p>
             <w:pPr>
               <w:bidi/>
-              <w:spacing w:after="0" w:line="320"/>
+              <w:spacing w:after="0" w:line="220"/>
             </w:pPr>
             <w:r>
               <w:rPr>
@@ -7802,8 +7583,8 @@
                 <w:b w:val="false"/>
                 <w:bCs w:val="false"/>
                 <w:color w:val="111111"/>
-                <w:sz w:val="27"/>
-                <w:szCs w:val="27"/>
+                <w:sz w:val="25"/>
+                <w:szCs w:val="25"/>
                 <w:rtl/>
               </w:rPr>
               <w:t xml:space="preserve">هُوَ فِي الصَّفِّ السَّادِسِ. · يَرَى بِعَيْنِهِ.</w:t>
@@ -7812,7 +7593,7 @@
           <w:p>
             <w:pPr>
               <w:bidi/>
-              <w:spacing w:after="0" w:line="320"/>
+              <w:spacing w:after="0" w:line="220"/>
             </w:pPr>
             <w:r>
               <w:rPr>
@@ -7820,8 +7601,8 @@
                 <w:b w:val="false"/>
                 <w:bCs w:val="false"/>
                 <w:color w:val="111111"/>
-                <w:sz w:val="27"/>
-                <w:szCs w:val="27"/>
+                <w:sz w:val="25"/>
+                <w:szCs w:val="25"/>
                 <w:rtl/>
               </w:rPr>
               <w:t xml:space="preserve">يَسْمَعُ بِأُذُنِهِ. · يَمْشِي بِقَدَمِهِ.</w:t>
@@ -7830,7 +7611,7 @@
           <w:p>
             <w:pPr>
               <w:bidi/>
-              <w:spacing w:after="0" w:line="320"/>
+              <w:spacing w:after="0" w:line="220"/>
             </w:pPr>
             <w:r>
               <w:rPr>
@@ -7838,8 +7619,8 @@
                 <w:b w:val="false"/>
                 <w:bCs w:val="false"/>
                 <w:color w:val="111111"/>
-                <w:sz w:val="27"/>
-                <w:szCs w:val="27"/>
+                <w:sz w:val="25"/>
+                <w:szCs w:val="25"/>
                 <w:rtl/>
               </w:rPr>
               <w:t xml:space="preserve">هُوَ سَعِيدٌ الْيَوْمَ.</w:t>
@@ -7861,7 +7642,7 @@
           </w:tcPr>
           <w:p>
             <w:pPr>
-              <w:spacing w:after="0" w:line="270"/>
+              <w:spacing w:after="0" w:line="220"/>
               <w:jc w:val="center"/>
             </w:pPr>
             <w:r>
@@ -7872,8 +7653,8 @@
                 <w:i w:val="false"/>
                 <w:iCs w:val="false"/>
                 <w:color w:val="111111"/>
-                <w:sz w:val="19"/>
-                <w:szCs w:val="19"/>
+                <w:sz w:val="17"/>
+                <w:szCs w:val="17"/>
               </w:rPr>
               <w:t xml:space="preserve">8</w:t>
             </w:r>
@@ -7892,19 +7673,19 @@
           </w:tcPr>
           <w:p>
             <w:pPr>
-              <w:spacing w:after="0" w:line="270"/>
-              <w:jc w:val="center"/>
-            </w:pPr>
-            <w:r>
-              <w:rPr>
-                <w:rFonts w:ascii="Times New Roman" w:cs="Times New Roman" w:eastAsia="Times New Roman" w:hAnsi="Times New Roman"/>
-                <w:b w:val="false"/>
-                <w:bCs w:val="false"/>
-                <w:i w:val="false"/>
-                <w:iCs w:val="false"/>
-                <w:color w:val="111111"/>
-                <w:sz w:val="19"/>
-                <w:szCs w:val="19"/>
+              <w:spacing w:after="0" w:line="220"/>
+              <w:jc w:val="center"/>
+            </w:pPr>
+            <w:r>
+              <w:rPr>
+                <w:rFonts w:ascii="Times New Roman" w:cs="Times New Roman" w:eastAsia="Times New Roman" w:hAnsi="Times New Roman"/>
+                <w:b w:val="false"/>
+                <w:bCs w:val="false"/>
+                <w:i w:val="false"/>
+                <w:iCs w:val="false"/>
+                <w:color w:val="111111"/>
+                <w:sz w:val="17"/>
+                <w:szCs w:val="17"/>
               </w:rPr>
               <w:t xml:space="preserve">15</w:t>
             </w:r>
@@ -7923,18 +7704,18 @@
           </w:tcPr>
           <w:p>
             <w:pPr>
-              <w:spacing w:after="0" w:line="270"/>
-            </w:pPr>
-            <w:r>
-              <w:rPr>
-                <w:rFonts w:ascii="Times New Roman" w:cs="Times New Roman" w:eastAsia="Times New Roman" w:hAnsi="Times New Roman"/>
-                <w:b w:val="false"/>
-                <w:bCs w:val="false"/>
-                <w:i w:val="false"/>
-                <w:iCs w:val="false"/>
-                <w:color w:val="111111"/>
-                <w:sz w:val="19"/>
-                <w:szCs w:val="19"/>
+              <w:spacing w:after="0" w:line="220"/>
+            </w:pPr>
+            <w:r>
+              <w:rPr>
+                <w:rFonts w:ascii="Times New Roman" w:cs="Times New Roman" w:eastAsia="Times New Roman" w:hAnsi="Times New Roman"/>
+                <w:b w:val="false"/>
+                <w:bCs w:val="false"/>
+                <w:i w:val="false"/>
+                <w:iCs w:val="false"/>
+                <w:color w:val="111111"/>
+                <w:sz w:val="17"/>
+                <w:szCs w:val="17"/>
               </w:rPr>
               <w:t xml:space="preserve">Dereceli puanlama anahtarına göre değerlendirilir.</w:t>
             </w:r>
@@ -7944,7 +7725,7 @@
     </w:tbl>
     <w:p>
       <w:pPr>
-        <w:spacing w:after="110"/>
+        <w:spacing w:after="44"/>
       </w:pPr>
       <w:r>
         <w:rPr>
@@ -7954,8 +7735,8 @@
           <w:i w:val="false"/>
           <w:iCs w:val="false"/>
           <w:color w:val="111111"/>
-          <w:sz w:val="21"/>
-          <w:szCs w:val="21"/>
+          <w:sz w:val="18"/>
+          <w:szCs w:val="18"/>
         </w:rPr>
         <w:t xml:space="preserve"/>
       </w:r>
@@ -7963,7 +7744,7 @@
     <w:p>
       <w:pPr>
         <w:keepNext w:val="false"/>
-        <w:spacing w:after="90" w:before="0" w:line="280"/>
+        <w:spacing w:after="36" w:before="0" w:line="220"/>
       </w:pPr>
       <w:r>
         <w:rPr>
@@ -7973,8 +7754,8 @@
           <w:i w:val="false"/>
           <w:iCs w:val="false"/>
           <w:color w:val="111111"/>
-          <w:sz w:val="20"/>
-          <w:szCs w:val="20"/>
+          <w:sz w:val="17"/>
+          <w:szCs w:val="17"/>
         </w:rPr>
         <w:t xml:space="preserve">8. soru (yazma görevi) için dereceli puanlama anahtarı</w:t>
       </w:r>
@@ -8014,7 +7795,7 @@
           </w:tcPr>
           <w:p>
             <w:pPr>
-              <w:spacing w:after="0" w:line="270"/>
+              <w:spacing w:after="0" w:line="220"/>
               <w:jc w:val="center"/>
             </w:pPr>
             <w:r>
@@ -8025,28 +7806,528 @@
                 <w:i w:val="false"/>
                 <w:iCs w:val="false"/>
                 <w:color w:val="111111"/>
+                <w:sz w:val="16"/>
+                <w:szCs w:val="16"/>
+              </w:rPr>
+              <w:t xml:space="preserve">Ölçüt</w:t>
+            </w:r>
+          </w:p>
+        </w:tc>
+        <w:tc>
+          <w:tcPr>
+            <w:tcW w:type="dxa" w:w="6164"/>
+            <w:shd w:fill="E7EEF5" w:color="auto" w:val="clear"/>
+            <w:tcMar>
+              <w:top w:type="dxa" w:w="60"/>
+              <w:left w:type="dxa" w:w="90"/>
+              <w:bottom w:type="dxa" w:w="60"/>
+              <w:right w:type="dxa" w:w="90"/>
+            </w:tcMar>
+            <w:vAlign w:val="center"/>
+          </w:tcPr>
+          <w:p>
+            <w:pPr>
+              <w:spacing w:after="0" w:line="220"/>
+              <w:jc w:val="center"/>
+            </w:pPr>
+            <w:r>
+              <w:rPr>
+                <w:rFonts w:ascii="Times New Roman" w:cs="Times New Roman" w:eastAsia="Times New Roman" w:hAnsi="Times New Roman"/>
+                <w:b/>
+                <w:bCs/>
+                <w:i w:val="false"/>
+                <w:iCs w:val="false"/>
+                <w:color w:val="111111"/>
+                <w:sz w:val="16"/>
+                <w:szCs w:val="16"/>
+              </w:rPr>
+              <w:t xml:space="preserve">Beklenen davranış</w:t>
+            </w:r>
+          </w:p>
+        </w:tc>
+        <w:tc>
+          <w:tcPr>
+            <w:tcW w:type="dxa" w:w="1100"/>
+            <w:shd w:fill="E7EEF5" w:color="auto" w:val="clear"/>
+            <w:tcMar>
+              <w:top w:type="dxa" w:w="60"/>
+              <w:left w:type="dxa" w:w="90"/>
+              <w:bottom w:type="dxa" w:w="60"/>
+              <w:right w:type="dxa" w:w="90"/>
+            </w:tcMar>
+            <w:vAlign w:val="center"/>
+          </w:tcPr>
+          <w:p>
+            <w:pPr>
+              <w:spacing w:after="0" w:line="220"/>
+              <w:jc w:val="center"/>
+            </w:pPr>
+            <w:r>
+              <w:rPr>
+                <w:rFonts w:ascii="Times New Roman" w:cs="Times New Roman" w:eastAsia="Times New Roman" w:hAnsi="Times New Roman"/>
+                <w:b/>
+                <w:bCs/>
+                <w:i w:val="false"/>
+                <w:iCs w:val="false"/>
+                <w:color w:val="111111"/>
+                <w:sz w:val="16"/>
+                <w:szCs w:val="16"/>
+              </w:rPr>
+              <w:t xml:space="preserve">Puan</w:t>
+            </w:r>
+          </w:p>
+        </w:tc>
+      </w:tr>
+      <w:tr>
+        <w:tc>
+          <w:tcPr>
+            <w:tcW w:type="dxa" w:w="2600"/>
+            <w:tcMar>
+              <w:top w:type="dxa" w:w="30"/>
+              <w:left w:type="dxa" w:w="90"/>
+              <w:bottom w:type="dxa" w:w="30"/>
+              <w:right w:type="dxa" w:w="90"/>
+            </w:tcMar>
+            <w:vAlign w:val="center"/>
+          </w:tcPr>
+          <w:p>
+            <w:pPr>
+              <w:spacing w:after="0" w:line="220"/>
+            </w:pPr>
+            <w:r>
+              <w:rPr>
+                <w:rFonts w:ascii="Times New Roman" w:cs="Times New Roman" w:eastAsia="Times New Roman" w:hAnsi="Times New Roman"/>
+                <w:b/>
+                <w:bCs/>
+                <w:i w:val="false"/>
+                <w:iCs w:val="false"/>
+                <w:color w:val="111111"/>
+                <w:sz w:val="17"/>
+                <w:szCs w:val="17"/>
+              </w:rPr>
+              <w:t xml:space="preserve">Görevin yerine getirilmesi</w:t>
+            </w:r>
+          </w:p>
+        </w:tc>
+        <w:tc>
+          <w:tcPr>
+            <w:tcW w:type="dxa" w:w="6164"/>
+            <w:tcMar>
+              <w:top w:type="dxa" w:w="30"/>
+              <w:left w:type="dxa" w:w="90"/>
+              <w:bottom w:type="dxa" w:w="30"/>
+              <w:right w:type="dxa" w:w="90"/>
+            </w:tcMar>
+            <w:vAlign w:val="center"/>
+          </w:tcPr>
+          <w:p>
+            <w:pPr>
+              <w:spacing w:after="0" w:line="220"/>
+            </w:pPr>
+            <w:r>
+              <w:rPr>
+                <w:rFonts w:ascii="Times New Roman" w:cs="Times New Roman" w:eastAsia="Times New Roman" w:hAnsi="Times New Roman"/>
+                <w:b w:val="false"/>
+                <w:bCs w:val="false"/>
+                <w:i w:val="false"/>
+                <w:iCs w:val="false"/>
+                <w:color w:val="111111"/>
+                <w:sz w:val="17"/>
+                <w:szCs w:val="17"/>
+              </w:rPr>
+              <w:t xml:space="preserve">Duyularını ve duygularını anlatan en az altı satırlık bir metin yazar.</w:t>
+            </w:r>
+          </w:p>
+        </w:tc>
+        <w:tc>
+          <w:tcPr>
+            <w:tcW w:type="dxa" w:w="1100"/>
+            <w:tcMar>
+              <w:top w:type="dxa" w:w="30"/>
+              <w:left w:type="dxa" w:w="90"/>
+              <w:bottom w:type="dxa" w:w="30"/>
+              <w:right w:type="dxa" w:w="90"/>
+            </w:tcMar>
+            <w:vAlign w:val="center"/>
+          </w:tcPr>
+          <w:p>
+            <w:pPr>
+              <w:spacing w:after="0" w:line="220"/>
+              <w:jc w:val="center"/>
+            </w:pPr>
+            <w:r>
+              <w:rPr>
+                <w:rFonts w:ascii="Times New Roman" w:cs="Times New Roman" w:eastAsia="Times New Roman" w:hAnsi="Times New Roman"/>
+                <w:b w:val="false"/>
+                <w:bCs w:val="false"/>
+                <w:i w:val="false"/>
+                <w:iCs w:val="false"/>
+                <w:color w:val="111111"/>
+                <w:sz w:val="17"/>
+                <w:szCs w:val="17"/>
+              </w:rPr>
+              <w:t xml:space="preserve">5</w:t>
+            </w:r>
+          </w:p>
+        </w:tc>
+      </w:tr>
+      <w:tr>
+        <w:tc>
+          <w:tcPr>
+            <w:tcW w:type="dxa" w:w="2600"/>
+            <w:tcMar>
+              <w:top w:type="dxa" w:w="30"/>
+              <w:left w:type="dxa" w:w="90"/>
+              <w:bottom w:type="dxa" w:w="30"/>
+              <w:right w:type="dxa" w:w="90"/>
+            </w:tcMar>
+            <w:vAlign w:val="center"/>
+          </w:tcPr>
+          <w:p>
+            <w:pPr>
+              <w:spacing w:after="0" w:line="220"/>
+            </w:pPr>
+            <w:r>
+              <w:rPr>
+                <w:rFonts w:ascii="Times New Roman" w:cs="Times New Roman" w:eastAsia="Times New Roman" w:hAnsi="Times New Roman"/>
+                <w:b/>
+                <w:bCs/>
+                <w:i w:val="false"/>
+                <w:iCs w:val="false"/>
+                <w:color w:val="111111"/>
+                <w:sz w:val="17"/>
+                <w:szCs w:val="17"/>
+              </w:rPr>
+              <w:t xml:space="preserve">Söz varlığı</w:t>
+            </w:r>
+          </w:p>
+        </w:tc>
+        <w:tc>
+          <w:tcPr>
+            <w:tcW w:type="dxa" w:w="6164"/>
+            <w:tcMar>
+              <w:top w:type="dxa" w:w="30"/>
+              <w:left w:type="dxa" w:w="90"/>
+              <w:bottom w:type="dxa" w:w="30"/>
+              <w:right w:type="dxa" w:w="90"/>
+            </w:tcMar>
+            <w:vAlign w:val="center"/>
+          </w:tcPr>
+          <w:p>
+            <w:pPr>
+              <w:spacing w:after="0" w:line="220"/>
+            </w:pPr>
+            <w:r>
+              <w:rPr>
+                <w:rFonts w:ascii="Times New Roman" w:cs="Times New Roman" w:eastAsia="Times New Roman" w:hAnsi="Times New Roman"/>
+                <w:b w:val="false"/>
+                <w:bCs w:val="false"/>
+                <w:i w:val="false"/>
+                <w:iCs w:val="false"/>
+                <w:color w:val="111111"/>
+                <w:sz w:val="17"/>
+                <w:szCs w:val="17"/>
+              </w:rPr>
+              <w:t xml:space="preserve">Organ, duyu ve duygu sözcüklerini bağlama uygun kullanır.</w:t>
+            </w:r>
+          </w:p>
+        </w:tc>
+        <w:tc>
+          <w:tcPr>
+            <w:tcW w:type="dxa" w:w="1100"/>
+            <w:tcMar>
+              <w:top w:type="dxa" w:w="30"/>
+              <w:left w:type="dxa" w:w="90"/>
+              <w:bottom w:type="dxa" w:w="30"/>
+              <w:right w:type="dxa" w:w="90"/>
+            </w:tcMar>
+            <w:vAlign w:val="center"/>
+          </w:tcPr>
+          <w:p>
+            <w:pPr>
+              <w:spacing w:after="0" w:line="220"/>
+              <w:jc w:val="center"/>
+            </w:pPr>
+            <w:r>
+              <w:rPr>
+                <w:rFonts w:ascii="Times New Roman" w:cs="Times New Roman" w:eastAsia="Times New Roman" w:hAnsi="Times New Roman"/>
+                <w:b w:val="false"/>
+                <w:bCs w:val="false"/>
+                <w:i w:val="false"/>
+                <w:iCs w:val="false"/>
+                <w:color w:val="111111"/>
+                <w:sz w:val="17"/>
+                <w:szCs w:val="17"/>
+              </w:rPr>
+              <w:t xml:space="preserve">4</w:t>
+            </w:r>
+          </w:p>
+        </w:tc>
+      </w:tr>
+      <w:tr>
+        <w:tc>
+          <w:tcPr>
+            <w:tcW w:type="dxa" w:w="2600"/>
+            <w:tcMar>
+              <w:top w:type="dxa" w:w="30"/>
+              <w:left w:type="dxa" w:w="90"/>
+              <w:bottom w:type="dxa" w:w="30"/>
+              <w:right w:type="dxa" w:w="90"/>
+            </w:tcMar>
+            <w:vAlign w:val="center"/>
+          </w:tcPr>
+          <w:p>
+            <w:pPr>
+              <w:spacing w:after="0" w:line="220"/>
+            </w:pPr>
+            <w:r>
+              <w:rPr>
+                <w:rFonts w:ascii="Times New Roman" w:cs="Times New Roman" w:eastAsia="Times New Roman" w:hAnsi="Times New Roman"/>
+                <w:b/>
+                <w:bCs/>
+                <w:i w:val="false"/>
+                <w:iCs w:val="false"/>
+                <w:color w:val="111111"/>
+                <w:sz w:val="17"/>
+                <w:szCs w:val="17"/>
+              </w:rPr>
+              <w:t xml:space="preserve">Dil bilgisi</w:t>
+            </w:r>
+          </w:p>
+        </w:tc>
+        <w:tc>
+          <w:tcPr>
+            <w:tcW w:type="dxa" w:w="6164"/>
+            <w:tcMar>
+              <w:top w:type="dxa" w:w="30"/>
+              <w:left w:type="dxa" w:w="90"/>
+              <w:bottom w:type="dxa" w:w="30"/>
+              <w:right w:type="dxa" w:w="90"/>
+            </w:tcMar>
+            <w:vAlign w:val="center"/>
+          </w:tcPr>
+          <w:p>
+            <w:pPr>
+              <w:spacing w:after="0" w:line="220"/>
+            </w:pPr>
+            <w:r>
+              <w:rPr>
+                <w:rFonts w:ascii="Times New Roman" w:cs="Times New Roman" w:eastAsia="Times New Roman" w:hAnsi="Times New Roman"/>
+                <w:b w:val="false"/>
+                <w:bCs w:val="false"/>
+                <w:i w:val="false"/>
+                <w:iCs w:val="false"/>
+                <w:color w:val="111111"/>
+                <w:sz w:val="17"/>
+                <w:szCs w:val="17"/>
+              </w:rPr>
+              <w:t xml:space="preserve">Duyu fiillerini (أَرَى بِـ…) ve duygu sıfatlarını doğru kullanır.</w:t>
+            </w:r>
+          </w:p>
+        </w:tc>
+        <w:tc>
+          <w:tcPr>
+            <w:tcW w:type="dxa" w:w="1100"/>
+            <w:tcMar>
+              <w:top w:type="dxa" w:w="30"/>
+              <w:left w:type="dxa" w:w="90"/>
+              <w:bottom w:type="dxa" w:w="30"/>
+              <w:right w:type="dxa" w:w="90"/>
+            </w:tcMar>
+            <w:vAlign w:val="center"/>
+          </w:tcPr>
+          <w:p>
+            <w:pPr>
+              <w:spacing w:after="0" w:line="220"/>
+              <w:jc w:val="center"/>
+            </w:pPr>
+            <w:r>
+              <w:rPr>
+                <w:rFonts w:ascii="Times New Roman" w:cs="Times New Roman" w:eastAsia="Times New Roman" w:hAnsi="Times New Roman"/>
+                <w:b w:val="false"/>
+                <w:bCs w:val="false"/>
+                <w:i w:val="false"/>
+                <w:iCs w:val="false"/>
+                <w:color w:val="111111"/>
+                <w:sz w:val="17"/>
+                <w:szCs w:val="17"/>
+              </w:rPr>
+              <w:t xml:space="preserve">3</w:t>
+            </w:r>
+          </w:p>
+        </w:tc>
+      </w:tr>
+      <w:tr>
+        <w:tc>
+          <w:tcPr>
+            <w:tcW w:type="dxa" w:w="2600"/>
+            <w:tcMar>
+              <w:top w:type="dxa" w:w="30"/>
+              <w:left w:type="dxa" w:w="90"/>
+              <w:bottom w:type="dxa" w:w="30"/>
+              <w:right w:type="dxa" w:w="90"/>
+            </w:tcMar>
+            <w:vAlign w:val="center"/>
+          </w:tcPr>
+          <w:p>
+            <w:pPr>
+              <w:spacing w:after="0" w:line="220"/>
+            </w:pPr>
+            <w:r>
+              <w:rPr>
+                <w:rFonts w:ascii="Times New Roman" w:cs="Times New Roman" w:eastAsia="Times New Roman" w:hAnsi="Times New Roman"/>
+                <w:b/>
+                <w:bCs/>
+                <w:i w:val="false"/>
+                <w:iCs w:val="false"/>
+                <w:color w:val="111111"/>
+                <w:sz w:val="17"/>
+                <w:szCs w:val="17"/>
+              </w:rPr>
+              <w:t xml:space="preserve">Yazım ve hareke</w:t>
+            </w:r>
+          </w:p>
+        </w:tc>
+        <w:tc>
+          <w:tcPr>
+            <w:tcW w:type="dxa" w:w="6164"/>
+            <w:tcMar>
+              <w:top w:type="dxa" w:w="30"/>
+              <w:left w:type="dxa" w:w="90"/>
+              <w:bottom w:type="dxa" w:w="30"/>
+              <w:right w:type="dxa" w:w="90"/>
+            </w:tcMar>
+            <w:vAlign w:val="center"/>
+          </w:tcPr>
+          <w:p>
+            <w:pPr>
+              <w:spacing w:after="0" w:line="220"/>
+            </w:pPr>
+            <w:r>
+              <w:rPr>
+                <w:rFonts w:ascii="Times New Roman" w:cs="Times New Roman" w:eastAsia="Times New Roman" w:hAnsi="Times New Roman"/>
+                <w:b w:val="false"/>
+                <w:bCs w:val="false"/>
+                <w:i w:val="false"/>
+                <w:iCs w:val="false"/>
+                <w:color w:val="111111"/>
+                <w:sz w:val="17"/>
+                <w:szCs w:val="17"/>
+              </w:rPr>
+              <w:t xml:space="preserve">Harf bitişimlerini ve harekeleri doğru yazar.</w:t>
+            </w:r>
+          </w:p>
+        </w:tc>
+        <w:tc>
+          <w:tcPr>
+            <w:tcW w:type="dxa" w:w="1100"/>
+            <w:tcMar>
+              <w:top w:type="dxa" w:w="30"/>
+              <w:left w:type="dxa" w:w="90"/>
+              <w:bottom w:type="dxa" w:w="30"/>
+              <w:right w:type="dxa" w:w="90"/>
+            </w:tcMar>
+            <w:vAlign w:val="center"/>
+          </w:tcPr>
+          <w:p>
+            <w:pPr>
+              <w:spacing w:after="0" w:line="220"/>
+              <w:jc w:val="center"/>
+            </w:pPr>
+            <w:r>
+              <w:rPr>
+                <w:rFonts w:ascii="Times New Roman" w:cs="Times New Roman" w:eastAsia="Times New Roman" w:hAnsi="Times New Roman"/>
+                <w:b w:val="false"/>
+                <w:bCs w:val="false"/>
+                <w:i w:val="false"/>
+                <w:iCs w:val="false"/>
+                <w:color w:val="111111"/>
+                <w:sz w:val="17"/>
+                <w:szCs w:val="17"/>
+              </w:rPr>
+              <w:t xml:space="preserve">3</w:t>
+            </w:r>
+          </w:p>
+        </w:tc>
+      </w:tr>
+      <w:tr>
+        <w:tc>
+          <w:tcPr>
+            <w:tcW w:type="dxa" w:w="2600"/>
+            <w:shd w:fill="D8E2EC" w:color="auto" w:val="clear"/>
+            <w:tcMar>
+              <w:top w:type="dxa" w:w="30"/>
+              <w:left w:type="dxa" w:w="90"/>
+              <w:bottom w:type="dxa" w:w="30"/>
+              <w:right w:type="dxa" w:w="90"/>
+            </w:tcMar>
+            <w:vAlign w:val="center"/>
+          </w:tcPr>
+          <w:p>
+            <w:pPr>
+              <w:spacing w:after="0" w:line="220"/>
+            </w:pPr>
+            <w:r>
+              <w:rPr>
+                <w:rFonts w:ascii="Times New Roman" w:cs="Times New Roman" w:eastAsia="Times New Roman" w:hAnsi="Times New Roman"/>
+                <w:b/>
+                <w:bCs/>
+                <w:i w:val="false"/>
+                <w:iCs w:val="false"/>
+                <w:color w:val="111111"/>
+                <w:sz w:val="17"/>
+                <w:szCs w:val="17"/>
+              </w:rPr>
+              <w:t xml:space="preserve">TOPLAM</w:t>
+            </w:r>
+          </w:p>
+        </w:tc>
+        <w:tc>
+          <w:tcPr>
+            <w:tcW w:type="dxa" w:w="6164"/>
+            <w:shd w:fill="D8E2EC" w:color="auto" w:val="clear"/>
+            <w:tcMar>
+              <w:top w:type="dxa" w:w="30"/>
+              <w:left w:type="dxa" w:w="90"/>
+              <w:bottom w:type="dxa" w:w="30"/>
+              <w:right w:type="dxa" w:w="90"/>
+            </w:tcMar>
+            <w:vAlign w:val="center"/>
+          </w:tcPr>
+          <w:p>
+            <w:pPr>
+              <w:spacing w:after="0" w:line="220"/>
+            </w:pPr>
+            <w:r>
+              <w:rPr>
+                <w:rFonts w:ascii="Times New Roman" w:cs="Times New Roman" w:eastAsia="Times New Roman" w:hAnsi="Times New Roman"/>
+                <w:b w:val="false"/>
+                <w:bCs w:val="false"/>
+                <w:i w:val="false"/>
+                <w:iCs w:val="false"/>
+                <w:color w:val="111111"/>
                 <w:sz w:val="18"/>
                 <w:szCs w:val="18"/>
               </w:rPr>
-              <w:t xml:space="preserve">Ölçüt</w:t>
-            </w:r>
-          </w:p>
-        </w:tc>
-        <w:tc>
-          <w:tcPr>
-            <w:tcW w:type="dxa" w:w="6164"/>
-            <w:shd w:fill="E7EEF5" w:color="auto" w:val="clear"/>
-            <w:tcMar>
-              <w:top w:type="dxa" w:w="60"/>
-              <w:left w:type="dxa" w:w="90"/>
-              <w:bottom w:type="dxa" w:w="60"/>
-              <w:right w:type="dxa" w:w="90"/>
-            </w:tcMar>
-            <w:vAlign w:val="center"/>
-          </w:tcPr>
-          <w:p>
-            <w:pPr>
-              <w:spacing w:after="0" w:line="270"/>
+              <w:t xml:space="preserve"/>
+            </w:r>
+          </w:p>
+        </w:tc>
+        <w:tc>
+          <w:tcPr>
+            <w:tcW w:type="dxa" w:w="1100"/>
+            <w:shd w:fill="D8E2EC" w:color="auto" w:val="clear"/>
+            <w:tcMar>
+              <w:top w:type="dxa" w:w="30"/>
+              <w:left w:type="dxa" w:w="90"/>
+              <w:bottom w:type="dxa" w:w="30"/>
+              <w:right w:type="dxa" w:w="90"/>
+            </w:tcMar>
+            <w:vAlign w:val="center"/>
+          </w:tcPr>
+          <w:p>
+            <w:pPr>
+              <w:spacing w:after="0" w:line="220"/>
               <w:jc w:val="center"/>
             </w:pPr>
             <w:r>
@@ -8057,508 +8338,8 @@
                 <w:i w:val="false"/>
                 <w:iCs w:val="false"/>
                 <w:color w:val="111111"/>
-                <w:sz w:val="18"/>
-                <w:szCs w:val="18"/>
-              </w:rPr>
-              <w:t xml:space="preserve">Beklenen davranış</w:t>
-            </w:r>
-          </w:p>
-        </w:tc>
-        <w:tc>
-          <w:tcPr>
-            <w:tcW w:type="dxa" w:w="1100"/>
-            <w:shd w:fill="E7EEF5" w:color="auto" w:val="clear"/>
-            <w:tcMar>
-              <w:top w:type="dxa" w:w="60"/>
-              <w:left w:type="dxa" w:w="90"/>
-              <w:bottom w:type="dxa" w:w="60"/>
-              <w:right w:type="dxa" w:w="90"/>
-            </w:tcMar>
-            <w:vAlign w:val="center"/>
-          </w:tcPr>
-          <w:p>
-            <w:pPr>
-              <w:spacing w:after="0" w:line="270"/>
-              <w:jc w:val="center"/>
-            </w:pPr>
-            <w:r>
-              <w:rPr>
-                <w:rFonts w:ascii="Times New Roman" w:cs="Times New Roman" w:eastAsia="Times New Roman" w:hAnsi="Times New Roman"/>
-                <w:b/>
-                <w:bCs/>
-                <w:i w:val="false"/>
-                <w:iCs w:val="false"/>
-                <w:color w:val="111111"/>
-                <w:sz w:val="18"/>
-                <w:szCs w:val="18"/>
-              </w:rPr>
-              <w:t xml:space="preserve">Puan</w:t>
-            </w:r>
-          </w:p>
-        </w:tc>
-      </w:tr>
-      <w:tr>
-        <w:tc>
-          <w:tcPr>
-            <w:tcW w:type="dxa" w:w="2600"/>
-            <w:tcMar>
-              <w:top w:type="dxa" w:w="30"/>
-              <w:left w:type="dxa" w:w="90"/>
-              <w:bottom w:type="dxa" w:w="30"/>
-              <w:right w:type="dxa" w:w="90"/>
-            </w:tcMar>
-            <w:vAlign w:val="center"/>
-          </w:tcPr>
-          <w:p>
-            <w:pPr>
-              <w:spacing w:after="0" w:line="270"/>
-            </w:pPr>
-            <w:r>
-              <w:rPr>
-                <w:rFonts w:ascii="Times New Roman" w:cs="Times New Roman" w:eastAsia="Times New Roman" w:hAnsi="Times New Roman"/>
-                <w:b/>
-                <w:bCs/>
-                <w:i w:val="false"/>
-                <w:iCs w:val="false"/>
-                <w:color w:val="111111"/>
-                <w:sz w:val="19"/>
-                <w:szCs w:val="19"/>
-              </w:rPr>
-              <w:t xml:space="preserve">Görevin yerine getirilmesi</w:t>
-            </w:r>
-          </w:p>
-        </w:tc>
-        <w:tc>
-          <w:tcPr>
-            <w:tcW w:type="dxa" w:w="6164"/>
-            <w:tcMar>
-              <w:top w:type="dxa" w:w="30"/>
-              <w:left w:type="dxa" w:w="90"/>
-              <w:bottom w:type="dxa" w:w="30"/>
-              <w:right w:type="dxa" w:w="90"/>
-            </w:tcMar>
-            <w:vAlign w:val="center"/>
-          </w:tcPr>
-          <w:p>
-            <w:pPr>
-              <w:spacing w:after="0" w:line="270"/>
-            </w:pPr>
-            <w:r>
-              <w:rPr>
-                <w:rFonts w:ascii="Times New Roman" w:cs="Times New Roman" w:eastAsia="Times New Roman" w:hAnsi="Times New Roman"/>
-                <w:b w:val="false"/>
-                <w:bCs w:val="false"/>
-                <w:i w:val="false"/>
-                <w:iCs w:val="false"/>
-                <w:color w:val="111111"/>
-                <w:sz w:val="19"/>
-                <w:szCs w:val="19"/>
-              </w:rPr>
-              <w:t xml:space="preserve">Duyularını ve duygularını anlatan en az altı satırlık bir metin yazar.</w:t>
-            </w:r>
-          </w:p>
-        </w:tc>
-        <w:tc>
-          <w:tcPr>
-            <w:tcW w:type="dxa" w:w="1100"/>
-            <w:tcMar>
-              <w:top w:type="dxa" w:w="30"/>
-              <w:left w:type="dxa" w:w="90"/>
-              <w:bottom w:type="dxa" w:w="30"/>
-              <w:right w:type="dxa" w:w="90"/>
-            </w:tcMar>
-            <w:vAlign w:val="center"/>
-          </w:tcPr>
-          <w:p>
-            <w:pPr>
-              <w:spacing w:after="0" w:line="270"/>
-              <w:jc w:val="center"/>
-            </w:pPr>
-            <w:r>
-              <w:rPr>
-                <w:rFonts w:ascii="Times New Roman" w:cs="Times New Roman" w:eastAsia="Times New Roman" w:hAnsi="Times New Roman"/>
-                <w:b w:val="false"/>
-                <w:bCs w:val="false"/>
-                <w:i w:val="false"/>
-                <w:iCs w:val="false"/>
-                <w:color w:val="111111"/>
-                <w:sz w:val="19"/>
-                <w:szCs w:val="19"/>
-              </w:rPr>
-              <w:t xml:space="preserve">5</w:t>
-            </w:r>
-          </w:p>
-        </w:tc>
-      </w:tr>
-      <w:tr>
-        <w:tc>
-          <w:tcPr>
-            <w:tcW w:type="dxa" w:w="2600"/>
-            <w:tcMar>
-              <w:top w:type="dxa" w:w="30"/>
-              <w:left w:type="dxa" w:w="90"/>
-              <w:bottom w:type="dxa" w:w="30"/>
-              <w:right w:type="dxa" w:w="90"/>
-            </w:tcMar>
-            <w:vAlign w:val="center"/>
-          </w:tcPr>
-          <w:p>
-            <w:pPr>
-              <w:spacing w:after="0" w:line="270"/>
-            </w:pPr>
-            <w:r>
-              <w:rPr>
-                <w:rFonts w:ascii="Times New Roman" w:cs="Times New Roman" w:eastAsia="Times New Roman" w:hAnsi="Times New Roman"/>
-                <w:b/>
-                <w:bCs/>
-                <w:i w:val="false"/>
-                <w:iCs w:val="false"/>
-                <w:color w:val="111111"/>
-                <w:sz w:val="19"/>
-                <w:szCs w:val="19"/>
-              </w:rPr>
-              <w:t xml:space="preserve">Söz varlığı</w:t>
-            </w:r>
-          </w:p>
-        </w:tc>
-        <w:tc>
-          <w:tcPr>
-            <w:tcW w:type="dxa" w:w="6164"/>
-            <w:tcMar>
-              <w:top w:type="dxa" w:w="30"/>
-              <w:left w:type="dxa" w:w="90"/>
-              <w:bottom w:type="dxa" w:w="30"/>
-              <w:right w:type="dxa" w:w="90"/>
-            </w:tcMar>
-            <w:vAlign w:val="center"/>
-          </w:tcPr>
-          <w:p>
-            <w:pPr>
-              <w:spacing w:after="0" w:line="270"/>
-            </w:pPr>
-            <w:r>
-              <w:rPr>
-                <w:rFonts w:ascii="Times New Roman" w:cs="Times New Roman" w:eastAsia="Times New Roman" w:hAnsi="Times New Roman"/>
-                <w:b w:val="false"/>
-                <w:bCs w:val="false"/>
-                <w:i w:val="false"/>
-                <w:iCs w:val="false"/>
-                <w:color w:val="111111"/>
-                <w:sz w:val="19"/>
-                <w:szCs w:val="19"/>
-              </w:rPr>
-              <w:t xml:space="preserve">Organ, duyu ve duygu sözcüklerini bağlama uygun kullanır.</w:t>
-            </w:r>
-          </w:p>
-        </w:tc>
-        <w:tc>
-          <w:tcPr>
-            <w:tcW w:type="dxa" w:w="1100"/>
-            <w:tcMar>
-              <w:top w:type="dxa" w:w="30"/>
-              <w:left w:type="dxa" w:w="90"/>
-              <w:bottom w:type="dxa" w:w="30"/>
-              <w:right w:type="dxa" w:w="90"/>
-            </w:tcMar>
-            <w:vAlign w:val="center"/>
-          </w:tcPr>
-          <w:p>
-            <w:pPr>
-              <w:spacing w:after="0" w:line="270"/>
-              <w:jc w:val="center"/>
-            </w:pPr>
-            <w:r>
-              <w:rPr>
-                <w:rFonts w:ascii="Times New Roman" w:cs="Times New Roman" w:eastAsia="Times New Roman" w:hAnsi="Times New Roman"/>
-                <w:b w:val="false"/>
-                <w:bCs w:val="false"/>
-                <w:i w:val="false"/>
-                <w:iCs w:val="false"/>
-                <w:color w:val="111111"/>
-                <w:sz w:val="19"/>
-                <w:szCs w:val="19"/>
-              </w:rPr>
-              <w:t xml:space="preserve">4</w:t>
-            </w:r>
-          </w:p>
-        </w:tc>
-      </w:tr>
-      <w:tr>
-        <w:tc>
-          <w:tcPr>
-            <w:tcW w:type="dxa" w:w="2600"/>
-            <w:tcMar>
-              <w:top w:type="dxa" w:w="30"/>
-              <w:left w:type="dxa" w:w="90"/>
-              <w:bottom w:type="dxa" w:w="30"/>
-              <w:right w:type="dxa" w:w="90"/>
-            </w:tcMar>
-            <w:vAlign w:val="center"/>
-          </w:tcPr>
-          <w:p>
-            <w:pPr>
-              <w:spacing w:after="0" w:line="270"/>
-            </w:pPr>
-            <w:r>
-              <w:rPr>
-                <w:rFonts w:ascii="Times New Roman" w:cs="Times New Roman" w:eastAsia="Times New Roman" w:hAnsi="Times New Roman"/>
-                <w:b/>
-                <w:bCs/>
-                <w:i w:val="false"/>
-                <w:iCs w:val="false"/>
-                <w:color w:val="111111"/>
-                <w:sz w:val="19"/>
-                <w:szCs w:val="19"/>
-              </w:rPr>
-              <w:t xml:space="preserve">Dil bilgisi</w:t>
-            </w:r>
-          </w:p>
-        </w:tc>
-        <w:tc>
-          <w:tcPr>
-            <w:tcW w:type="dxa" w:w="6164"/>
-            <w:tcMar>
-              <w:top w:type="dxa" w:w="30"/>
-              <w:left w:type="dxa" w:w="90"/>
-              <w:bottom w:type="dxa" w:w="30"/>
-              <w:right w:type="dxa" w:w="90"/>
-            </w:tcMar>
-            <w:vAlign w:val="center"/>
-          </w:tcPr>
-          <w:p>
-            <w:pPr>
-              <w:spacing w:after="0" w:line="270"/>
-            </w:pPr>
-            <w:r>
-              <w:rPr>
-                <w:rFonts w:ascii="Times New Roman" w:cs="Times New Roman" w:eastAsia="Times New Roman" w:hAnsi="Times New Roman"/>
-                <w:b w:val="false"/>
-                <w:bCs w:val="false"/>
-                <w:i w:val="false"/>
-                <w:iCs w:val="false"/>
-                <w:color w:val="111111"/>
-                <w:sz w:val="19"/>
-                <w:szCs w:val="19"/>
-              </w:rPr>
-              <w:t xml:space="preserve">Duyu fiillerini (أَرَى بِـ…) ve duygu sıfatlarını doğru kullanır.</w:t>
-            </w:r>
-          </w:p>
-        </w:tc>
-        <w:tc>
-          <w:tcPr>
-            <w:tcW w:type="dxa" w:w="1100"/>
-            <w:tcMar>
-              <w:top w:type="dxa" w:w="30"/>
-              <w:left w:type="dxa" w:w="90"/>
-              <w:bottom w:type="dxa" w:w="30"/>
-              <w:right w:type="dxa" w:w="90"/>
-            </w:tcMar>
-            <w:vAlign w:val="center"/>
-          </w:tcPr>
-          <w:p>
-            <w:pPr>
-              <w:spacing w:after="0" w:line="270"/>
-              <w:jc w:val="center"/>
-            </w:pPr>
-            <w:r>
-              <w:rPr>
-                <w:rFonts w:ascii="Times New Roman" w:cs="Times New Roman" w:eastAsia="Times New Roman" w:hAnsi="Times New Roman"/>
-                <w:b w:val="false"/>
-                <w:bCs w:val="false"/>
-                <w:i w:val="false"/>
-                <w:iCs w:val="false"/>
-                <w:color w:val="111111"/>
-                <w:sz w:val="19"/>
-                <w:szCs w:val="19"/>
-              </w:rPr>
-              <w:t xml:space="preserve">3</w:t>
-            </w:r>
-          </w:p>
-        </w:tc>
-      </w:tr>
-      <w:tr>
-        <w:tc>
-          <w:tcPr>
-            <w:tcW w:type="dxa" w:w="2600"/>
-            <w:tcMar>
-              <w:top w:type="dxa" w:w="30"/>
-              <w:left w:type="dxa" w:w="90"/>
-              <w:bottom w:type="dxa" w:w="30"/>
-              <w:right w:type="dxa" w:w="90"/>
-            </w:tcMar>
-            <w:vAlign w:val="center"/>
-          </w:tcPr>
-          <w:p>
-            <w:pPr>
-              <w:spacing w:after="0" w:line="270"/>
-            </w:pPr>
-            <w:r>
-              <w:rPr>
-                <w:rFonts w:ascii="Times New Roman" w:cs="Times New Roman" w:eastAsia="Times New Roman" w:hAnsi="Times New Roman"/>
-                <w:b/>
-                <w:bCs/>
-                <w:i w:val="false"/>
-                <w:iCs w:val="false"/>
-                <w:color w:val="111111"/>
-                <w:sz w:val="19"/>
-                <w:szCs w:val="19"/>
-              </w:rPr>
-              <w:t xml:space="preserve">Yazım ve hareke</w:t>
-            </w:r>
-          </w:p>
-        </w:tc>
-        <w:tc>
-          <w:tcPr>
-            <w:tcW w:type="dxa" w:w="6164"/>
-            <w:tcMar>
-              <w:top w:type="dxa" w:w="30"/>
-              <w:left w:type="dxa" w:w="90"/>
-              <w:bottom w:type="dxa" w:w="30"/>
-              <w:right w:type="dxa" w:w="90"/>
-            </w:tcMar>
-            <w:vAlign w:val="center"/>
-          </w:tcPr>
-          <w:p>
-            <w:pPr>
-              <w:spacing w:after="0" w:line="270"/>
-            </w:pPr>
-            <w:r>
-              <w:rPr>
-                <w:rFonts w:ascii="Times New Roman" w:cs="Times New Roman" w:eastAsia="Times New Roman" w:hAnsi="Times New Roman"/>
-                <w:b w:val="false"/>
-                <w:bCs w:val="false"/>
-                <w:i w:val="false"/>
-                <w:iCs w:val="false"/>
-                <w:color w:val="111111"/>
-                <w:sz w:val="19"/>
-                <w:szCs w:val="19"/>
-              </w:rPr>
-              <w:t xml:space="preserve">Harf bitişimlerini ve harekeleri doğru yazar.</w:t>
-            </w:r>
-          </w:p>
-        </w:tc>
-        <w:tc>
-          <w:tcPr>
-            <w:tcW w:type="dxa" w:w="1100"/>
-            <w:tcMar>
-              <w:top w:type="dxa" w:w="30"/>
-              <w:left w:type="dxa" w:w="90"/>
-              <w:bottom w:type="dxa" w:w="30"/>
-              <w:right w:type="dxa" w:w="90"/>
-            </w:tcMar>
-            <w:vAlign w:val="center"/>
-          </w:tcPr>
-          <w:p>
-            <w:pPr>
-              <w:spacing w:after="0" w:line="270"/>
-              <w:jc w:val="center"/>
-            </w:pPr>
-            <w:r>
-              <w:rPr>
-                <w:rFonts w:ascii="Times New Roman" w:cs="Times New Roman" w:eastAsia="Times New Roman" w:hAnsi="Times New Roman"/>
-                <w:b w:val="false"/>
-                <w:bCs w:val="false"/>
-                <w:i w:val="false"/>
-                <w:iCs w:val="false"/>
-                <w:color w:val="111111"/>
-                <w:sz w:val="19"/>
-                <w:szCs w:val="19"/>
-              </w:rPr>
-              <w:t xml:space="preserve">3</w:t>
-            </w:r>
-          </w:p>
-        </w:tc>
-      </w:tr>
-      <w:tr>
-        <w:tc>
-          <w:tcPr>
-            <w:tcW w:type="dxa" w:w="2600"/>
-            <w:shd w:fill="D8E2EC" w:color="auto" w:val="clear"/>
-            <w:tcMar>
-              <w:top w:type="dxa" w:w="30"/>
-              <w:left w:type="dxa" w:w="90"/>
-              <w:bottom w:type="dxa" w:w="30"/>
-              <w:right w:type="dxa" w:w="90"/>
-            </w:tcMar>
-            <w:vAlign w:val="center"/>
-          </w:tcPr>
-          <w:p>
-            <w:pPr>
-              <w:spacing w:after="0" w:line="270"/>
-            </w:pPr>
-            <w:r>
-              <w:rPr>
-                <w:rFonts w:ascii="Times New Roman" w:cs="Times New Roman" w:eastAsia="Times New Roman" w:hAnsi="Times New Roman"/>
-                <w:b/>
-                <w:bCs/>
-                <w:i w:val="false"/>
-                <w:iCs w:val="false"/>
-                <w:color w:val="111111"/>
-                <w:sz w:val="19"/>
-                <w:szCs w:val="19"/>
-              </w:rPr>
-              <w:t xml:space="preserve">TOPLAM</w:t>
-            </w:r>
-          </w:p>
-        </w:tc>
-        <w:tc>
-          <w:tcPr>
-            <w:tcW w:type="dxa" w:w="6164"/>
-            <w:shd w:fill="D8E2EC" w:color="auto" w:val="clear"/>
-            <w:tcMar>
-              <w:top w:type="dxa" w:w="30"/>
-              <w:left w:type="dxa" w:w="90"/>
-              <w:bottom w:type="dxa" w:w="30"/>
-              <w:right w:type="dxa" w:w="90"/>
-            </w:tcMar>
-            <w:vAlign w:val="center"/>
-          </w:tcPr>
-          <w:p>
-            <w:pPr>
-              <w:spacing w:after="0" w:line="270"/>
-            </w:pPr>
-            <w:r>
-              <w:rPr>
-                <w:rFonts w:ascii="Times New Roman" w:cs="Times New Roman" w:eastAsia="Times New Roman" w:hAnsi="Times New Roman"/>
-                <w:b w:val="false"/>
-                <w:bCs w:val="false"/>
-                <w:i w:val="false"/>
-                <w:iCs w:val="false"/>
-                <w:color w:val="111111"/>
-                <w:sz w:val="21"/>
-                <w:szCs w:val="21"/>
-              </w:rPr>
-              <w:t xml:space="preserve"/>
-            </w:r>
-          </w:p>
-        </w:tc>
-        <w:tc>
-          <w:tcPr>
-            <w:tcW w:type="dxa" w:w="1100"/>
-            <w:shd w:fill="D8E2EC" w:color="auto" w:val="clear"/>
-            <w:tcMar>
-              <w:top w:type="dxa" w:w="30"/>
-              <w:left w:type="dxa" w:w="90"/>
-              <w:bottom w:type="dxa" w:w="30"/>
-              <w:right w:type="dxa" w:w="90"/>
-            </w:tcMar>
-            <w:vAlign w:val="center"/>
-          </w:tcPr>
-          <w:p>
-            <w:pPr>
-              <w:spacing w:after="0" w:line="270"/>
-              <w:jc w:val="center"/>
-            </w:pPr>
-            <w:r>
-              <w:rPr>
-                <w:rFonts w:ascii="Times New Roman" w:cs="Times New Roman" w:eastAsia="Times New Roman" w:hAnsi="Times New Roman"/>
-                <w:b/>
-                <w:bCs/>
-                <w:i w:val="false"/>
-                <w:iCs w:val="false"/>
-                <w:color w:val="111111"/>
-                <w:sz w:val="19"/>
-                <w:szCs w:val="19"/>
+                <w:sz w:val="17"/>
+                <w:szCs w:val="17"/>
               </w:rPr>
               <w:t xml:space="preserve">15</w:t>
             </w:r>
@@ -8568,7 +8349,7 @@
     </w:tbl>
     <w:p>
       <w:pPr>
-        <w:spacing w:after="110"/>
+        <w:spacing w:after="44"/>
       </w:pPr>
       <w:r>
         <w:rPr>
@@ -8578,8 +8359,8 @@
           <w:i w:val="false"/>
           <w:iCs w:val="false"/>
           <w:color w:val="111111"/>
-          <w:sz w:val="21"/>
-          <w:szCs w:val="21"/>
+          <w:sz w:val="18"/>
+          <w:szCs w:val="18"/>
         </w:rPr>
         <w:t xml:space="preserve"/>
       </w:r>
@@ -8587,7 +8368,7 @@
     <w:p>
       <w:pPr>
         <w:keepNext w:val="false"/>
-        <w:spacing w:after="90" w:before="0" w:line="280"/>
+        <w:spacing w:after="36" w:before="0" w:line="220"/>
       </w:pPr>
       <w:r>
         <w:rPr>
@@ -8597,8 +8378,8 @@
           <w:i w:val="false"/>
           <w:iCs w:val="false"/>
           <w:color w:val="111111"/>
-          <w:sz w:val="20"/>
-          <w:szCs w:val="20"/>
+          <w:sz w:val="17"/>
+          <w:szCs w:val="17"/>
         </w:rPr>
         <w:t xml:space="preserve">Öğrenme çıktısı / kazanım dağılımı</w:t>
       </w:r>
@@ -8639,7 +8420,7 @@
           </w:tcPr>
           <w:p>
             <w:pPr>
-              <w:spacing w:after="0" w:line="270"/>
+              <w:spacing w:after="0" w:line="220"/>
               <w:jc w:val="center"/>
             </w:pPr>
             <w:r>
@@ -8650,8 +8431,8 @@
                 <w:i w:val="false"/>
                 <w:iCs w:val="false"/>
                 <w:color w:val="111111"/>
-                <w:sz w:val="18"/>
-                <w:szCs w:val="18"/>
+                <w:sz w:val="16"/>
+                <w:szCs w:val="16"/>
               </w:rPr>
               <w:t xml:space="preserve">Soru</w:t>
             </w:r>
@@ -8671,7 +8452,7 @@
           </w:tcPr>
           <w:p>
             <w:pPr>
-              <w:spacing w:after="0" w:line="270"/>
+              <w:spacing w:after="0" w:line="220"/>
               <w:jc w:val="center"/>
             </w:pPr>
             <w:r>
@@ -8682,8 +8463,8 @@
                 <w:i w:val="false"/>
                 <w:iCs w:val="false"/>
                 <w:color w:val="111111"/>
-                <w:sz w:val="18"/>
-                <w:szCs w:val="18"/>
+                <w:sz w:val="16"/>
+                <w:szCs w:val="16"/>
               </w:rPr>
               <w:t xml:space="preserve">Öğrenme çıktısı</w:t>
             </w:r>
@@ -8703,7 +8484,7 @@
           </w:tcPr>
           <w:p>
             <w:pPr>
-              <w:spacing w:after="0" w:line="270"/>
+              <w:spacing w:after="0" w:line="220"/>
               <w:jc w:val="center"/>
             </w:pPr>
             <w:r>
@@ -8714,8 +8495,8 @@
                 <w:i w:val="false"/>
                 <w:iCs w:val="false"/>
                 <w:color w:val="111111"/>
-                <w:sz w:val="18"/>
-                <w:szCs w:val="18"/>
+                <w:sz w:val="16"/>
+                <w:szCs w:val="16"/>
               </w:rPr>
               <w:t xml:space="preserve">Beceri alanı</w:t>
             </w:r>
@@ -8735,7 +8516,7 @@
           </w:tcPr>
           <w:p>
             <w:pPr>
-              <w:spacing w:after="0" w:line="270"/>
+              <w:spacing w:after="0" w:line="220"/>
               <w:jc w:val="center"/>
             </w:pPr>
             <w:r>
@@ -8746,8 +8527,8 @@
                 <w:i w:val="false"/>
                 <w:iCs w:val="false"/>
                 <w:color w:val="111111"/>
-                <w:sz w:val="18"/>
-                <w:szCs w:val="18"/>
+                <w:sz w:val="16"/>
+                <w:szCs w:val="16"/>
               </w:rPr>
               <w:t xml:space="preserve">Puan</w:t>
             </w:r>
@@ -8768,7 +8549,7 @@
           </w:tcPr>
           <w:p>
             <w:pPr>
-              <w:spacing w:after="0" w:line="270"/>
+              <w:spacing w:after="0" w:line="220"/>
               <w:jc w:val="center"/>
             </w:pPr>
             <w:r>
@@ -8779,8 +8560,8 @@
                 <w:i w:val="false"/>
                 <w:iCs w:val="false"/>
                 <w:color w:val="111111"/>
-                <w:sz w:val="18"/>
-                <w:szCs w:val="18"/>
+                <w:sz w:val="16"/>
+                <w:szCs w:val="16"/>
               </w:rPr>
               <w:t xml:space="preserve">1</w:t>
             </w:r>
@@ -8799,18 +8580,18 @@
           </w:tcPr>
           <w:p>
             <w:pPr>
-              <w:spacing w:after="0" w:line="270"/>
-            </w:pPr>
-            <w:r>
-              <w:rPr>
-                <w:rFonts w:ascii="Times New Roman" w:cs="Times New Roman" w:eastAsia="Times New Roman" w:hAnsi="Times New Roman"/>
-                <w:b w:val="false"/>
-                <w:bCs w:val="false"/>
-                <w:i w:val="false"/>
-                <w:iCs w:val="false"/>
-                <w:color w:val="111111"/>
-                <w:sz w:val="17"/>
-                <w:szCs w:val="17"/>
+              <w:spacing w:after="0" w:line="220"/>
+            </w:pPr>
+            <w:r>
+              <w:rPr>
+                <w:rFonts w:ascii="Times New Roman" w:cs="Times New Roman" w:eastAsia="Times New Roman" w:hAnsi="Times New Roman"/>
+                <w:b w:val="false"/>
+                <w:bCs w:val="false"/>
+                <w:i w:val="false"/>
+                <w:iCs w:val="false"/>
+                <w:color w:val="111111"/>
+                <w:sz w:val="15"/>
+                <w:szCs w:val="15"/>
               </w:rPr>
               <w:t xml:space="preserve">ARP.6.3.2.2 — Okuduğu içerikte yer alan bilgileri bir araya getirir.</w:t>
             </w:r>
@@ -8829,19 +8610,19 @@
           </w:tcPr>
           <w:p>
             <w:pPr>
-              <w:spacing w:after="0" w:line="270"/>
-              <w:jc w:val="center"/>
-            </w:pPr>
-            <w:r>
-              <w:rPr>
-                <w:rFonts w:ascii="Times New Roman" w:cs="Times New Roman" w:eastAsia="Times New Roman" w:hAnsi="Times New Roman"/>
-                <w:b w:val="false"/>
-                <w:bCs w:val="false"/>
-                <w:i w:val="false"/>
-                <w:iCs w:val="false"/>
-                <w:color w:val="111111"/>
-                <w:sz w:val="17"/>
-                <w:szCs w:val="17"/>
+              <w:spacing w:after="0" w:line="220"/>
+              <w:jc w:val="center"/>
+            </w:pPr>
+            <w:r>
+              <w:rPr>
+                <w:rFonts w:ascii="Times New Roman" w:cs="Times New Roman" w:eastAsia="Times New Roman" w:hAnsi="Times New Roman"/>
+                <w:b w:val="false"/>
+                <w:bCs w:val="false"/>
+                <w:i w:val="false"/>
+                <w:iCs w:val="false"/>
+                <w:color w:val="111111"/>
+                <w:sz w:val="15"/>
+                <w:szCs w:val="15"/>
               </w:rPr>
               <w:t xml:space="preserve">Okuma</w:t>
             </w:r>
@@ -8860,19 +8641,19 @@
           </w:tcPr>
           <w:p>
             <w:pPr>
-              <w:spacing w:after="0" w:line="270"/>
-              <w:jc w:val="center"/>
-            </w:pPr>
-            <w:r>
-              <w:rPr>
-                <w:rFonts w:ascii="Times New Roman" w:cs="Times New Roman" w:eastAsia="Times New Roman" w:hAnsi="Times New Roman"/>
-                <w:b w:val="false"/>
-                <w:bCs w:val="false"/>
-                <w:i w:val="false"/>
-                <w:iCs w:val="false"/>
-                <w:color w:val="111111"/>
-                <w:sz w:val="18"/>
-                <w:szCs w:val="18"/>
+              <w:spacing w:after="0" w:line="220"/>
+              <w:jc w:val="center"/>
+            </w:pPr>
+            <w:r>
+              <w:rPr>
+                <w:rFonts w:ascii="Times New Roman" w:cs="Times New Roman" w:eastAsia="Times New Roman" w:hAnsi="Times New Roman"/>
+                <w:b w:val="false"/>
+                <w:bCs w:val="false"/>
+                <w:i w:val="false"/>
+                <w:iCs w:val="false"/>
+                <w:color w:val="111111"/>
+                <w:sz w:val="16"/>
+                <w:szCs w:val="16"/>
               </w:rPr>
               <w:t xml:space="preserve">15</w:t>
             </w:r>
@@ -8893,7 +8674,7 @@
           </w:tcPr>
           <w:p>
             <w:pPr>
-              <w:spacing w:after="0" w:line="270"/>
+              <w:spacing w:after="0" w:line="220"/>
               <w:jc w:val="center"/>
             </w:pPr>
             <w:r>
@@ -8904,8 +8685,8 @@
                 <w:i w:val="false"/>
                 <w:iCs w:val="false"/>
                 <w:color w:val="111111"/>
-                <w:sz w:val="18"/>
-                <w:szCs w:val="18"/>
+                <w:sz w:val="16"/>
+                <w:szCs w:val="16"/>
               </w:rPr>
               <w:t xml:space="preserve">2</w:t>
             </w:r>
@@ -8924,18 +8705,18 @@
           </w:tcPr>
           <w:p>
             <w:pPr>
-              <w:spacing w:after="0" w:line="270"/>
-            </w:pPr>
-            <w:r>
-              <w:rPr>
-                <w:rFonts w:ascii="Times New Roman" w:cs="Times New Roman" w:eastAsia="Times New Roman" w:hAnsi="Times New Roman"/>
-                <w:b w:val="false"/>
-                <w:bCs w:val="false"/>
-                <w:i w:val="false"/>
-                <w:iCs w:val="false"/>
-                <w:color w:val="111111"/>
-                <w:sz w:val="17"/>
-                <w:szCs w:val="17"/>
+              <w:spacing w:after="0" w:line="220"/>
+            </w:pPr>
+            <w:r>
+              <w:rPr>
+                <w:rFonts w:ascii="Times New Roman" w:cs="Times New Roman" w:eastAsia="Times New Roman" w:hAnsi="Times New Roman"/>
+                <w:b w:val="false"/>
+                <w:bCs w:val="false"/>
+                <w:i w:val="false"/>
+                <w:iCs w:val="false"/>
+                <w:color w:val="111111"/>
+                <w:sz w:val="15"/>
+                <w:szCs w:val="15"/>
               </w:rPr>
               <w:t xml:space="preserve">ARP.6.3.1.2 — Dinlediği içerikte yer alan bilgileri bir araya getirir.</w:t>
             </w:r>
@@ -8954,19 +8735,19 @@
           </w:tcPr>
           <w:p>
             <w:pPr>
-              <w:spacing w:after="0" w:line="270"/>
-              <w:jc w:val="center"/>
-            </w:pPr>
-            <w:r>
-              <w:rPr>
-                <w:rFonts w:ascii="Times New Roman" w:cs="Times New Roman" w:eastAsia="Times New Roman" w:hAnsi="Times New Roman"/>
-                <w:b w:val="false"/>
-                <w:bCs w:val="false"/>
-                <w:i w:val="false"/>
-                <w:iCs w:val="false"/>
-                <w:color w:val="111111"/>
-                <w:sz w:val="17"/>
-                <w:szCs w:val="17"/>
+              <w:spacing w:after="0" w:line="220"/>
+              <w:jc w:val="center"/>
+            </w:pPr>
+            <w:r>
+              <w:rPr>
+                <w:rFonts w:ascii="Times New Roman" w:cs="Times New Roman" w:eastAsia="Times New Roman" w:hAnsi="Times New Roman"/>
+                <w:b w:val="false"/>
+                <w:bCs w:val="false"/>
+                <w:i w:val="false"/>
+                <w:iCs w:val="false"/>
+                <w:color w:val="111111"/>
+                <w:sz w:val="15"/>
+                <w:szCs w:val="15"/>
               </w:rPr>
               <w:t xml:space="preserve">Dinleme</w:t>
             </w:r>
@@ -8985,19 +8766,19 @@
           </w:tcPr>
           <w:p>
             <w:pPr>
-              <w:spacing w:after="0" w:line="270"/>
-              <w:jc w:val="center"/>
-            </w:pPr>
-            <w:r>
-              <w:rPr>
-                <w:rFonts w:ascii="Times New Roman" w:cs="Times New Roman" w:eastAsia="Times New Roman" w:hAnsi="Times New Roman"/>
-                <w:b w:val="false"/>
-                <w:bCs w:val="false"/>
-                <w:i w:val="false"/>
-                <w:iCs w:val="false"/>
-                <w:color w:val="111111"/>
-                <w:sz w:val="18"/>
-                <w:szCs w:val="18"/>
+              <w:spacing w:after="0" w:line="220"/>
+              <w:jc w:val="center"/>
+            </w:pPr>
+            <w:r>
+              <w:rPr>
+                <w:rFonts w:ascii="Times New Roman" w:cs="Times New Roman" w:eastAsia="Times New Roman" w:hAnsi="Times New Roman"/>
+                <w:b w:val="false"/>
+                <w:bCs w:val="false"/>
+                <w:i w:val="false"/>
+                <w:iCs w:val="false"/>
+                <w:color w:val="111111"/>
+                <w:sz w:val="16"/>
+                <w:szCs w:val="16"/>
               </w:rPr>
               <w:t xml:space="preserve">10</w:t>
             </w:r>
@@ -9018,7 +8799,7 @@
           </w:tcPr>
           <w:p>
             <w:pPr>
-              <w:spacing w:after="0" w:line="270"/>
+              <w:spacing w:after="0" w:line="220"/>
               <w:jc w:val="center"/>
             </w:pPr>
             <w:r>
@@ -9029,8 +8810,8 @@
                 <w:i w:val="false"/>
                 <w:iCs w:val="false"/>
                 <w:color w:val="111111"/>
-                <w:sz w:val="18"/>
-                <w:szCs w:val="18"/>
+                <w:sz w:val="16"/>
+                <w:szCs w:val="16"/>
               </w:rPr>
               <w:t xml:space="preserve">3</w:t>
             </w:r>
@@ -9049,18 +8830,18 @@
           </w:tcPr>
           <w:p>
             <w:pPr>
-              <w:spacing w:after="0" w:line="270"/>
-            </w:pPr>
-            <w:r>
-              <w:rPr>
-                <w:rFonts w:ascii="Times New Roman" w:cs="Times New Roman" w:eastAsia="Times New Roman" w:hAnsi="Times New Roman"/>
-                <w:b w:val="false"/>
-                <w:bCs w:val="false"/>
-                <w:i w:val="false"/>
-                <w:iCs w:val="false"/>
-                <w:color w:val="111111"/>
-                <w:sz w:val="17"/>
-                <w:szCs w:val="17"/>
+              <w:spacing w:after="0" w:line="220"/>
+            </w:pPr>
+            <w:r>
+              <w:rPr>
+                <w:rFonts w:ascii="Times New Roman" w:cs="Times New Roman" w:eastAsia="Times New Roman" w:hAnsi="Times New Roman"/>
+                <w:b w:val="false"/>
+                <w:bCs w:val="false"/>
+                <w:i w:val="false"/>
+                <w:iCs w:val="false"/>
+                <w:color w:val="111111"/>
+                <w:sz w:val="15"/>
+                <w:szCs w:val="15"/>
               </w:rPr>
               <w:t xml:space="preserve">ARP.6.3.5.5 — Bilgilerini kullanarak bağlama uygun iletişim kurar.</w:t>
             </w:r>
@@ -9079,19 +8860,19 @@
           </w:tcPr>
           <w:p>
             <w:pPr>
-              <w:spacing w:after="0" w:line="270"/>
-              <w:jc w:val="center"/>
-            </w:pPr>
-            <w:r>
-              <w:rPr>
-                <w:rFonts w:ascii="Times New Roman" w:cs="Times New Roman" w:eastAsia="Times New Roman" w:hAnsi="Times New Roman"/>
-                <w:b w:val="false"/>
-                <w:bCs w:val="false"/>
-                <w:i w:val="false"/>
-                <w:iCs w:val="false"/>
-                <w:color w:val="111111"/>
-                <w:sz w:val="17"/>
-                <w:szCs w:val="17"/>
+              <w:spacing w:after="0" w:line="220"/>
+              <w:jc w:val="center"/>
+            </w:pPr>
+            <w:r>
+              <w:rPr>
+                <w:rFonts w:ascii="Times New Roman" w:cs="Times New Roman" w:eastAsia="Times New Roman" w:hAnsi="Times New Roman"/>
+                <w:b w:val="false"/>
+                <w:bCs w:val="false"/>
+                <w:i w:val="false"/>
+                <w:iCs w:val="false"/>
+                <w:color w:val="111111"/>
+                <w:sz w:val="15"/>
+                <w:szCs w:val="15"/>
               </w:rPr>
               <w:t xml:space="preserve">Konuşma</w:t>
             </w:r>
@@ -9110,19 +8891,19 @@
           </w:tcPr>
           <w:p>
             <w:pPr>
-              <w:spacing w:after="0" w:line="270"/>
-              <w:jc w:val="center"/>
-            </w:pPr>
-            <w:r>
-              <w:rPr>
-                <w:rFonts w:ascii="Times New Roman" w:cs="Times New Roman" w:eastAsia="Times New Roman" w:hAnsi="Times New Roman"/>
-                <w:b w:val="false"/>
-                <w:bCs w:val="false"/>
-                <w:i w:val="false"/>
-                <w:iCs w:val="false"/>
-                <w:color w:val="111111"/>
-                <w:sz w:val="18"/>
-                <w:szCs w:val="18"/>
+              <w:spacing w:after="0" w:line="220"/>
+              <w:jc w:val="center"/>
+            </w:pPr>
+            <w:r>
+              <w:rPr>
+                <w:rFonts w:ascii="Times New Roman" w:cs="Times New Roman" w:eastAsia="Times New Roman" w:hAnsi="Times New Roman"/>
+                <w:b w:val="false"/>
+                <w:bCs w:val="false"/>
+                <w:i w:val="false"/>
+                <w:iCs w:val="false"/>
+                <w:color w:val="111111"/>
+                <w:sz w:val="16"/>
+                <w:szCs w:val="16"/>
               </w:rPr>
               <w:t xml:space="preserve">15</w:t>
             </w:r>
@@ -9143,7 +8924,7 @@
           </w:tcPr>
           <w:p>
             <w:pPr>
-              <w:spacing w:after="0" w:line="270"/>
+              <w:spacing w:after="0" w:line="220"/>
               <w:jc w:val="center"/>
             </w:pPr>
             <w:r>
@@ -9154,8 +8935,8 @@
                 <w:i w:val="false"/>
                 <w:iCs w:val="false"/>
                 <w:color w:val="111111"/>
-                <w:sz w:val="18"/>
-                <w:szCs w:val="18"/>
+                <w:sz w:val="16"/>
+                <w:szCs w:val="16"/>
               </w:rPr>
               <w:t xml:space="preserve">4</w:t>
             </w:r>
@@ -9174,18 +8955,18 @@
           </w:tcPr>
           <w:p>
             <w:pPr>
-              <w:spacing w:after="0" w:line="270"/>
-            </w:pPr>
-            <w:r>
-              <w:rPr>
-                <w:rFonts w:ascii="Times New Roman" w:cs="Times New Roman" w:eastAsia="Times New Roman" w:hAnsi="Times New Roman"/>
-                <w:b w:val="false"/>
-                <w:bCs w:val="false"/>
-                <w:i w:val="false"/>
-                <w:iCs w:val="false"/>
-                <w:color w:val="111111"/>
-                <w:sz w:val="17"/>
-                <w:szCs w:val="17"/>
+              <w:spacing w:after="0" w:line="220"/>
+            </w:pPr>
+            <w:r>
+              <w:rPr>
+                <w:rFonts w:ascii="Times New Roman" w:cs="Times New Roman" w:eastAsia="Times New Roman" w:hAnsi="Times New Roman"/>
+                <w:b w:val="false"/>
+                <w:bCs w:val="false"/>
+                <w:i w:val="false"/>
+                <w:iCs w:val="false"/>
+                <w:color w:val="111111"/>
+                <w:sz w:val="15"/>
+                <w:szCs w:val="15"/>
               </w:rPr>
               <w:t xml:space="preserve">ARP.6.3.5.2 — Konuşma modelini durumla eşleştirerek taklit eder.</w:t>
             </w:r>
@@ -9204,19 +8985,19 @@
           </w:tcPr>
           <w:p>
             <w:pPr>
-              <w:spacing w:after="0" w:line="270"/>
-              <w:jc w:val="center"/>
-            </w:pPr>
-            <w:r>
-              <w:rPr>
-                <w:rFonts w:ascii="Times New Roman" w:cs="Times New Roman" w:eastAsia="Times New Roman" w:hAnsi="Times New Roman"/>
-                <w:b w:val="false"/>
-                <w:bCs w:val="false"/>
-                <w:i w:val="false"/>
-                <w:iCs w:val="false"/>
-                <w:color w:val="111111"/>
-                <w:sz w:val="17"/>
-                <w:szCs w:val="17"/>
+              <w:spacing w:after="0" w:line="220"/>
+              <w:jc w:val="center"/>
+            </w:pPr>
+            <w:r>
+              <w:rPr>
+                <w:rFonts w:ascii="Times New Roman" w:cs="Times New Roman" w:eastAsia="Times New Roman" w:hAnsi="Times New Roman"/>
+                <w:b w:val="false"/>
+                <w:bCs w:val="false"/>
+                <w:i w:val="false"/>
+                <w:iCs w:val="false"/>
+                <w:color w:val="111111"/>
+                <w:sz w:val="15"/>
+                <w:szCs w:val="15"/>
               </w:rPr>
               <w:t xml:space="preserve">Konuşma</w:t>
             </w:r>
@@ -9235,19 +9016,19 @@
           </w:tcPr>
           <w:p>
             <w:pPr>
-              <w:spacing w:after="0" w:line="270"/>
-              <w:jc w:val="center"/>
-            </w:pPr>
-            <w:r>
-              <w:rPr>
-                <w:rFonts w:ascii="Times New Roman" w:cs="Times New Roman" w:eastAsia="Times New Roman" w:hAnsi="Times New Roman"/>
-                <w:b w:val="false"/>
-                <w:bCs w:val="false"/>
-                <w:i w:val="false"/>
-                <w:iCs w:val="false"/>
-                <w:color w:val="111111"/>
-                <w:sz w:val="18"/>
-                <w:szCs w:val="18"/>
+              <w:spacing w:after="0" w:line="220"/>
+              <w:jc w:val="center"/>
+            </w:pPr>
+            <w:r>
+              <w:rPr>
+                <w:rFonts w:ascii="Times New Roman" w:cs="Times New Roman" w:eastAsia="Times New Roman" w:hAnsi="Times New Roman"/>
+                <w:b w:val="false"/>
+                <w:bCs w:val="false"/>
+                <w:i w:val="false"/>
+                <w:iCs w:val="false"/>
+                <w:color w:val="111111"/>
+                <w:sz w:val="16"/>
+                <w:szCs w:val="16"/>
               </w:rPr>
               <w:t xml:space="preserve">10</w:t>
             </w:r>
@@ -9268,7 +9049,7 @@
           </w:tcPr>
           <w:p>
             <w:pPr>
-              <w:spacing w:after="0" w:line="270"/>
+              <w:spacing w:after="0" w:line="220"/>
               <w:jc w:val="center"/>
             </w:pPr>
             <w:r>
@@ -9279,8 +9060,8 @@
                 <w:i w:val="false"/>
                 <w:iCs w:val="false"/>
                 <w:color w:val="111111"/>
-                <w:sz w:val="18"/>
-                <w:szCs w:val="18"/>
+                <w:sz w:val="16"/>
+                <w:szCs w:val="16"/>
               </w:rPr>
               <w:t xml:space="preserve">5</w:t>
             </w:r>
@@ -9299,18 +9080,18 @@
           </w:tcPr>
           <w:p>
             <w:pPr>
-              <w:spacing w:after="0" w:line="270"/>
-            </w:pPr>
-            <w:r>
-              <w:rPr>
-                <w:rFonts w:ascii="Times New Roman" w:cs="Times New Roman" w:eastAsia="Times New Roman" w:hAnsi="Times New Roman"/>
-                <w:b w:val="false"/>
-                <w:bCs w:val="false"/>
-                <w:i w:val="false"/>
-                <w:iCs w:val="false"/>
-                <w:color w:val="111111"/>
-                <w:sz w:val="17"/>
-                <w:szCs w:val="17"/>
+              <w:spacing w:after="0" w:line="220"/>
+            </w:pPr>
+            <w:r>
+              <w:rPr>
+                <w:rFonts w:ascii="Times New Roman" w:cs="Times New Roman" w:eastAsia="Times New Roman" w:hAnsi="Times New Roman"/>
+                <w:b w:val="false"/>
+                <w:bCs w:val="false"/>
+                <w:i w:val="false"/>
+                <w:iCs w:val="false"/>
+                <w:color w:val="111111"/>
+                <w:sz w:val="15"/>
+                <w:szCs w:val="15"/>
               </w:rPr>
               <w:t xml:space="preserve">ARP.6.3.2.3 — Okuduğu içeriği anlamlandırarak boşlukları tamamlar.</w:t>
             </w:r>
@@ -9329,19 +9110,19 @@
           </w:tcPr>
           <w:p>
             <w:pPr>
-              <w:spacing w:after="0" w:line="270"/>
-              <w:jc w:val="center"/>
-            </w:pPr>
-            <w:r>
-              <w:rPr>
-                <w:rFonts w:ascii="Times New Roman" w:cs="Times New Roman" w:eastAsia="Times New Roman" w:hAnsi="Times New Roman"/>
-                <w:b w:val="false"/>
-                <w:bCs w:val="false"/>
-                <w:i w:val="false"/>
-                <w:iCs w:val="false"/>
-                <w:color w:val="111111"/>
-                <w:sz w:val="17"/>
-                <w:szCs w:val="17"/>
+              <w:spacing w:after="0" w:line="220"/>
+              <w:jc w:val="center"/>
+            </w:pPr>
+            <w:r>
+              <w:rPr>
+                <w:rFonts w:ascii="Times New Roman" w:cs="Times New Roman" w:eastAsia="Times New Roman" w:hAnsi="Times New Roman"/>
+                <w:b w:val="false"/>
+                <w:bCs w:val="false"/>
+                <w:i w:val="false"/>
+                <w:iCs w:val="false"/>
+                <w:color w:val="111111"/>
+                <w:sz w:val="15"/>
+                <w:szCs w:val="15"/>
               </w:rPr>
               <w:t xml:space="preserve">Okuma</w:t>
             </w:r>
@@ -9360,19 +9141,19 @@
           </w:tcPr>
           <w:p>
             <w:pPr>
-              <w:spacing w:after="0" w:line="270"/>
-              <w:jc w:val="center"/>
-            </w:pPr>
-            <w:r>
-              <w:rPr>
-                <w:rFonts w:ascii="Times New Roman" w:cs="Times New Roman" w:eastAsia="Times New Roman" w:hAnsi="Times New Roman"/>
-                <w:b w:val="false"/>
-                <w:bCs w:val="false"/>
-                <w:i w:val="false"/>
-                <w:iCs w:val="false"/>
-                <w:color w:val="111111"/>
-                <w:sz w:val="18"/>
-                <w:szCs w:val="18"/>
+              <w:spacing w:after="0" w:line="220"/>
+              <w:jc w:val="center"/>
+            </w:pPr>
+            <w:r>
+              <w:rPr>
+                <w:rFonts w:ascii="Times New Roman" w:cs="Times New Roman" w:eastAsia="Times New Roman" w:hAnsi="Times New Roman"/>
+                <w:b w:val="false"/>
+                <w:bCs w:val="false"/>
+                <w:i w:val="false"/>
+                <w:iCs w:val="false"/>
+                <w:color w:val="111111"/>
+                <w:sz w:val="16"/>
+                <w:szCs w:val="16"/>
               </w:rPr>
               <w:t xml:space="preserve">10</w:t>
             </w:r>
@@ -9393,7 +9174,7 @@
           </w:tcPr>
           <w:p>
             <w:pPr>
-              <w:spacing w:after="0" w:line="270"/>
+              <w:spacing w:after="0" w:line="220"/>
               <w:jc w:val="center"/>
             </w:pPr>
             <w:r>
@@ -9404,8 +9185,8 @@
                 <w:i w:val="false"/>
                 <w:iCs w:val="false"/>
                 <w:color w:val="111111"/>
-                <w:sz w:val="18"/>
-                <w:szCs w:val="18"/>
+                <w:sz w:val="16"/>
+                <w:szCs w:val="16"/>
               </w:rPr>
               <w:t xml:space="preserve">6</w:t>
             </w:r>
@@ -9424,18 +9205,18 @@
           </w:tcPr>
           <w:p>
             <w:pPr>
-              <w:spacing w:after="0" w:line="270"/>
-            </w:pPr>
-            <w:r>
-              <w:rPr>
-                <w:rFonts w:ascii="Times New Roman" w:cs="Times New Roman" w:eastAsia="Times New Roman" w:hAnsi="Times New Roman"/>
-                <w:b w:val="false"/>
-                <w:bCs w:val="false"/>
-                <w:i w:val="false"/>
-                <w:iCs w:val="false"/>
-                <w:color w:val="111111"/>
-                <w:sz w:val="17"/>
-                <w:szCs w:val="17"/>
+              <w:spacing w:after="0" w:line="220"/>
+            </w:pPr>
+            <w:r>
+              <w:rPr>
+                <w:rFonts w:ascii="Times New Roman" w:cs="Times New Roman" w:eastAsia="Times New Roman" w:hAnsi="Times New Roman"/>
+                <w:b w:val="false"/>
+                <w:bCs w:val="false"/>
+                <w:i w:val="false"/>
+                <w:iCs w:val="false"/>
+                <w:color w:val="111111"/>
+                <w:sz w:val="15"/>
+                <w:szCs w:val="15"/>
               </w:rPr>
               <w:t xml:space="preserve">ARP.6.3.4.1 — Organ ve duyularla ilgili hedef sözcükleri kullanır.</w:t>
             </w:r>
@@ -9454,19 +9235,19 @@
           </w:tcPr>
           <w:p>
             <w:pPr>
-              <w:spacing w:after="0" w:line="270"/>
-              <w:jc w:val="center"/>
-            </w:pPr>
-            <w:r>
-              <w:rPr>
-                <w:rFonts w:ascii="Times New Roman" w:cs="Times New Roman" w:eastAsia="Times New Roman" w:hAnsi="Times New Roman"/>
-                <w:b w:val="false"/>
-                <w:bCs w:val="false"/>
-                <w:i w:val="false"/>
-                <w:iCs w:val="false"/>
-                <w:color w:val="111111"/>
-                <w:sz w:val="17"/>
-                <w:szCs w:val="17"/>
+              <w:spacing w:after="0" w:line="220"/>
+              <w:jc w:val="center"/>
+            </w:pPr>
+            <w:r>
+              <w:rPr>
+                <w:rFonts w:ascii="Times New Roman" w:cs="Times New Roman" w:eastAsia="Times New Roman" w:hAnsi="Times New Roman"/>
+                <w:b w:val="false"/>
+                <w:bCs w:val="false"/>
+                <w:i w:val="false"/>
+                <w:iCs w:val="false"/>
+                <w:color w:val="111111"/>
+                <w:sz w:val="15"/>
+                <w:szCs w:val="15"/>
               </w:rPr>
               <w:t xml:space="preserve">Sözcük</w:t>
             </w:r>
@@ -9485,19 +9266,19 @@
           </w:tcPr>
           <w:p>
             <w:pPr>
-              <w:spacing w:after="0" w:line="270"/>
-              <w:jc w:val="center"/>
-            </w:pPr>
-            <w:r>
-              <w:rPr>
-                <w:rFonts w:ascii="Times New Roman" w:cs="Times New Roman" w:eastAsia="Times New Roman" w:hAnsi="Times New Roman"/>
-                <w:b w:val="false"/>
-                <w:bCs w:val="false"/>
-                <w:i w:val="false"/>
-                <w:iCs w:val="false"/>
-                <w:color w:val="111111"/>
-                <w:sz w:val="18"/>
-                <w:szCs w:val="18"/>
+              <w:spacing w:after="0" w:line="220"/>
+              <w:jc w:val="center"/>
+            </w:pPr>
+            <w:r>
+              <w:rPr>
+                <w:rFonts w:ascii="Times New Roman" w:cs="Times New Roman" w:eastAsia="Times New Roman" w:hAnsi="Times New Roman"/>
+                <w:b w:val="false"/>
+                <w:bCs w:val="false"/>
+                <w:i w:val="false"/>
+                <w:iCs w:val="false"/>
+                <w:color w:val="111111"/>
+                <w:sz w:val="16"/>
+                <w:szCs w:val="16"/>
               </w:rPr>
               <w:t xml:space="preserve">10</w:t>
             </w:r>
@@ -9518,7 +9299,7 @@
           </w:tcPr>
           <w:p>
             <w:pPr>
-              <w:spacing w:after="0" w:line="270"/>
+              <w:spacing w:after="0" w:line="220"/>
               <w:jc w:val="center"/>
             </w:pPr>
             <w:r>
@@ -9529,8 +9310,8 @@
                 <w:i w:val="false"/>
                 <w:iCs w:val="false"/>
                 <w:color w:val="111111"/>
-                <w:sz w:val="18"/>
-                <w:szCs w:val="18"/>
+                <w:sz w:val="16"/>
+                <w:szCs w:val="16"/>
               </w:rPr>
               <w:t xml:space="preserve">7</w:t>
             </w:r>
@@ -9549,18 +9330,18 @@
           </w:tcPr>
           <w:p>
             <w:pPr>
-              <w:spacing w:after="0" w:line="270"/>
-            </w:pPr>
-            <w:r>
-              <w:rPr>
-                <w:rFonts w:ascii="Times New Roman" w:cs="Times New Roman" w:eastAsia="Times New Roman" w:hAnsi="Times New Roman"/>
-                <w:b w:val="false"/>
-                <w:bCs w:val="false"/>
-                <w:i w:val="false"/>
-                <w:iCs w:val="false"/>
-                <w:color w:val="111111"/>
-                <w:sz w:val="17"/>
-                <w:szCs w:val="17"/>
+              <w:spacing w:after="0" w:line="220"/>
+            </w:pPr>
+            <w:r>
+              <w:rPr>
+                <w:rFonts w:ascii="Times New Roman" w:cs="Times New Roman" w:eastAsia="Times New Roman" w:hAnsi="Times New Roman"/>
+                <w:b w:val="false"/>
+                <w:bCs w:val="false"/>
+                <w:i w:val="false"/>
+                <w:iCs w:val="false"/>
+                <w:color w:val="111111"/>
+                <w:sz w:val="15"/>
+                <w:szCs w:val="15"/>
               </w:rPr>
               <w:t xml:space="preserve">ARP.6.3.5.4 — Metne dayalı sorulara Arapça cevap verir.</w:t>
             </w:r>
@@ -9579,19 +9360,19 @@
           </w:tcPr>
           <w:p>
             <w:pPr>
-              <w:spacing w:after="0" w:line="270"/>
-              <w:jc w:val="center"/>
-            </w:pPr>
-            <w:r>
-              <w:rPr>
-                <w:rFonts w:ascii="Times New Roman" w:cs="Times New Roman" w:eastAsia="Times New Roman" w:hAnsi="Times New Roman"/>
-                <w:b w:val="false"/>
-                <w:bCs w:val="false"/>
-                <w:i w:val="false"/>
-                <w:iCs w:val="false"/>
-                <w:color w:val="111111"/>
-                <w:sz w:val="17"/>
-                <w:szCs w:val="17"/>
+              <w:spacing w:after="0" w:line="220"/>
+              <w:jc w:val="center"/>
+            </w:pPr>
+            <w:r>
+              <w:rPr>
+                <w:rFonts w:ascii="Times New Roman" w:cs="Times New Roman" w:eastAsia="Times New Roman" w:hAnsi="Times New Roman"/>
+                <w:b w:val="false"/>
+                <w:bCs w:val="false"/>
+                <w:i w:val="false"/>
+                <w:iCs w:val="false"/>
+                <w:color w:val="111111"/>
+                <w:sz w:val="15"/>
+                <w:szCs w:val="15"/>
               </w:rPr>
               <w:t xml:space="preserve">Konuşma</w:t>
             </w:r>
@@ -9610,19 +9391,19 @@
           </w:tcPr>
           <w:p>
             <w:pPr>
-              <w:spacing w:after="0" w:line="270"/>
-              <w:jc w:val="center"/>
-            </w:pPr>
-            <w:r>
-              <w:rPr>
-                <w:rFonts w:ascii="Times New Roman" w:cs="Times New Roman" w:eastAsia="Times New Roman" w:hAnsi="Times New Roman"/>
-                <w:b w:val="false"/>
-                <w:bCs w:val="false"/>
-                <w:i w:val="false"/>
-                <w:iCs w:val="false"/>
-                <w:color w:val="111111"/>
-                <w:sz w:val="18"/>
-                <w:szCs w:val="18"/>
+              <w:spacing w:after="0" w:line="220"/>
+              <w:jc w:val="center"/>
+            </w:pPr>
+            <w:r>
+              <w:rPr>
+                <w:rFonts w:ascii="Times New Roman" w:cs="Times New Roman" w:eastAsia="Times New Roman" w:hAnsi="Times New Roman"/>
+                <w:b w:val="false"/>
+                <w:bCs w:val="false"/>
+                <w:i w:val="false"/>
+                <w:iCs w:val="false"/>
+                <w:color w:val="111111"/>
+                <w:sz w:val="16"/>
+                <w:szCs w:val="16"/>
               </w:rPr>
               <w:t xml:space="preserve">15</w:t>
             </w:r>
@@ -9643,7 +9424,7 @@
           </w:tcPr>
           <w:p>
             <w:pPr>
-              <w:spacing w:after="0" w:line="270"/>
+              <w:spacing w:after="0" w:line="220"/>
               <w:jc w:val="center"/>
             </w:pPr>
             <w:r>
@@ -9654,8 +9435,8 @@
                 <w:i w:val="false"/>
                 <w:iCs w:val="false"/>
                 <w:color w:val="111111"/>
-                <w:sz w:val="18"/>
-                <w:szCs w:val="18"/>
+                <w:sz w:val="16"/>
+                <w:szCs w:val="16"/>
               </w:rPr>
               <w:t xml:space="preserve">8</w:t>
             </w:r>
@@ -9674,18 +9455,18 @@
           </w:tcPr>
           <w:p>
             <w:pPr>
-              <w:spacing w:after="0" w:line="270"/>
-            </w:pPr>
-            <w:r>
-              <w:rPr>
-                <w:rFonts w:ascii="Times New Roman" w:cs="Times New Roman" w:eastAsia="Times New Roman" w:hAnsi="Times New Roman"/>
-                <w:b w:val="false"/>
-                <w:bCs w:val="false"/>
-                <w:i w:val="false"/>
-                <w:iCs w:val="false"/>
-                <w:color w:val="111111"/>
-                <w:sz w:val="17"/>
-                <w:szCs w:val="17"/>
+              <w:spacing w:after="0" w:line="220"/>
+            </w:pPr>
+            <w:r>
+              <w:rPr>
+                <w:rFonts w:ascii="Times New Roman" w:cs="Times New Roman" w:eastAsia="Times New Roman" w:hAnsi="Times New Roman"/>
+                <w:b w:val="false"/>
+                <w:bCs w:val="false"/>
+                <w:i w:val="false"/>
+                <w:iCs w:val="false"/>
+                <w:color w:val="111111"/>
+                <w:sz w:val="15"/>
+                <w:szCs w:val="15"/>
               </w:rPr>
               <w:t xml:space="preserve">ARP.6.3.6.3 — Duyu ve duygularıyla ilgili yazısında içerik oluşturur.</w:t>
             </w:r>
@@ -9704,19 +9485,19 @@
           </w:tcPr>
           <w:p>
             <w:pPr>
-              <w:spacing w:after="0" w:line="270"/>
-              <w:jc w:val="center"/>
-            </w:pPr>
-            <w:r>
-              <w:rPr>
-                <w:rFonts w:ascii="Times New Roman" w:cs="Times New Roman" w:eastAsia="Times New Roman" w:hAnsi="Times New Roman"/>
-                <w:b w:val="false"/>
-                <w:bCs w:val="false"/>
-                <w:i w:val="false"/>
-                <w:iCs w:val="false"/>
-                <w:color w:val="111111"/>
-                <w:sz w:val="17"/>
-                <w:szCs w:val="17"/>
+              <w:spacing w:after="0" w:line="220"/>
+              <w:jc w:val="center"/>
+            </w:pPr>
+            <w:r>
+              <w:rPr>
+                <w:rFonts w:ascii="Times New Roman" w:cs="Times New Roman" w:eastAsia="Times New Roman" w:hAnsi="Times New Roman"/>
+                <w:b w:val="false"/>
+                <w:bCs w:val="false"/>
+                <w:i w:val="false"/>
+                <w:iCs w:val="false"/>
+                <w:color w:val="111111"/>
+                <w:sz w:val="15"/>
+                <w:szCs w:val="15"/>
               </w:rPr>
               <w:t xml:space="preserve">Yazma</w:t>
             </w:r>
@@ -9735,19 +9516,19 @@
           </w:tcPr>
           <w:p>
             <w:pPr>
-              <w:spacing w:after="0" w:line="270"/>
-              <w:jc w:val="center"/>
-            </w:pPr>
-            <w:r>
-              <w:rPr>
-                <w:rFonts w:ascii="Times New Roman" w:cs="Times New Roman" w:eastAsia="Times New Roman" w:hAnsi="Times New Roman"/>
-                <w:b w:val="false"/>
-                <w:bCs w:val="false"/>
-                <w:i w:val="false"/>
-                <w:iCs w:val="false"/>
-                <w:color w:val="111111"/>
-                <w:sz w:val="18"/>
-                <w:szCs w:val="18"/>
+              <w:spacing w:after="0" w:line="220"/>
+              <w:jc w:val="center"/>
+            </w:pPr>
+            <w:r>
+              <w:rPr>
+                <w:rFonts w:ascii="Times New Roman" w:cs="Times New Roman" w:eastAsia="Times New Roman" w:hAnsi="Times New Roman"/>
+                <w:b w:val="false"/>
+                <w:bCs w:val="false"/>
+                <w:i w:val="false"/>
+                <w:iCs w:val="false"/>
+                <w:color w:val="111111"/>
+                <w:sz w:val="16"/>
+                <w:szCs w:val="16"/>
               </w:rPr>
               <w:t xml:space="preserve">15</w:t>
             </w:r>
@@ -9757,7 +9538,7 @@
     </w:tbl>
     <w:p>
       <w:pPr>
-        <w:spacing w:after="60"/>
+        <w:spacing w:after="24"/>
       </w:pPr>
       <w:r>
         <w:rPr>
@@ -9767,8 +9548,8 @@
           <w:i w:val="false"/>
           <w:iCs w:val="false"/>
           <w:color w:val="111111"/>
-          <w:sz w:val="21"/>
-          <w:szCs w:val="21"/>
+          <w:sz w:val="18"/>
+          <w:szCs w:val="18"/>
         </w:rPr>
         <w:t xml:space="preserve"/>
       </w:r>
@@ -9812,44 +9593,26 @@
           </w:tcPr>
           <w:p>
             <w:pPr>
-              <w:spacing w:after="0" w:line="120"/>
-            </w:pPr>
-            <w:r>
-              <w:rPr>
-                <w:rFonts w:ascii="Times New Roman" w:cs="Times New Roman" w:eastAsia="Times New Roman" w:hAnsi="Times New Roman"/>
-                <w:b w:val="false"/>
-                <w:bCs w:val="false"/>
-                <w:i w:val="false"/>
-                <w:iCs w:val="false"/>
-                <w:color w:val="111111"/>
-                <w:sz w:val="6"/>
-                <w:szCs w:val="6"/>
-              </w:rPr>
-              <w:t xml:space="preserve"/>
-            </w:r>
-          </w:p>
-          <w:p>
-            <w:pPr>
-              <w:spacing w:after="25"/>
-              <w:jc w:val="center"/>
-            </w:pPr>
-            <w:r>
-              <w:rPr>
-                <w:rFonts w:ascii="Times New Roman" w:cs="Times New Roman" w:eastAsia="Times New Roman" w:hAnsi="Times New Roman"/>
-                <w:b w:val="false"/>
-                <w:bCs w:val="false"/>
-                <w:i w:val="false"/>
-                <w:iCs w:val="false"/>
-                <w:color w:val="111111"/>
-                <w:sz w:val="19"/>
-                <w:szCs w:val="19"/>
+              <w:spacing w:after="10"/>
+              <w:jc w:val="center"/>
+            </w:pPr>
+            <w:r>
+              <w:rPr>
+                <w:rFonts w:ascii="Times New Roman" w:cs="Times New Roman" w:eastAsia="Times New Roman" w:hAnsi="Times New Roman"/>
+                <w:b w:val="false"/>
+                <w:bCs w:val="false"/>
+                <w:i w:val="false"/>
+                <w:iCs w:val="false"/>
+                <w:color w:val="111111"/>
+                <w:sz w:val="17"/>
+                <w:szCs w:val="17"/>
               </w:rPr>
               <w:t xml:space="preserve">……………………………………</w:t>
             </w:r>
           </w:p>
           <w:p>
             <w:pPr>
-              <w:spacing w:after="8"/>
+              <w:spacing w:after="3"/>
               <w:jc w:val="center"/>
             </w:pPr>
             <w:r>
@@ -9860,8 +9623,8 @@
                 <w:i w:val="false"/>
                 <w:iCs w:val="false"/>
                 <w:color w:val="111111"/>
-                <w:sz w:val="19"/>
-                <w:szCs w:val="19"/>
+                <w:sz w:val="17"/>
+                <w:szCs w:val="17"/>
               </w:rPr>
               <w:t xml:space="preserve">Ders Öğretmeni</w:t>
             </w:r>
@@ -9879,8 +9642,8 @@
                 <w:i w:val="false"/>
                 <w:iCs w:val="false"/>
                 <w:color w:val="55636F"/>
-                <w:sz w:val="17"/>
-                <w:szCs w:val="17"/>
+                <w:sz w:val="15"/>
+                <w:szCs w:val="15"/>
               </w:rPr>
               <w:t xml:space="preserve">Arapça</w:t>
             </w:r>
@@ -9915,34 +9678,34 @@
                 <w:i w:val="false"/>
                 <w:iCs w:val="false"/>
                 <w:color w:val="111111"/>
-                <w:sz w:val="6"/>
-                <w:szCs w:val="6"/>
+                <w:sz w:val="12"/>
+                <w:szCs w:val="12"/>
               </w:rPr>
               <w:t xml:space="preserve"/>
             </w:r>
           </w:p>
           <w:p>
             <w:pPr>
-              <w:spacing w:after="25"/>
-              <w:jc w:val="center"/>
-            </w:pPr>
-            <w:r>
-              <w:rPr>
-                <w:rFonts w:ascii="Times New Roman" w:cs="Times New Roman" w:eastAsia="Times New Roman" w:hAnsi="Times New Roman"/>
-                <w:b w:val="false"/>
-                <w:bCs w:val="false"/>
-                <w:i w:val="false"/>
-                <w:iCs w:val="false"/>
-                <w:color w:val="111111"/>
-                <w:sz w:val="19"/>
-                <w:szCs w:val="19"/>
+              <w:spacing w:after="10"/>
+              <w:jc w:val="center"/>
+            </w:pPr>
+            <w:r>
+              <w:rPr>
+                <w:rFonts w:ascii="Times New Roman" w:cs="Times New Roman" w:eastAsia="Times New Roman" w:hAnsi="Times New Roman"/>
+                <w:b w:val="false"/>
+                <w:bCs w:val="false"/>
+                <w:i w:val="false"/>
+                <w:iCs w:val="false"/>
+                <w:color w:val="111111"/>
+                <w:sz w:val="17"/>
+                <w:szCs w:val="17"/>
               </w:rPr>
               <w:t xml:space="preserve">……………………………………</w:t>
             </w:r>
           </w:p>
           <w:p>
             <w:pPr>
-              <w:spacing w:after="8"/>
+              <w:spacing w:after="3"/>
               <w:jc w:val="center"/>
             </w:pPr>
             <w:r>
@@ -9953,8 +9716,8 @@
                 <w:i w:val="false"/>
                 <w:iCs w:val="false"/>
                 <w:color w:val="111111"/>
-                <w:sz w:val="19"/>
-                <w:szCs w:val="19"/>
+                <w:sz w:val="17"/>
+                <w:szCs w:val="17"/>
               </w:rPr>
               <w:t xml:space="preserve">Okul Müdürü</w:t>
             </w:r>
@@ -9972,8 +9735,8 @@
                 <w:i w:val="false"/>
                 <w:iCs w:val="false"/>
                 <w:color w:val="55636F"/>
-                <w:sz w:val="17"/>
-                <w:szCs w:val="17"/>
+                <w:sz w:val="15"/>
+                <w:szCs w:val="15"/>
               </w:rPr>
               <w:t xml:space="preserve"/>
             </w:r>
@@ -9984,7 +9747,7 @@
     <w:sectPr>
       <w:footerReference w:type="default" r:id="rId7"/>
       <w:pgSz w:w="11906" w:h="16838" w:orient="portrait"/>
-      <w:pgMar w:top="1021" w:right="1021" w:bottom="1021" w:left="1021" w:header="708" w:footer="708" w:gutter="0"/>
+      <w:pgMar w:top="480" w:right="480" w:bottom="480" w:left="480" w:header="454" w:footer="400" w:gutter="0"/>
       <w:pgNumType/>
       <w:docGrid w:linePitch="360"/>
     </w:sectPr>

--- a/dosyalar/sinavlar/6-sinif/arapca-6-2d1y-beceri.docx
+++ b/dosyalar/sinavlar/6-sinif/arapca-6-2d1y-beceri.docx
@@ -504,7 +504,7 @@
                 <w:szCs w:val="28"/>
                 <w:rtl/>
               </w:rPr>
-              <w:t xml:space="preserve">حَوَاسِّي وَمَشَاعِرِي</w:t>
+              <w:t xml:space="preserve">حَوَاسِّي وَمَشَاعِرِي</w:t>
             </w:r>
           </w:p>
           <w:p>
@@ -522,7 +522,7 @@
                 <w:szCs w:val="27"/>
                 <w:rtl/>
               </w:rPr>
-              <w:t xml:space="preserve">أَنَا خَالِدٌ، أَنَا طَالِبٌ فِي الصَّفِّ السَّادِسِ.</w:t>
+              <w:t xml:space="preserve">أَنَا خَالِد، أَنَا طَالِبٌ فِي الصَّفِّ السَّادِسِ.</w:t>
             </w:r>
           </w:p>
           <w:p>
@@ -540,7 +540,7 @@
                 <w:szCs w:val="27"/>
                 <w:rtl/>
               </w:rPr>
-              <w:t xml:space="preserve">أَرَى السَّبُّورَةَ بِعَيْنِي وَأَسْمَعُ الْمُعَلِّمَ بِأُذُنِي.</w:t>
+              <w:t xml:space="preserve">أَرَى السَّبُّورَةَ بِعَيْنِي وَأَسْمَعُ المُعَلِّمَ بِأُذُنِي.</w:t>
             </w:r>
           </w:p>
           <w:p>
@@ -558,7 +558,7 @@
                 <w:szCs w:val="27"/>
                 <w:rtl/>
               </w:rPr>
-              <w:t xml:space="preserve">أَشُمُّ الطَّعَامَ بِأَنْفِي وَأَلْمَسُ الْكِتَابَ بِيَدِي.</w:t>
+              <w:t xml:space="preserve">أَشُمُّ الطَّعَامَ بِأَنْفِي وَأَلْمَسُ الكِتَابَ بِيَدِي.</w:t>
             </w:r>
           </w:p>
           <w:p>
@@ -576,7 +576,7 @@
                 <w:szCs w:val="27"/>
                 <w:rtl/>
               </w:rPr>
-              <w:t xml:space="preserve">أَمْشِي بِقَدَمِي إِلَى الْمَدْرَسَةِ كُلَّ يَوْمٍ.</w:t>
+              <w:t xml:space="preserve">أَمْشِي بِقَدَمِي إِلَى المَدْرَسَةِ كُلَّ يَوْمٍ.</w:t>
             </w:r>
           </w:p>
           <w:p>
@@ -594,7 +594,7 @@
                 <w:szCs w:val="27"/>
                 <w:rtl/>
               </w:rPr>
-              <w:t xml:space="preserve">الْيَوْمَ أَنَا سَعِيدٌ، وَلَكِنَّ أَخِي مُتْعَبٌ.</w:t>
+              <w:t xml:space="preserve">اليَوْمَ أَنَا سَعِيدٌ، وَلَكِنَّ أَخِي مُتْعَبٌ.</w:t>
             </w:r>
           </w:p>
           <w:p>
@@ -612,7 +612,7 @@
                 <w:szCs w:val="27"/>
                 <w:rtl/>
               </w:rPr>
-              <w:t xml:space="preserve">أَمْسِ كُنْتُ قَلِقًا مِنَ الِامْتِحَانِ، وَالْيَوْمَ أَنَا مُمْتَازٌ.</w:t>
+              <w:t xml:space="preserve">أَمْسِ كُنْتُ قَلِقًا مِن الامْتِحَانِ، وَالْيَوْمَ أَنَا مُمْتَازٌ.</w:t>
             </w:r>
           </w:p>
         </w:tc>
@@ -666,7 +666,7 @@
           <w:szCs w:val="25"/>
           <w:rtl/>
         </w:rPr>
-        <w:t xml:space="preserve">بِمَاذَا يَرَى خَالِدٌ؟</w:t>
+        <w:t xml:space="preserve">بِمَاذَا يَرَى خَالِد؟</w:t>
       </w:r>
     </w:p>
     <w:tbl>
@@ -922,7 +922,7 @@
           <w:szCs w:val="25"/>
           <w:rtl/>
         </w:rPr>
-        <w:t xml:space="preserve">كَيْفَ يَشْعُرُ خَالِدٌ الْيَوْمَ؟</w:t>
+        <w:t xml:space="preserve">كَيْف يَشْعُرُ خَالِد اليَوْمَ؟</w:t>
       </w:r>
     </w:p>
     <w:tbl>
@@ -1178,7 +1178,7 @@
           <w:szCs w:val="25"/>
           <w:rtl/>
         </w:rPr>
-        <w:t xml:space="preserve">بِمَاذَا يَمْشِي خَالِدٌ إِلَى الْمَدْرَسَةِ؟</w:t>
+        <w:t xml:space="preserve">بِمَاذَا يَمْشِي خَالِد إِلَى المَدْرَسَةِ؟</w:t>
       </w:r>
     </w:p>
     <w:tbl>
@@ -1743,7 +1743,7 @@
                 <w:szCs w:val="25"/>
                 <w:rtl/>
               </w:rPr>
-              <w:t xml:space="preserve">سَارَةُ سَعِيدَةٌ الْيَوْمَ.</w:t>
+              <w:t xml:space="preserve">سَارَةُ سَعِيدَةٌ اليَوْمَ.</w:t>
             </w:r>
           </w:p>
         </w:tc>
@@ -1851,7 +1851,7 @@
                 <w:szCs w:val="25"/>
                 <w:rtl/>
               </w:rPr>
-              <w:t xml:space="preserve">تَسْمَعُ سَارَةُ الدَّرْسَ بِعَيْنِهَا.</w:t>
+              <w:t xml:space="preserve">تَسْمَعُ سَارَةُ الدَّرْسَ بِعَيْنِهَا.</w:t>
             </w:r>
           </w:p>
         </w:tc>
@@ -2067,7 +2067,7 @@
                 <w:szCs w:val="25"/>
                 <w:rtl/>
               </w:rPr>
-              <w:t xml:space="preserve">أُمُّ سَارَةَ قَلِقَةٌ.</w:t>
+              <w:t xml:space="preserve">أُمُّ سَارَةَ قَلِقَةٌ.</w:t>
             </w:r>
           </w:p>
         </w:tc>
@@ -2175,7 +2175,7 @@
                 <w:szCs w:val="25"/>
                 <w:rtl/>
               </w:rPr>
-              <w:t xml:space="preserve">سَارَةُ حَزِينَةٌ الْآنَ.</w:t>
+              <w:t xml:space="preserve">سَارَةُ حَزِينَةٌ الآنَ.</w:t>
             </w:r>
           </w:p>
         </w:tc>
@@ -2548,7 +2548,7 @@
                 <w:szCs w:val="25"/>
                 <w:rtl/>
               </w:rPr>
-              <w:t xml:space="preserve">أَشُمُّ بِأَنْفِي.</w:t>
+              <w:t xml:space="preserve">أَشُمُّ بِأَنْفِي.</w:t>
             </w:r>
           </w:p>
         </w:tc>
@@ -2933,7 +2933,7 @@
                 <w:szCs w:val="25"/>
                 <w:rtl/>
               </w:rPr>
-              <w:t xml:space="preserve">مَاذَا تَشْعُرُ الْيَوْمَ؟</w:t>
+              <w:t xml:space="preserve">مَاذَا تَشْعُرُ اليَوْمَ؟</w:t>
             </w:r>
           </w:p>
         </w:tc>
@@ -2988,7 +2988,7 @@
                 <w:szCs w:val="25"/>
                 <w:rtl/>
               </w:rPr>
-              <w:t xml:space="preserve">أَيْنَ أَنْتَ؟</w:t>
+              <w:t xml:space="preserve">أَيْن أَنْتَ؟</w:t>
             </w:r>
           </w:p>
         </w:tc>
@@ -4312,7 +4312,7 @@
                 <w:szCs w:val="25"/>
                 <w:rtl/>
               </w:rPr>
-              <w:t xml:space="preserve">مَاذَا تَشْعُرُ الْيَوْمَ؟</w:t>
+              <w:t xml:space="preserve">مَاذَا تَشْعُرُ اليَوْمَ؟</w:t>
             </w:r>
           </w:p>
         </w:tc>
@@ -4741,7 +4741,7 @@
                 <w:szCs w:val="25"/>
                 <w:rtl/>
               </w:rPr>
-              <w:t xml:space="preserve">أَرَى السَّبُّورَةَ ……………………… .</w:t>
+              <w:t xml:space="preserve">أَرَى السَّبُّورَةَ ……………………… .</w:t>
             </w:r>
           </w:p>
         </w:tc>
@@ -4813,7 +4813,7 @@
                 <w:szCs w:val="25"/>
                 <w:rtl/>
               </w:rPr>
-              <w:t xml:space="preserve">أَسْمَعُ الْمُعَلِّمَ ……………………… .</w:t>
+              <w:t xml:space="preserve">أَسْمَعُ المُعَلِّمَ ……………………… .</w:t>
             </w:r>
           </w:p>
         </w:tc>
@@ -4885,7 +4885,7 @@
                 <w:szCs w:val="25"/>
                 <w:rtl/>
               </w:rPr>
-              <w:t xml:space="preserve">أَشُمُّ الطَّعَامَ ……………………… .</w:t>
+              <w:t xml:space="preserve">أَشُمُّ الطَّعَامَ ……………………… .</w:t>
             </w:r>
           </w:p>
         </w:tc>
@@ -4957,7 +4957,7 @@
                 <w:szCs w:val="25"/>
                 <w:rtl/>
               </w:rPr>
-              <w:t xml:space="preserve">أَمْشِي إِلَى الْمَدْرَسَةِ ……………………… .</w:t>
+              <w:t xml:space="preserve">أَمْشِي إِلَى المَدْرَسَةِ ……………………… .</w:t>
             </w:r>
           </w:p>
         </w:tc>
@@ -5029,7 +5029,7 @@
                 <w:szCs w:val="25"/>
                 <w:rtl/>
               </w:rPr>
-              <w:t xml:space="preserve">خَالِدٌ ……………………… الْيَوْمَ.</w:t>
+              <w:t xml:space="preserve">خَالِد ……………………… اليَوْمَ.</w:t>
             </w:r>
           </w:p>
         </w:tc>
@@ -5298,7 +5298,7 @@
                 <w:szCs w:val="27"/>
                 <w:rtl/>
               </w:rPr>
-              <w:t xml:space="preserve">اَلْعَيْنُ</w:t>
+              <w:t xml:space="preserve">اَلعَيْنُ</w:t>
             </w:r>
           </w:p>
         </w:tc>
@@ -5394,7 +5394,7 @@
                 <w:szCs w:val="27"/>
                 <w:rtl/>
               </w:rPr>
-              <w:t xml:space="preserve">اَلْأُذُنُ</w:t>
+              <w:t xml:space="preserve">اَلأُذُنُ</w:t>
             </w:r>
           </w:p>
         </w:tc>
@@ -5490,7 +5490,7 @@
                 <w:szCs w:val="27"/>
                 <w:rtl/>
               </w:rPr>
-              <w:t xml:space="preserve">اَلْأَنْفُ</w:t>
+              <w:t xml:space="preserve">اَلأَنْفُ</w:t>
             </w:r>
           </w:p>
         </w:tc>
@@ -5586,7 +5586,7 @@
                 <w:szCs w:val="27"/>
                 <w:rtl/>
               </w:rPr>
-              <w:t xml:space="preserve">اَلْقَدَمُ</w:t>
+              <w:t xml:space="preserve">اَلقَدَمُ</w:t>
             </w:r>
           </w:p>
         </w:tc>
@@ -5682,7 +5682,7 @@
                 <w:szCs w:val="27"/>
                 <w:rtl/>
               </w:rPr>
-              <w:t xml:space="preserve">اَلْيَدُ</w:t>
+              <w:t xml:space="preserve">اَليَدُ</w:t>
             </w:r>
           </w:p>
         </w:tc>
@@ -6547,7 +6547,7 @@
                 <w:szCs w:val="27"/>
                 <w:rtl/>
               </w:rPr>
-              <w:t xml:space="preserve">أَرَى   —   أَسْمَعُ   —   أَشُمُّ   —   أَلْمَسُ   —   أَمْشِي   —   سَعِيدٌ   —   مُتْعَبٌ</w:t>
+              <w:t xml:space="preserve">أَرَى   —   أَسْمَعُ   —   أَشُمُّ   —   أَلْمَسُ   —   أَمْشِي   —   سَعِيدٌ   —   مُتْعَبٌ</w:t>
             </w:r>
           </w:p>
         </w:tc>
@@ -6987,7 +6987,7 @@
                 <w:sz w:val="17"/>
                 <w:szCs w:val="17"/>
               </w:rPr>
-              <w:t xml:space="preserve">d) Örnek: أَنَا سَعِيدٌ الْيَوْمَ. (3 puan)</w:t>
+              <w:t xml:space="preserve">d) Örnek: أَنَا سَعِيدٌ اليَوْمَ. (3 puan)</w:t>
             </w:r>
           </w:p>
         </w:tc>
@@ -7099,7 +7099,7 @@
                 <w:sz w:val="17"/>
                 <w:szCs w:val="17"/>
               </w:rPr>
-              <w:t xml:space="preserve">أَنَا سَارَةُ. الْيَوْمَ أَنَا سَعِيدَةٌ. أَرَى الْمُعَلِّمَةَ بِعَيْنِي وَأَسْمَعُ الدَّرْسَ بِأُذُنِي. أَخِي مُتْعَبٌ لِأَنَّهُ لَعِبَ كَثِيرًا. وَأُمِّي قَلِقَةٌ عَلَيْهِ.</w:t>
+              <w:t xml:space="preserve">أَنَا سَارَةُ. اليَوْمَ أَنَا سَعِيدَةٌ. أَرَى المُعَلِّمَةَ بِعَيْنِي وَأَسْمَعُ الدَّرْسَ بِأُذُنِي. أَخِي مُتْعَبٌ لِأَنَّهُ لَعِبَ كَثِيرًا. وَأُمِّي قَلِقَةٌ عَلَيْهِ.</w:t>
             </w:r>
           </w:p>
           <w:p>
@@ -7587,7 +7587,7 @@
                 <w:szCs w:val="25"/>
                 <w:rtl/>
               </w:rPr>
-              <w:t xml:space="preserve">هُوَ فِي الصَّفِّ السَّادِسِ. · يَرَى بِعَيْنِهِ.</w:t>
+              <w:t xml:space="preserve">هُوَ فِي الصَّفِّ السَّادِسِ. · يَرَى بِعَيْنِهِ.</w:t>
             </w:r>
           </w:p>
           <w:p>
@@ -7623,7 +7623,7 @@
                 <w:szCs w:val="25"/>
                 <w:rtl/>
               </w:rPr>
-              <w:t xml:space="preserve">هُوَ سَعِيدٌ الْيَوْمَ.</w:t>
+              <w:t xml:space="preserve">هُوَ سَعِيدٌ اليَوْمَ.</w:t>
             </w:r>
           </w:p>
         </w:tc>

--- a/dosyalar/sinavlar/6-sinif/arapca-6-2d1y-beceri.docx
+++ b/dosyalar/sinavlar/6-sinif/arapca-6-2d1y-beceri.docx
@@ -496,7 +496,7 @@
             </w:pPr>
             <w:r>
               <w:rPr>
-                <w:rFonts w:ascii="Markazi Text" w:cs="Markazi Text" w:eastAsia="Markazi Text" w:hAnsi="Markazi Text"/>
+                <w:rFonts w:ascii="Arakom" w:cs="Arakom" w:eastAsia="Arakom" w:hAnsi="Arakom"/>
                 <w:b/>
                 <w:bCs/>
                 <w:color w:val="111111"/>
@@ -514,7 +514,7 @@
             </w:pPr>
             <w:r>
               <w:rPr>
-                <w:rFonts w:ascii="Markazi Text" w:cs="Markazi Text" w:eastAsia="Markazi Text" w:hAnsi="Markazi Text"/>
+                <w:rFonts w:ascii="Arakom" w:cs="Arakom" w:eastAsia="Arakom" w:hAnsi="Arakom"/>
                 <w:b w:val="false"/>
                 <w:bCs w:val="false"/>
                 <w:color w:val="111111"/>
@@ -532,7 +532,7 @@
             </w:pPr>
             <w:r>
               <w:rPr>
-                <w:rFonts w:ascii="Markazi Text" w:cs="Markazi Text" w:eastAsia="Markazi Text" w:hAnsi="Markazi Text"/>
+                <w:rFonts w:ascii="Arakom" w:cs="Arakom" w:eastAsia="Arakom" w:hAnsi="Arakom"/>
                 <w:b w:val="false"/>
                 <w:bCs w:val="false"/>
                 <w:color w:val="111111"/>
@@ -550,7 +550,7 @@
             </w:pPr>
             <w:r>
               <w:rPr>
-                <w:rFonts w:ascii="Markazi Text" w:cs="Markazi Text" w:eastAsia="Markazi Text" w:hAnsi="Markazi Text"/>
+                <w:rFonts w:ascii="Arakom" w:cs="Arakom" w:eastAsia="Arakom" w:hAnsi="Arakom"/>
                 <w:b w:val="false"/>
                 <w:bCs w:val="false"/>
                 <w:color w:val="111111"/>
@@ -568,7 +568,7 @@
             </w:pPr>
             <w:r>
               <w:rPr>
-                <w:rFonts w:ascii="Markazi Text" w:cs="Markazi Text" w:eastAsia="Markazi Text" w:hAnsi="Markazi Text"/>
+                <w:rFonts w:ascii="Arakom" w:cs="Arakom" w:eastAsia="Arakom" w:hAnsi="Arakom"/>
                 <w:b w:val="false"/>
                 <w:bCs w:val="false"/>
                 <w:color w:val="111111"/>
@@ -586,7 +586,7 @@
             </w:pPr>
             <w:r>
               <w:rPr>
-                <w:rFonts w:ascii="Markazi Text" w:cs="Markazi Text" w:eastAsia="Markazi Text" w:hAnsi="Markazi Text"/>
+                <w:rFonts w:ascii="Arakom" w:cs="Arakom" w:eastAsia="Arakom" w:hAnsi="Arakom"/>
                 <w:b w:val="false"/>
                 <w:bCs w:val="false"/>
                 <w:color w:val="111111"/>
@@ -604,7 +604,7 @@
             </w:pPr>
             <w:r>
               <w:rPr>
-                <w:rFonts w:ascii="Markazi Text" w:cs="Markazi Text" w:eastAsia="Markazi Text" w:hAnsi="Markazi Text"/>
+                <w:rFonts w:ascii="Arakom" w:cs="Arakom" w:eastAsia="Arakom" w:hAnsi="Arakom"/>
                 <w:b w:val="false"/>
                 <w:bCs w:val="false"/>
                 <w:color w:val="111111"/>
@@ -658,7 +658,7 @@
       </w:r>
       <w:r>
         <w:rPr>
-          <w:rFonts w:ascii="Markazi Text" w:cs="Markazi Text" w:eastAsia="Markazi Text" w:hAnsi="Markazi Text"/>
+          <w:rFonts w:ascii="Arakom" w:cs="Arakom" w:eastAsia="Arakom" w:hAnsi="Arakom"/>
           <w:b w:val="false"/>
           <w:bCs w:val="false"/>
           <w:color w:val="111111"/>
@@ -726,7 +726,7 @@
             </w:r>
             <w:r>
               <w:rPr>
-                <w:rFonts w:ascii="Markazi Text" w:cs="Markazi Text" w:eastAsia="Markazi Text" w:hAnsi="Markazi Text"/>
+                <w:rFonts w:ascii="Arakom" w:cs="Arakom" w:eastAsia="Arakom" w:hAnsi="Arakom"/>
                 <w:b w:val="false"/>
                 <w:bCs w:val="false"/>
                 <w:color w:val="111111"/>
@@ -775,7 +775,7 @@
             </w:r>
             <w:r>
               <w:rPr>
-                <w:rFonts w:ascii="Markazi Text" w:cs="Markazi Text" w:eastAsia="Markazi Text" w:hAnsi="Markazi Text"/>
+                <w:rFonts w:ascii="Arakom" w:cs="Arakom" w:eastAsia="Arakom" w:hAnsi="Arakom"/>
                 <w:b w:val="false"/>
                 <w:bCs w:val="false"/>
                 <w:color w:val="111111"/>
@@ -829,7 +829,7 @@
             </w:r>
             <w:r>
               <w:rPr>
-                <w:rFonts w:ascii="Markazi Text" w:cs="Markazi Text" w:eastAsia="Markazi Text" w:hAnsi="Markazi Text"/>
+                <w:rFonts w:ascii="Arakom" w:cs="Arakom" w:eastAsia="Arakom" w:hAnsi="Arakom"/>
                 <w:b w:val="false"/>
                 <w:bCs w:val="false"/>
                 <w:color w:val="111111"/>
@@ -878,7 +878,7 @@
             </w:r>
             <w:r>
               <w:rPr>
-                <w:rFonts w:ascii="Markazi Text" w:cs="Markazi Text" w:eastAsia="Markazi Text" w:hAnsi="Markazi Text"/>
+                <w:rFonts w:ascii="Arakom" w:cs="Arakom" w:eastAsia="Arakom" w:hAnsi="Arakom"/>
                 <w:b w:val="false"/>
                 <w:bCs w:val="false"/>
                 <w:color w:val="111111"/>
@@ -914,7 +914,7 @@
       </w:r>
       <w:r>
         <w:rPr>
-          <w:rFonts w:ascii="Markazi Text" w:cs="Markazi Text" w:eastAsia="Markazi Text" w:hAnsi="Markazi Text"/>
+          <w:rFonts w:ascii="Arakom" w:cs="Arakom" w:eastAsia="Arakom" w:hAnsi="Arakom"/>
           <w:b w:val="false"/>
           <w:bCs w:val="false"/>
           <w:color w:val="111111"/>
@@ -982,7 +982,7 @@
             </w:r>
             <w:r>
               <w:rPr>
-                <w:rFonts w:ascii="Markazi Text" w:cs="Markazi Text" w:eastAsia="Markazi Text" w:hAnsi="Markazi Text"/>
+                <w:rFonts w:ascii="Arakom" w:cs="Arakom" w:eastAsia="Arakom" w:hAnsi="Arakom"/>
                 <w:b w:val="false"/>
                 <w:bCs w:val="false"/>
                 <w:color w:val="111111"/>
@@ -1031,7 +1031,7 @@
             </w:r>
             <w:r>
               <w:rPr>
-                <w:rFonts w:ascii="Markazi Text" w:cs="Markazi Text" w:eastAsia="Markazi Text" w:hAnsi="Markazi Text"/>
+                <w:rFonts w:ascii="Arakom" w:cs="Arakom" w:eastAsia="Arakom" w:hAnsi="Arakom"/>
                 <w:b w:val="false"/>
                 <w:bCs w:val="false"/>
                 <w:color w:val="111111"/>
@@ -1085,7 +1085,7 @@
             </w:r>
             <w:r>
               <w:rPr>
-                <w:rFonts w:ascii="Markazi Text" w:cs="Markazi Text" w:eastAsia="Markazi Text" w:hAnsi="Markazi Text"/>
+                <w:rFonts w:ascii="Arakom" w:cs="Arakom" w:eastAsia="Arakom" w:hAnsi="Arakom"/>
                 <w:b w:val="false"/>
                 <w:bCs w:val="false"/>
                 <w:color w:val="111111"/>
@@ -1134,7 +1134,7 @@
             </w:r>
             <w:r>
               <w:rPr>
-                <w:rFonts w:ascii="Markazi Text" w:cs="Markazi Text" w:eastAsia="Markazi Text" w:hAnsi="Markazi Text"/>
+                <w:rFonts w:ascii="Arakom" w:cs="Arakom" w:eastAsia="Arakom" w:hAnsi="Arakom"/>
                 <w:b w:val="false"/>
                 <w:bCs w:val="false"/>
                 <w:color w:val="111111"/>
@@ -1170,7 +1170,7 @@
       </w:r>
       <w:r>
         <w:rPr>
-          <w:rFonts w:ascii="Markazi Text" w:cs="Markazi Text" w:eastAsia="Markazi Text" w:hAnsi="Markazi Text"/>
+          <w:rFonts w:ascii="Arakom" w:cs="Arakom" w:eastAsia="Arakom" w:hAnsi="Arakom"/>
           <w:b w:val="false"/>
           <w:bCs w:val="false"/>
           <w:color w:val="111111"/>
@@ -1238,7 +1238,7 @@
             </w:r>
             <w:r>
               <w:rPr>
-                <w:rFonts w:ascii="Markazi Text" w:cs="Markazi Text" w:eastAsia="Markazi Text" w:hAnsi="Markazi Text"/>
+                <w:rFonts w:ascii="Arakom" w:cs="Arakom" w:eastAsia="Arakom" w:hAnsi="Arakom"/>
                 <w:b w:val="false"/>
                 <w:bCs w:val="false"/>
                 <w:color w:val="111111"/>
@@ -1287,7 +1287,7 @@
             </w:r>
             <w:r>
               <w:rPr>
-                <w:rFonts w:ascii="Markazi Text" w:cs="Markazi Text" w:eastAsia="Markazi Text" w:hAnsi="Markazi Text"/>
+                <w:rFonts w:ascii="Arakom" w:cs="Arakom" w:eastAsia="Arakom" w:hAnsi="Arakom"/>
                 <w:b w:val="false"/>
                 <w:bCs w:val="false"/>
                 <w:color w:val="111111"/>
@@ -1341,7 +1341,7 @@
             </w:r>
             <w:r>
               <w:rPr>
-                <w:rFonts w:ascii="Markazi Text" w:cs="Markazi Text" w:eastAsia="Markazi Text" w:hAnsi="Markazi Text"/>
+                <w:rFonts w:ascii="Arakom" w:cs="Arakom" w:eastAsia="Arakom" w:hAnsi="Arakom"/>
                 <w:b w:val="false"/>
                 <w:bCs w:val="false"/>
                 <w:color w:val="111111"/>
@@ -1390,7 +1390,7 @@
             </w:r>
             <w:r>
               <w:rPr>
-                <w:rFonts w:ascii="Markazi Text" w:cs="Markazi Text" w:eastAsia="Markazi Text" w:hAnsi="Markazi Text"/>
+                <w:rFonts w:ascii="Arakom" w:cs="Arakom" w:eastAsia="Arakom" w:hAnsi="Arakom"/>
                 <w:b w:val="false"/>
                 <w:bCs w:val="false"/>
                 <w:color w:val="111111"/>
@@ -1735,7 +1735,7 @@
             </w:pPr>
             <w:r>
               <w:rPr>
-                <w:rFonts w:ascii="Markazi Text" w:cs="Markazi Text" w:eastAsia="Markazi Text" w:hAnsi="Markazi Text"/>
+                <w:rFonts w:ascii="Arakom" w:cs="Arakom" w:eastAsia="Arakom" w:hAnsi="Arakom"/>
                 <w:b w:val="false"/>
                 <w:bCs w:val="false"/>
                 <w:color w:val="111111"/>
@@ -1843,7 +1843,7 @@
             </w:pPr>
             <w:r>
               <w:rPr>
-                <w:rFonts w:ascii="Markazi Text" w:cs="Markazi Text" w:eastAsia="Markazi Text" w:hAnsi="Markazi Text"/>
+                <w:rFonts w:ascii="Arakom" w:cs="Arakom" w:eastAsia="Arakom" w:hAnsi="Arakom"/>
                 <w:b w:val="false"/>
                 <w:bCs w:val="false"/>
                 <w:color w:val="111111"/>
@@ -1951,7 +1951,7 @@
             </w:pPr>
             <w:r>
               <w:rPr>
-                <w:rFonts w:ascii="Markazi Text" w:cs="Markazi Text" w:eastAsia="Markazi Text" w:hAnsi="Markazi Text"/>
+                <w:rFonts w:ascii="Arakom" w:cs="Arakom" w:eastAsia="Arakom" w:hAnsi="Arakom"/>
                 <w:b w:val="false"/>
                 <w:bCs w:val="false"/>
                 <w:color w:val="111111"/>
@@ -2059,7 +2059,7 @@
             </w:pPr>
             <w:r>
               <w:rPr>
-                <w:rFonts w:ascii="Markazi Text" w:cs="Markazi Text" w:eastAsia="Markazi Text" w:hAnsi="Markazi Text"/>
+                <w:rFonts w:ascii="Arakom" w:cs="Arakom" w:eastAsia="Arakom" w:hAnsi="Arakom"/>
                 <w:b w:val="false"/>
                 <w:bCs w:val="false"/>
                 <w:color w:val="111111"/>
@@ -2167,7 +2167,7 @@
             </w:pPr>
             <w:r>
               <w:rPr>
-                <w:rFonts w:ascii="Markazi Text" w:cs="Markazi Text" w:eastAsia="Markazi Text" w:hAnsi="Markazi Text"/>
+                <w:rFonts w:ascii="Arakom" w:cs="Arakom" w:eastAsia="Arakom" w:hAnsi="Arakom"/>
                 <w:b w:val="false"/>
                 <w:bCs w:val="false"/>
                 <w:color w:val="111111"/>
@@ -2385,7 +2385,7 @@
             </w:r>
             <w:r>
               <w:rPr>
-                <w:rFonts w:ascii="Markazi Text" w:cs="Markazi Text" w:eastAsia="Markazi Text" w:hAnsi="Markazi Text"/>
+                <w:rFonts w:ascii="Arakom" w:cs="Arakom" w:eastAsia="Arakom" w:hAnsi="Arakom"/>
                 <w:b w:val="false"/>
                 <w:bCs w:val="false"/>
                 <w:color w:val="111111"/>
@@ -2435,7 +2435,7 @@
             </w:r>
             <w:r>
               <w:rPr>
-                <w:rFonts w:ascii="Markazi Text" w:cs="Markazi Text" w:eastAsia="Markazi Text" w:hAnsi="Markazi Text"/>
+                <w:rFonts w:ascii="Arakom" w:cs="Arakom" w:eastAsia="Arakom" w:hAnsi="Arakom"/>
                 <w:b w:val="false"/>
                 <w:bCs w:val="false"/>
                 <w:color w:val="111111"/>
@@ -2490,7 +2490,7 @@
             </w:r>
             <w:r>
               <w:rPr>
-                <w:rFonts w:ascii="Markazi Text" w:cs="Markazi Text" w:eastAsia="Markazi Text" w:hAnsi="Markazi Text"/>
+                <w:rFonts w:ascii="Arakom" w:cs="Arakom" w:eastAsia="Arakom" w:hAnsi="Arakom"/>
                 <w:b w:val="false"/>
                 <w:bCs w:val="false"/>
                 <w:color w:val="111111"/>
@@ -2540,7 +2540,7 @@
             </w:r>
             <w:r>
               <w:rPr>
-                <w:rFonts w:ascii="Markazi Text" w:cs="Markazi Text" w:eastAsia="Markazi Text" w:hAnsi="Markazi Text"/>
+                <w:rFonts w:ascii="Arakom" w:cs="Arakom" w:eastAsia="Arakom" w:hAnsi="Arakom"/>
                 <w:b w:val="false"/>
                 <w:bCs w:val="false"/>
                 <w:color w:val="111111"/>
@@ -2875,7 +2875,7 @@
             </w:r>
             <w:r>
               <w:rPr>
-                <w:rFonts w:ascii="Markazi Text" w:cs="Markazi Text" w:eastAsia="Markazi Text" w:hAnsi="Markazi Text"/>
+                <w:rFonts w:ascii="Arakom" w:cs="Arakom" w:eastAsia="Arakom" w:hAnsi="Arakom"/>
                 <w:b w:val="false"/>
                 <w:bCs w:val="false"/>
                 <w:color w:val="111111"/>
@@ -2925,7 +2925,7 @@
             </w:r>
             <w:r>
               <w:rPr>
-                <w:rFonts w:ascii="Markazi Text" w:cs="Markazi Text" w:eastAsia="Markazi Text" w:hAnsi="Markazi Text"/>
+                <w:rFonts w:ascii="Arakom" w:cs="Arakom" w:eastAsia="Arakom" w:hAnsi="Arakom"/>
                 <w:b w:val="false"/>
                 <w:bCs w:val="false"/>
                 <w:color w:val="111111"/>
@@ -2980,7 +2980,7 @@
             </w:r>
             <w:r>
               <w:rPr>
-                <w:rFonts w:ascii="Markazi Text" w:cs="Markazi Text" w:eastAsia="Markazi Text" w:hAnsi="Markazi Text"/>
+                <w:rFonts w:ascii="Arakom" w:cs="Arakom" w:eastAsia="Arakom" w:hAnsi="Arakom"/>
                 <w:b w:val="false"/>
                 <w:bCs w:val="false"/>
                 <w:color w:val="111111"/>
@@ -3030,7 +3030,7 @@
             </w:r>
             <w:r>
               <w:rPr>
-                <w:rFonts w:ascii="Markazi Text" w:cs="Markazi Text" w:eastAsia="Markazi Text" w:hAnsi="Markazi Text"/>
+                <w:rFonts w:ascii="Arakom" w:cs="Arakom" w:eastAsia="Arakom" w:hAnsi="Arakom"/>
                 <w:b w:val="false"/>
                 <w:bCs w:val="false"/>
                 <w:color w:val="111111"/>
@@ -3365,7 +3365,7 @@
             </w:r>
             <w:r>
               <w:rPr>
-                <w:rFonts w:ascii="Markazi Text" w:cs="Markazi Text" w:eastAsia="Markazi Text" w:hAnsi="Markazi Text"/>
+                <w:rFonts w:ascii="Arakom" w:cs="Arakom" w:eastAsia="Arakom" w:hAnsi="Arakom"/>
                 <w:b w:val="false"/>
                 <w:bCs w:val="false"/>
                 <w:color w:val="111111"/>
@@ -3415,7 +3415,7 @@
             </w:r>
             <w:r>
               <w:rPr>
-                <w:rFonts w:ascii="Markazi Text" w:cs="Markazi Text" w:eastAsia="Markazi Text" w:hAnsi="Markazi Text"/>
+                <w:rFonts w:ascii="Arakom" w:cs="Arakom" w:eastAsia="Arakom" w:hAnsi="Arakom"/>
                 <w:b w:val="false"/>
                 <w:bCs w:val="false"/>
                 <w:color w:val="111111"/>
@@ -3470,7 +3470,7 @@
             </w:r>
             <w:r>
               <w:rPr>
-                <w:rFonts w:ascii="Markazi Text" w:cs="Markazi Text" w:eastAsia="Markazi Text" w:hAnsi="Markazi Text"/>
+                <w:rFonts w:ascii="Arakom" w:cs="Arakom" w:eastAsia="Arakom" w:hAnsi="Arakom"/>
                 <w:b w:val="false"/>
                 <w:bCs w:val="false"/>
                 <w:color w:val="111111"/>
@@ -3520,7 +3520,7 @@
             </w:r>
             <w:r>
               <w:rPr>
-                <w:rFonts w:ascii="Markazi Text" w:cs="Markazi Text" w:eastAsia="Markazi Text" w:hAnsi="Markazi Text"/>
+                <w:rFonts w:ascii="Arakom" w:cs="Arakom" w:eastAsia="Arakom" w:hAnsi="Arakom"/>
                 <w:b w:val="false"/>
                 <w:bCs w:val="false"/>
                 <w:color w:val="111111"/>
@@ -3794,7 +3794,7 @@
             </w:pPr>
             <w:r>
               <w:rPr>
-                <w:rFonts w:ascii="Markazi Text" w:cs="Markazi Text" w:eastAsia="Markazi Text" w:hAnsi="Markazi Text"/>
+                <w:rFonts w:ascii="Arakom" w:cs="Arakom" w:eastAsia="Arakom" w:hAnsi="Arakom"/>
                 <w:b w:val="false"/>
                 <w:bCs w:val="false"/>
                 <w:color w:val="111111"/>
@@ -3964,7 +3964,7 @@
             </w:pPr>
             <w:r>
               <w:rPr>
-                <w:rFonts w:ascii="Markazi Text" w:cs="Markazi Text" w:eastAsia="Markazi Text" w:hAnsi="Markazi Text"/>
+                <w:rFonts w:ascii="Arakom" w:cs="Arakom" w:eastAsia="Arakom" w:hAnsi="Arakom"/>
                 <w:b w:val="false"/>
                 <w:bCs w:val="false"/>
                 <w:color w:val="111111"/>
@@ -4134,7 +4134,7 @@
             </w:pPr>
             <w:r>
               <w:rPr>
-                <w:rFonts w:ascii="Markazi Text" w:cs="Markazi Text" w:eastAsia="Markazi Text" w:hAnsi="Markazi Text"/>
+                <w:rFonts w:ascii="Arakom" w:cs="Arakom" w:eastAsia="Arakom" w:hAnsi="Arakom"/>
                 <w:b w:val="false"/>
                 <w:bCs w:val="false"/>
                 <w:color w:val="111111"/>
@@ -4304,7 +4304,7 @@
             </w:pPr>
             <w:r>
               <w:rPr>
-                <w:rFonts w:ascii="Markazi Text" w:cs="Markazi Text" w:eastAsia="Markazi Text" w:hAnsi="Markazi Text"/>
+                <w:rFonts w:ascii="Arakom" w:cs="Arakom" w:eastAsia="Arakom" w:hAnsi="Arakom"/>
                 <w:b w:val="false"/>
                 <w:bCs w:val="false"/>
                 <w:color w:val="111111"/>
@@ -4474,7 +4474,7 @@
             </w:pPr>
             <w:r>
               <w:rPr>
-                <w:rFonts w:ascii="Markazi Text" w:cs="Markazi Text" w:eastAsia="Markazi Text" w:hAnsi="Markazi Text"/>
+                <w:rFonts w:ascii="Arakom" w:cs="Arakom" w:eastAsia="Arakom" w:hAnsi="Arakom"/>
                 <w:b w:val="false"/>
                 <w:bCs w:val="false"/>
                 <w:color w:val="111111"/>
@@ -4626,7 +4626,7 @@
             </w:pPr>
             <w:r>
               <w:rPr>
-                <w:rFonts w:ascii="Markazi Text" w:cs="Markazi Text" w:eastAsia="Markazi Text" w:hAnsi="Markazi Text"/>
+                <w:rFonts w:ascii="Arakom" w:cs="Arakom" w:eastAsia="Arakom" w:hAnsi="Arakom"/>
                 <w:b w:val="false"/>
                 <w:bCs w:val="false"/>
                 <w:color w:val="111111"/>
@@ -4733,7 +4733,7 @@
             </w:pPr>
             <w:r>
               <w:rPr>
-                <w:rFonts w:ascii="Markazi Text" w:cs="Markazi Text" w:eastAsia="Markazi Text" w:hAnsi="Markazi Text"/>
+                <w:rFonts w:ascii="Arakom" w:cs="Arakom" w:eastAsia="Arakom" w:hAnsi="Arakom"/>
                 <w:b w:val="false"/>
                 <w:bCs w:val="false"/>
                 <w:color w:val="111111"/>
@@ -4805,7 +4805,7 @@
             </w:pPr>
             <w:r>
               <w:rPr>
-                <w:rFonts w:ascii="Markazi Text" w:cs="Markazi Text" w:eastAsia="Markazi Text" w:hAnsi="Markazi Text"/>
+                <w:rFonts w:ascii="Arakom" w:cs="Arakom" w:eastAsia="Arakom" w:hAnsi="Arakom"/>
                 <w:b w:val="false"/>
                 <w:bCs w:val="false"/>
                 <w:color w:val="111111"/>
@@ -4877,7 +4877,7 @@
             </w:pPr>
             <w:r>
               <w:rPr>
-                <w:rFonts w:ascii="Markazi Text" w:cs="Markazi Text" w:eastAsia="Markazi Text" w:hAnsi="Markazi Text"/>
+                <w:rFonts w:ascii="Arakom" w:cs="Arakom" w:eastAsia="Arakom" w:hAnsi="Arakom"/>
                 <w:b w:val="false"/>
                 <w:bCs w:val="false"/>
                 <w:color w:val="111111"/>
@@ -4949,7 +4949,7 @@
             </w:pPr>
             <w:r>
               <w:rPr>
-                <w:rFonts w:ascii="Markazi Text" w:cs="Markazi Text" w:eastAsia="Markazi Text" w:hAnsi="Markazi Text"/>
+                <w:rFonts w:ascii="Arakom" w:cs="Arakom" w:eastAsia="Arakom" w:hAnsi="Arakom"/>
                 <w:b w:val="false"/>
                 <w:bCs w:val="false"/>
                 <w:color w:val="111111"/>
@@ -5021,7 +5021,7 @@
             </w:pPr>
             <w:r>
               <w:rPr>
-                <w:rFonts w:ascii="Markazi Text" w:cs="Markazi Text" w:eastAsia="Markazi Text" w:hAnsi="Markazi Text"/>
+                <w:rFonts w:ascii="Arakom" w:cs="Arakom" w:eastAsia="Arakom" w:hAnsi="Arakom"/>
                 <w:b w:val="false"/>
                 <w:bCs w:val="false"/>
                 <w:color w:val="111111"/>
@@ -5290,7 +5290,7 @@
             </w:pPr>
             <w:r>
               <w:rPr>
-                <w:rFonts w:ascii="Markazi Text" w:cs="Markazi Text" w:eastAsia="Markazi Text" w:hAnsi="Markazi Text"/>
+                <w:rFonts w:ascii="Arakom" w:cs="Arakom" w:eastAsia="Arakom" w:hAnsi="Arakom"/>
                 <w:b w:val="false"/>
                 <w:bCs w:val="false"/>
                 <w:color w:val="111111"/>
@@ -5386,7 +5386,7 @@
             </w:pPr>
             <w:r>
               <w:rPr>
-                <w:rFonts w:ascii="Markazi Text" w:cs="Markazi Text" w:eastAsia="Markazi Text" w:hAnsi="Markazi Text"/>
+                <w:rFonts w:ascii="Arakom" w:cs="Arakom" w:eastAsia="Arakom" w:hAnsi="Arakom"/>
                 <w:b w:val="false"/>
                 <w:bCs w:val="false"/>
                 <w:color w:val="111111"/>
@@ -5482,7 +5482,7 @@
             </w:pPr>
             <w:r>
               <w:rPr>
-                <w:rFonts w:ascii="Markazi Text" w:cs="Markazi Text" w:eastAsia="Markazi Text" w:hAnsi="Markazi Text"/>
+                <w:rFonts w:ascii="Arakom" w:cs="Arakom" w:eastAsia="Arakom" w:hAnsi="Arakom"/>
                 <w:b w:val="false"/>
                 <w:bCs w:val="false"/>
                 <w:color w:val="111111"/>
@@ -5578,7 +5578,7 @@
             </w:pPr>
             <w:r>
               <w:rPr>
-                <w:rFonts w:ascii="Markazi Text" w:cs="Markazi Text" w:eastAsia="Markazi Text" w:hAnsi="Markazi Text"/>
+                <w:rFonts w:ascii="Arakom" w:cs="Arakom" w:eastAsia="Arakom" w:hAnsi="Arakom"/>
                 <w:b w:val="false"/>
                 <w:bCs w:val="false"/>
                 <w:color w:val="111111"/>
@@ -5674,7 +5674,7 @@
             </w:pPr>
             <w:r>
               <w:rPr>
-                <w:rFonts w:ascii="Markazi Text" w:cs="Markazi Text" w:eastAsia="Markazi Text" w:hAnsi="Markazi Text"/>
+                <w:rFonts w:ascii="Arakom" w:cs="Arakom" w:eastAsia="Arakom" w:hAnsi="Arakom"/>
                 <w:b w:val="false"/>
                 <w:bCs w:val="false"/>
                 <w:color w:val="111111"/>
@@ -6003,7 +6003,7 @@
             </w:pPr>
             <w:r>
               <w:rPr>
-                <w:rFonts w:ascii="Markazi Text" w:cs="Markazi Text" w:eastAsia="Markazi Text" w:hAnsi="Markazi Text"/>
+                <w:rFonts w:ascii="Arakom" w:cs="Arakom" w:eastAsia="Arakom" w:hAnsi="Arakom"/>
                 <w:b w:val="false"/>
                 <w:bCs w:val="false"/>
                 <w:color w:val="111111"/>
@@ -6099,7 +6099,7 @@
             </w:pPr>
             <w:r>
               <w:rPr>
-                <w:rFonts w:ascii="Markazi Text" w:cs="Markazi Text" w:eastAsia="Markazi Text" w:hAnsi="Markazi Text"/>
+                <w:rFonts w:ascii="Arakom" w:cs="Arakom" w:eastAsia="Arakom" w:hAnsi="Arakom"/>
                 <w:b w:val="false"/>
                 <w:bCs w:val="false"/>
                 <w:color w:val="111111"/>
@@ -6195,7 +6195,7 @@
             </w:pPr>
             <w:r>
               <w:rPr>
-                <w:rFonts w:ascii="Markazi Text" w:cs="Markazi Text" w:eastAsia="Markazi Text" w:hAnsi="Markazi Text"/>
+                <w:rFonts w:ascii="Arakom" w:cs="Arakom" w:eastAsia="Arakom" w:hAnsi="Arakom"/>
                 <w:b w:val="false"/>
                 <w:bCs w:val="false"/>
                 <w:color w:val="111111"/>
@@ -6291,7 +6291,7 @@
             </w:pPr>
             <w:r>
               <w:rPr>
-                <w:rFonts w:ascii="Markazi Text" w:cs="Markazi Text" w:eastAsia="Markazi Text" w:hAnsi="Markazi Text"/>
+                <w:rFonts w:ascii="Arakom" w:cs="Arakom" w:eastAsia="Arakom" w:hAnsi="Arakom"/>
                 <w:b w:val="false"/>
                 <w:bCs w:val="false"/>
                 <w:color w:val="111111"/>
@@ -6387,7 +6387,7 @@
             </w:pPr>
             <w:r>
               <w:rPr>
-                <w:rFonts w:ascii="Markazi Text" w:cs="Markazi Text" w:eastAsia="Markazi Text" w:hAnsi="Markazi Text"/>
+                <w:rFonts w:ascii="Arakom" w:cs="Arakom" w:eastAsia="Arakom" w:hAnsi="Arakom"/>
                 <w:b w:val="false"/>
                 <w:bCs w:val="false"/>
                 <w:color w:val="111111"/>
@@ -6539,7 +6539,7 @@
             </w:pPr>
             <w:r>
               <w:rPr>
-                <w:rFonts w:ascii="Markazi Text" w:cs="Markazi Text" w:eastAsia="Markazi Text" w:hAnsi="Markazi Text"/>
+                <w:rFonts w:ascii="Arakom" w:cs="Arakom" w:eastAsia="Arakom" w:hAnsi="Arakom"/>
                 <w:b w:val="false"/>
                 <w:bCs w:val="false"/>
                 <w:color w:val="111111"/>
@@ -7391,7 +7391,7 @@
             </w:pPr>
             <w:r>
               <w:rPr>
-                <w:rFonts w:ascii="Markazi Text" w:cs="Markazi Text" w:eastAsia="Markazi Text" w:hAnsi="Markazi Text"/>
+                <w:rFonts w:ascii="Arakom" w:cs="Arakom" w:eastAsia="Arakom" w:hAnsi="Arakom"/>
                 <w:b w:val="false"/>
                 <w:bCs w:val="false"/>
                 <w:color w:val="111111"/>
@@ -7579,7 +7579,7 @@
             </w:pPr>
             <w:r>
               <w:rPr>
-                <w:rFonts w:ascii="Markazi Text" w:cs="Markazi Text" w:eastAsia="Markazi Text" w:hAnsi="Markazi Text"/>
+                <w:rFonts w:ascii="Arakom" w:cs="Arakom" w:eastAsia="Arakom" w:hAnsi="Arakom"/>
                 <w:b w:val="false"/>
                 <w:bCs w:val="false"/>
                 <w:color w:val="111111"/>
@@ -7597,7 +7597,7 @@
             </w:pPr>
             <w:r>
               <w:rPr>
-                <w:rFonts w:ascii="Markazi Text" w:cs="Markazi Text" w:eastAsia="Markazi Text" w:hAnsi="Markazi Text"/>
+                <w:rFonts w:ascii="Arakom" w:cs="Arakom" w:eastAsia="Arakom" w:hAnsi="Arakom"/>
                 <w:b w:val="false"/>
                 <w:bCs w:val="false"/>
                 <w:color w:val="111111"/>
@@ -7615,7 +7615,7 @@
             </w:pPr>
             <w:r>
               <w:rPr>
-                <w:rFonts w:ascii="Markazi Text" w:cs="Markazi Text" w:eastAsia="Markazi Text" w:hAnsi="Markazi Text"/>
+                <w:rFonts w:ascii="Arakom" w:cs="Arakom" w:eastAsia="Arakom" w:hAnsi="Arakom"/>
                 <w:b w:val="false"/>
                 <w:bCs w:val="false"/>
                 <w:color w:val="111111"/>
